--- a/reports/Team03_Final_Report.docx
+++ b/reports/Team03_Final_Report.docx
@@ -36,6 +36,127 @@
     </w:p>
     <w:p>
       <w:pPr>
+        <w:pStyle w:val="Heading"/>
+        <w:jc w:val="center"/>
+      </w:pPr>
+      <w:r>
+        <w:t>Building Energy Efficiency</w:t>
+      </w:r>
+    </w:p>
+    <w:p>
+      <w:pPr>
+        <w:spacing w:line="480" w:lineRule="auto"/>
+        <w:jc w:val="center"/>
+        <w:rPr>
+          <w:rFonts w:ascii="Times New Roman" w:hAnsi="Times New Roman"/>
+        </w:rPr>
+      </w:pPr>
+    </w:p>
+    <w:p>
+      <w:pPr>
+        <w:spacing w:line="480" w:lineRule="auto"/>
+        <w:jc w:val="center"/>
+        <w:rPr>
+          <w:rFonts w:ascii="Times New Roman" w:hAnsi="Times New Roman"/>
+        </w:rPr>
+      </w:pPr>
+      <w:r>
+        <w:rPr>
+          <w:rFonts w:ascii="Times New Roman" w:hAnsi="Times New Roman"/>
+        </w:rPr>
+        <w:t>Brandon Smith and Matthan Call</w:t>
+      </w:r>
+    </w:p>
+    <w:p>
+      <w:pPr>
+        <w:spacing w:line="480" w:lineRule="auto"/>
+        <w:jc w:val="center"/>
+        <w:rPr>
+          <w:rFonts w:ascii="Times New Roman" w:hAnsi="Times New Roman"/>
+        </w:rPr>
+      </w:pPr>
+      <w:r>
+        <w:rPr>
+          <w:rFonts w:ascii="Times New Roman" w:hAnsi="Times New Roman"/>
+        </w:rPr>
+        <w:t>Middle Tennessee State University</w:t>
+      </w:r>
+    </w:p>
+    <w:p>
+      <w:pPr>
+        <w:spacing w:line="480" w:lineRule="auto"/>
+        <w:jc w:val="center"/>
+        <w:rPr>
+          <w:rFonts w:ascii="Times New Roman" w:hAnsi="Times New Roman"/>
+        </w:rPr>
+      </w:pPr>
+      <w:r>
+        <w:rPr>
+          <w:rFonts w:ascii="Times New Roman" w:hAnsi="Times New Roman"/>
+        </w:rPr>
+        <w:t>DATA 4950: Data Science Capstone</w:t>
+      </w:r>
+    </w:p>
+    <w:p>
+      <w:pPr>
+        <w:spacing w:line="480" w:lineRule="auto"/>
+        <w:jc w:val="center"/>
+        <w:rPr>
+          <w:rFonts w:ascii="Times New Roman" w:hAnsi="Times New Roman"/>
+        </w:rPr>
+      </w:pPr>
+      <w:r>
+        <w:rPr>
+          <w:rFonts w:ascii="Times New Roman" w:hAnsi="Times New Roman"/>
+        </w:rPr>
+        <w:t xml:space="preserve">Dr. </w:t>
+      </w:r>
+      <w:proofErr w:type="spellStart"/>
+      <w:r>
+        <w:rPr>
+          <w:rFonts w:ascii="Times New Roman" w:hAnsi="Times New Roman"/>
+        </w:rPr>
+        <w:t>Yanfang</w:t>
+      </w:r>
+      <w:proofErr w:type="spellEnd"/>
+      <w:r>
+        <w:rPr>
+          <w:rFonts w:ascii="Times New Roman" w:hAnsi="Times New Roman"/>
+        </w:rPr>
+        <w:t xml:space="preserve"> Liu</w:t>
+      </w:r>
+    </w:p>
+    <w:p>
+      <w:pPr>
+        <w:spacing w:line="480" w:lineRule="auto"/>
+        <w:jc w:val="center"/>
+        <w:rPr>
+          <w:rFonts w:ascii="Times New Roman" w:hAnsi="Times New Roman"/>
+        </w:rPr>
+      </w:pPr>
+      <w:r>
+        <w:rPr>
+          <w:rFonts w:ascii="Times New Roman" w:hAnsi="Times New Roman"/>
+        </w:rPr>
+        <w:t>04 May 2026</w:t>
+      </w:r>
+    </w:p>
+    <w:p>
+      <w:pPr>
+        <w:overflowPunct/>
+        <w:rPr>
+          <w:rFonts w:ascii="Times New Roman" w:hAnsi="Times New Roman"/>
+        </w:rPr>
+      </w:pPr>
+      <w:r>
+        <w:rPr>
+          <w:rFonts w:ascii="Times New Roman" w:hAnsi="Times New Roman"/>
+        </w:rPr>
+        <w:br w:type="page"/>
+      </w:r>
+    </w:p>
+    <w:p>
+      <w:pPr>
         <w:spacing w:line="480" w:lineRule="auto"/>
         <w:jc w:val="center"/>
         <w:rPr>
@@ -50,133 +171,6 @@
           <w:b/>
           <w:bCs/>
         </w:rPr>
-        <w:t>Building Energy Efficiency</w:t>
-      </w:r>
-    </w:p>
-    <w:p>
-      <w:pPr>
-        <w:spacing w:line="480" w:lineRule="auto"/>
-        <w:jc w:val="center"/>
-        <w:rPr>
-          <w:rFonts w:ascii="Times New Roman" w:hAnsi="Times New Roman"/>
-        </w:rPr>
-      </w:pPr>
-    </w:p>
-    <w:p>
-      <w:pPr>
-        <w:spacing w:line="480" w:lineRule="auto"/>
-        <w:jc w:val="center"/>
-        <w:rPr>
-          <w:rFonts w:ascii="Times New Roman" w:hAnsi="Times New Roman"/>
-        </w:rPr>
-      </w:pPr>
-      <w:r>
-        <w:rPr>
-          <w:rFonts w:ascii="Times New Roman" w:hAnsi="Times New Roman"/>
-        </w:rPr>
-        <w:t>Brandon Smith and Matthan Call</w:t>
-      </w:r>
-    </w:p>
-    <w:p>
-      <w:pPr>
-        <w:spacing w:line="480" w:lineRule="auto"/>
-        <w:jc w:val="center"/>
-        <w:rPr>
-          <w:rFonts w:ascii="Times New Roman" w:hAnsi="Times New Roman"/>
-        </w:rPr>
-      </w:pPr>
-      <w:r>
-        <w:rPr>
-          <w:rFonts w:ascii="Times New Roman" w:hAnsi="Times New Roman"/>
-        </w:rPr>
-        <w:t>Middle Tennessee State University</w:t>
-      </w:r>
-    </w:p>
-    <w:p>
-      <w:pPr>
-        <w:spacing w:line="480" w:lineRule="auto"/>
-        <w:jc w:val="center"/>
-        <w:rPr>
-          <w:rFonts w:ascii="Times New Roman" w:hAnsi="Times New Roman"/>
-        </w:rPr>
-      </w:pPr>
-      <w:r>
-        <w:rPr>
-          <w:rFonts w:ascii="Times New Roman" w:hAnsi="Times New Roman"/>
-        </w:rPr>
-        <w:t>DATA 4950: Data Science Capstone</w:t>
-      </w:r>
-    </w:p>
-    <w:p>
-      <w:pPr>
-        <w:spacing w:line="480" w:lineRule="auto"/>
-        <w:jc w:val="center"/>
-        <w:rPr>
-          <w:rFonts w:ascii="Times New Roman" w:hAnsi="Times New Roman"/>
-        </w:rPr>
-      </w:pPr>
-      <w:r>
-        <w:rPr>
-          <w:rFonts w:ascii="Times New Roman" w:hAnsi="Times New Roman"/>
-        </w:rPr>
-        <w:t xml:space="preserve">Dr. </w:t>
-      </w:r>
-      <w:proofErr w:type="spellStart"/>
-      <w:r>
-        <w:rPr>
-          <w:rFonts w:ascii="Times New Roman" w:hAnsi="Times New Roman"/>
-        </w:rPr>
-        <w:t>Yanfang</w:t>
-      </w:r>
-      <w:proofErr w:type="spellEnd"/>
-      <w:r>
-        <w:rPr>
-          <w:rFonts w:ascii="Times New Roman" w:hAnsi="Times New Roman"/>
-        </w:rPr>
-        <w:t xml:space="preserve"> Liu</w:t>
-      </w:r>
-    </w:p>
-    <w:p>
-      <w:pPr>
-        <w:spacing w:line="480" w:lineRule="auto"/>
-        <w:jc w:val="center"/>
-        <w:rPr>
-          <w:rFonts w:ascii="Times New Roman" w:hAnsi="Times New Roman"/>
-        </w:rPr>
-      </w:pPr>
-      <w:r>
-        <w:rPr>
-          <w:rFonts w:ascii="Times New Roman" w:hAnsi="Times New Roman"/>
-        </w:rPr>
-        <w:t>04 May 2026</w:t>
-      </w:r>
-    </w:p>
-    <w:p>
-      <w:pPr>
-        <w:overflowPunct/>
-        <w:rPr>
-          <w:rFonts w:ascii="Times New Roman" w:hAnsi="Times New Roman"/>
-        </w:rPr>
-      </w:pPr>
-      <w:r>
-        <w:rPr>
-          <w:rFonts w:ascii="Times New Roman" w:hAnsi="Times New Roman"/>
-        </w:rPr>
-        <w:br w:type="page"/>
-      </w:r>
-    </w:p>
-    <w:p>
-      <w:pPr>
-        <w:spacing w:line="480" w:lineRule="auto"/>
-        <w:jc w:val="center"/>
-        <w:rPr>
-          <w:rFonts w:ascii="Times New Roman" w:hAnsi="Times New Roman"/>
-        </w:rPr>
-      </w:pPr>
-      <w:r>
-        <w:rPr>
-          <w:rFonts w:ascii="Times New Roman" w:hAnsi="Times New Roman"/>
-        </w:rPr>
         <w:lastRenderedPageBreak/>
         <w:t>Executive Summary</w:t>
       </w:r>
@@ -218,14 +212,12 @@
         </w:rPr>
         <w:t xml:space="preserve"> temperatures </w:t>
       </w:r>
-      <w:proofErr w:type="gramStart"/>
-      <w:r>
-        <w:rPr>
-          <w:rFonts w:ascii="Times New Roman" w:hAnsi="Times New Roman"/>
-        </w:rPr>
-        <w:t>in order to</w:t>
-      </w:r>
-      <w:proofErr w:type="gramEnd"/>
+      <w:r>
+        <w:rPr>
+          <w:rFonts w:ascii="Times New Roman" w:hAnsi="Times New Roman"/>
+        </w:rPr>
+        <w:t>to</w:t>
+      </w:r>
       <w:r>
         <w:rPr>
           <w:rFonts w:ascii="Times New Roman" w:hAnsi="Times New Roman"/>
@@ -499,11 +491,15 @@
         <w:jc w:val="center"/>
         <w:rPr>
           <w:rFonts w:ascii="Times New Roman" w:hAnsi="Times New Roman"/>
-        </w:rPr>
-      </w:pPr>
-      <w:r>
-        <w:rPr>
-          <w:rFonts w:ascii="Times New Roman" w:hAnsi="Times New Roman"/>
+          <w:b/>
+          <w:bCs/>
+        </w:rPr>
+      </w:pPr>
+      <w:r>
+        <w:rPr>
+          <w:rFonts w:ascii="Times New Roman" w:hAnsi="Times New Roman"/>
+          <w:b/>
+          <w:bCs/>
         </w:rPr>
         <w:t>Problem Statement and Data Description</w:t>
       </w:r>
@@ -586,14 +582,12 @@
         </w:rPr>
         <w:t xml:space="preserve">The dataset consisted of 768 observations with multiple numerical and </w:t>
       </w:r>
-      <w:proofErr w:type="gramStart"/>
-      <w:r>
-        <w:rPr>
-          <w:rFonts w:ascii="Times New Roman" w:hAnsi="Times New Roman"/>
-        </w:rPr>
-        <w:t>categorical  variables</w:t>
-      </w:r>
-      <w:proofErr w:type="gramEnd"/>
+      <w:r>
+        <w:rPr>
+          <w:rFonts w:ascii="Times New Roman" w:hAnsi="Times New Roman"/>
+        </w:rPr>
+        <w:t>categorical variables</w:t>
+      </w:r>
       <w:r>
         <w:rPr>
           <w:rFonts w:ascii="Times New Roman" w:hAnsi="Times New Roman"/>
@@ -704,9 +698,6 @@
       <w:pPr>
         <w:spacing w:line="480" w:lineRule="auto"/>
         <w:ind w:firstLine="709"/>
-        <w:rPr>
-          <w:rFonts w:ascii="Times New Roman" w:hAnsi="Times New Roman"/>
-        </w:rPr>
       </w:pPr>
       <w:r>
         <w:rPr>
@@ -724,8 +715,104 @@
         <w:rPr>
           <w:rFonts w:ascii="Times New Roman" w:hAnsi="Times New Roman"/>
         </w:rPr>
-        <w:t>to nearly identical levels of correlations with the other variables as heating load, indicating a strong level of collinearity.</w:t>
-      </w:r>
+        <w:t xml:space="preserve">to nearly identical levels of </w:t>
+      </w:r>
+      <w:r>
+        <w:rPr>
+          <w:rFonts w:ascii="Times New Roman" w:hAnsi="Times New Roman"/>
+        </w:rPr>
+        <w:lastRenderedPageBreak/>
+        <w:t>correlations with the other variables as heating load, indicating a strong level of collinearity.</w:t>
+      </w:r>
+      <w:r>
+        <w:t xml:space="preserve"> </w:t>
+      </w:r>
+      <w:r>
+        <w:rPr>
+          <w:noProof/>
+        </w:rPr>
+        <w:drawing>
+          <wp:inline distT="0" distB="0" distL="0" distR="0" wp14:anchorId="5084DCA2" wp14:editId="27E29677">
+            <wp:extent cx="5943600" cy="7002145"/>
+            <wp:effectExtent l="0" t="0" r="0" b="0"/>
+            <wp:docPr id="346285870" name="Picture 1"/>
+            <wp:cNvGraphicFramePr>
+              <a:graphicFrameLocks xmlns:a="http://schemas.openxmlformats.org/drawingml/2006/main" noChangeAspect="1"/>
+            </wp:cNvGraphicFramePr>
+            <a:graphic xmlns:a="http://schemas.openxmlformats.org/drawingml/2006/main">
+              <a:graphicData uri="http://schemas.openxmlformats.org/drawingml/2006/picture">
+                <pic:pic xmlns:pic="http://schemas.openxmlformats.org/drawingml/2006/picture">
+                  <pic:nvPicPr>
+                    <pic:cNvPr id="0" name="Picture 1"/>
+                    <pic:cNvPicPr>
+                      <a:picLocks noChangeAspect="1" noChangeArrowheads="1"/>
+                    </pic:cNvPicPr>
+                  </pic:nvPicPr>
+                  <pic:blipFill>
+                    <a:blip r:embed="rId7" cstate="print">
+                      <a:extLst>
+                        <a:ext uri="{28A0092B-C50C-407E-A947-70E740481C1C}">
+                          <a14:useLocalDpi xmlns:a14="http://schemas.microsoft.com/office/drawing/2010/main" val="0"/>
+                        </a:ext>
+                      </a:extLst>
+                    </a:blip>
+                    <a:srcRect/>
+                    <a:stretch>
+                      <a:fillRect/>
+                    </a:stretch>
+                  </pic:blipFill>
+                  <pic:spPr bwMode="auto">
+                    <a:xfrm>
+                      <a:off x="0" y="0"/>
+                      <a:ext cx="5943600" cy="7002145"/>
+                    </a:xfrm>
+                    <a:prstGeom prst="rect">
+                      <a:avLst/>
+                    </a:prstGeom>
+                    <a:noFill/>
+                    <a:ln>
+                      <a:noFill/>
+                    </a:ln>
+                  </pic:spPr>
+                </pic:pic>
+              </a:graphicData>
+            </a:graphic>
+          </wp:inline>
+        </w:drawing>
+      </w:r>
+    </w:p>
+    <w:p>
+      <w:pPr>
+        <w:spacing w:line="480" w:lineRule="auto"/>
+        <w:ind w:firstLine="709"/>
+        <w:rPr>
+          <w:rFonts w:ascii="Times New Roman" w:hAnsi="Times New Roman" w:cs="Times New Roman"/>
+        </w:rPr>
+      </w:pPr>
+      <w:r>
+        <w:tab/>
+      </w:r>
+      <w:r>
+        <w:tab/>
+      </w:r>
+      <w:r>
+        <w:tab/>
+      </w:r>
+      <w:r>
+        <w:rPr>
+          <w:rFonts w:ascii="Times New Roman" w:hAnsi="Times New Roman" w:cs="Times New Roman"/>
+        </w:rPr>
+        <w:t>Correlation matrix of the variables.</w:t>
+      </w:r>
+    </w:p>
+    <w:p>
+      <w:pPr>
+        <w:spacing w:line="480" w:lineRule="auto"/>
+        <w:ind w:firstLine="709"/>
+        <w:rPr>
+          <w:rFonts w:ascii="Times New Roman" w:hAnsi="Times New Roman" w:cs="Times New Roman"/>
+        </w:rPr>
+      </w:pPr>
     </w:p>
     <w:p>
       <w:pPr>
@@ -733,12 +820,17 @@
         <w:jc w:val="center"/>
         <w:rPr>
           <w:rFonts w:ascii="Times New Roman" w:hAnsi="Times New Roman"/>
-        </w:rPr>
-      </w:pPr>
-      <w:r>
-        <w:rPr>
-          <w:rFonts w:ascii="Times New Roman" w:hAnsi="Times New Roman"/>
-        </w:rPr>
+          <w:b/>
+          <w:bCs/>
+        </w:rPr>
+      </w:pPr>
+      <w:r>
+        <w:rPr>
+          <w:rFonts w:ascii="Times New Roman" w:hAnsi="Times New Roman"/>
+          <w:b/>
+          <w:bCs/>
+        </w:rPr>
+        <w:lastRenderedPageBreak/>
         <w:t>Exploratory Data Analysis</w:t>
       </w:r>
     </w:p>
@@ -808,27 +900,145 @@
         <w:rPr>
           <w:rFonts w:ascii="Times New Roman" w:hAnsi="Times New Roman"/>
         </w:rPr>
-        <w:t xml:space="preserve"> demonstrated a strong correlation with the target variable. These relationships </w:t>
-      </w:r>
+        <w:t xml:space="preserve"> demonstrated a strong correlation with the target </w:t>
+      </w:r>
+      <w:r>
+        <w:rPr>
+          <w:rFonts w:ascii="Times New Roman" w:hAnsi="Times New Roman"/>
+        </w:rPr>
+        <w:t>variable (.91,</w:t>
+      </w:r>
+      <w:r>
+        <w:rPr>
+          <w:rFonts w:ascii="Times New Roman" w:hAnsi="Times New Roman"/>
+        </w:rPr>
+        <w:t xml:space="preserve"> and</w:t>
+      </w:r>
+      <w:r>
+        <w:rPr>
+          <w:rFonts w:ascii="Times New Roman" w:hAnsi="Times New Roman"/>
+        </w:rPr>
+        <w:t xml:space="preserve"> -0.85</w:t>
+      </w:r>
+      <w:r>
+        <w:rPr>
+          <w:rFonts w:ascii="Times New Roman" w:hAnsi="Times New Roman"/>
+        </w:rPr>
+        <w:t>, respectively)</w:t>
+      </w:r>
+      <w:r>
+        <w:rPr>
+          <w:rFonts w:ascii="Times New Roman" w:hAnsi="Times New Roman"/>
+        </w:rPr>
+        <w:t>. These relationships reinforce the importance of the structural configuration of the building in determining energy efficiency.</w:t>
+      </w:r>
+    </w:p>
+    <w:p>
+      <w:pPr>
+        <w:spacing w:line="480" w:lineRule="auto"/>
+        <w:rPr>
+          <w:rFonts w:ascii="Times New Roman" w:hAnsi="Times New Roman"/>
+        </w:rPr>
+      </w:pPr>
+      <w:r>
+        <w:rPr>
+          <w:noProof/>
+        </w:rPr>
+        <w:drawing>
+          <wp:inline distT="0" distB="0" distL="0" distR="0" wp14:anchorId="7443E1CF" wp14:editId="6EA7424D">
+            <wp:extent cx="5943600" cy="4377690"/>
+            <wp:effectExtent l="0" t="0" r="0" b="0"/>
+            <wp:docPr id="1105056822" name="Picture 2"/>
+            <wp:cNvGraphicFramePr>
+              <a:graphicFrameLocks xmlns:a="http://schemas.openxmlformats.org/drawingml/2006/main" noChangeAspect="1"/>
+            </wp:cNvGraphicFramePr>
+            <a:graphic xmlns:a="http://schemas.openxmlformats.org/drawingml/2006/main">
+              <a:graphicData uri="http://schemas.openxmlformats.org/drawingml/2006/picture">
+                <pic:pic xmlns:pic="http://schemas.openxmlformats.org/drawingml/2006/picture">
+                  <pic:nvPicPr>
+                    <pic:cNvPr id="0" name="Picture 3"/>
+                    <pic:cNvPicPr>
+                      <a:picLocks noChangeAspect="1" noChangeArrowheads="1"/>
+                    </pic:cNvPicPr>
+                  </pic:nvPicPr>
+                  <pic:blipFill>
+                    <a:blip r:embed="rId8" cstate="print">
+                      <a:extLst>
+                        <a:ext uri="{28A0092B-C50C-407E-A947-70E740481C1C}">
+                          <a14:useLocalDpi xmlns:a14="http://schemas.microsoft.com/office/drawing/2010/main" val="0"/>
+                        </a:ext>
+                      </a:extLst>
+                    </a:blip>
+                    <a:srcRect/>
+                    <a:stretch>
+                      <a:fillRect/>
+                    </a:stretch>
+                  </pic:blipFill>
+                  <pic:spPr bwMode="auto">
+                    <a:xfrm>
+                      <a:off x="0" y="0"/>
+                      <a:ext cx="5943600" cy="4377690"/>
+                    </a:xfrm>
+                    <a:prstGeom prst="rect">
+                      <a:avLst/>
+                    </a:prstGeom>
+                    <a:noFill/>
+                    <a:ln>
+                      <a:noFill/>
+                    </a:ln>
+                  </pic:spPr>
+                </pic:pic>
+              </a:graphicData>
+            </a:graphic>
+          </wp:inline>
+        </w:drawing>
+      </w:r>
+    </w:p>
+    <w:p>
+      <w:pPr>
+        <w:spacing w:line="480" w:lineRule="auto"/>
+        <w:rPr>
+          <w:rFonts w:ascii="Times New Roman" w:hAnsi="Times New Roman"/>
+        </w:rPr>
+      </w:pPr>
+      <w:r>
+        <w:rPr>
+          <w:rFonts w:ascii="Times New Roman" w:hAnsi="Times New Roman"/>
+        </w:rPr>
+        <w:tab/>
+      </w:r>
+      <w:r>
+        <w:rPr>
+          <w:rFonts w:ascii="Times New Roman" w:hAnsi="Times New Roman"/>
+        </w:rPr>
+        <w:tab/>
+      </w:r>
+      <w:r>
+        <w:rPr>
+          <w:rFonts w:ascii="Times New Roman" w:hAnsi="Times New Roman"/>
+        </w:rPr>
+        <w:tab/>
+      </w:r>
+      <w:r>
+        <w:rPr>
+          <w:rFonts w:ascii="Times New Roman" w:hAnsi="Times New Roman"/>
+        </w:rPr>
+        <w:tab/>
+        <w:t xml:space="preserve">    Correlation Matrix of Features</w:t>
+      </w:r>
+    </w:p>
+    <w:p>
+      <w:pPr>
+        <w:spacing w:line="480" w:lineRule="auto"/>
+        <w:rPr>
+          <w:rFonts w:ascii="Times New Roman" w:hAnsi="Times New Roman"/>
+        </w:rPr>
+      </w:pPr>
       <w:r>
         <w:rPr>
           <w:rFonts w:ascii="Times New Roman" w:hAnsi="Times New Roman"/>
         </w:rPr>
         <w:lastRenderedPageBreak/>
-        <w:t>reinforce the importance of the structural configuration of the building in determining energy efficiency.</w:t>
-      </w:r>
-    </w:p>
-    <w:p>
-      <w:pPr>
-        <w:spacing w:line="480" w:lineRule="auto"/>
-        <w:rPr>
-          <w:rFonts w:ascii="Times New Roman" w:hAnsi="Times New Roman"/>
-        </w:rPr>
-      </w:pPr>
-      <w:r>
-        <w:rPr>
-          <w:rFonts w:ascii="Times New Roman" w:hAnsi="Times New Roman"/>
-        </w:rPr>
         <w:tab/>
         <w:t>Multicollinearity</w:t>
       </w:r>
@@ -836,16 +1046,38 @@
         <w:rPr>
           <w:rFonts w:ascii="Times New Roman" w:hAnsi="Times New Roman"/>
         </w:rPr>
-        <w:t xml:space="preserve"> was present among several features, as increasing a building’s height will likely increase its wall area and total surface area. Due to this, more robust regression models were </w:t>
-      </w:r>
-      <w:proofErr w:type="gramStart"/>
-      <w:r>
-        <w:rPr>
-          <w:rFonts w:ascii="Times New Roman" w:hAnsi="Times New Roman"/>
-        </w:rPr>
-        <w:t>used  instead</w:t>
-      </w:r>
-      <w:proofErr w:type="gramEnd"/>
+        <w:t xml:space="preserve"> was present among several features, as increasing a building’s height will likely increase its wall area</w:t>
+      </w:r>
+      <w:r>
+        <w:rPr>
+          <w:rFonts w:ascii="Times New Roman" w:hAnsi="Times New Roman"/>
+        </w:rPr>
+        <w:t xml:space="preserve"> (0.27)</w:t>
+      </w:r>
+      <w:r>
+        <w:rPr>
+          <w:rFonts w:ascii="Times New Roman" w:hAnsi="Times New Roman"/>
+        </w:rPr>
+        <w:t xml:space="preserve"> and total surface area</w:t>
+      </w:r>
+      <w:r>
+        <w:rPr>
+          <w:rFonts w:ascii="Times New Roman" w:hAnsi="Times New Roman"/>
+        </w:rPr>
+        <w:t xml:space="preserve"> (-0.86)</w:t>
+      </w:r>
+      <w:r>
+        <w:rPr>
+          <w:rFonts w:ascii="Times New Roman" w:hAnsi="Times New Roman"/>
+        </w:rPr>
+        <w:t xml:space="preserve">. Due to this, more robust regression models were </w:t>
+      </w:r>
+      <w:r>
+        <w:rPr>
+          <w:rFonts w:ascii="Times New Roman" w:hAnsi="Times New Roman"/>
+        </w:rPr>
+        <w:t>used instead</w:t>
+      </w:r>
       <w:r>
         <w:rPr>
           <w:rFonts w:ascii="Times New Roman" w:hAnsi="Times New Roman"/>
@@ -859,11 +1091,15 @@
         <w:jc w:val="center"/>
         <w:rPr>
           <w:rFonts w:ascii="Times New Roman" w:hAnsi="Times New Roman"/>
-        </w:rPr>
-      </w:pPr>
-      <w:r>
-        <w:rPr>
-          <w:rFonts w:ascii="Times New Roman" w:hAnsi="Times New Roman"/>
+          <w:b/>
+          <w:bCs/>
+        </w:rPr>
+      </w:pPr>
+      <w:r>
+        <w:rPr>
+          <w:rFonts w:ascii="Times New Roman" w:hAnsi="Times New Roman"/>
+          <w:b/>
+          <w:bCs/>
         </w:rPr>
         <w:t>Data Preprocessing</w:t>
       </w:r>
@@ -887,20 +1123,763 @@
         </w:rPr>
         <w:t xml:space="preserve">Data preprocessing was performed to prepare the dataset for use across multiple models by ensuring consistency across the dataset. The dataset did not contain any missing values or clearly incorrect inputs, so no values had to </w:t>
       </w:r>
-      <w:proofErr w:type="gramStart"/>
-      <w:r>
-        <w:rPr>
-          <w:rFonts w:ascii="Times New Roman" w:hAnsi="Times New Roman"/>
-        </w:rPr>
-        <w:t>me</w:t>
-      </w:r>
-      <w:proofErr w:type="gramEnd"/>
+      <w:r>
+        <w:rPr>
+          <w:rFonts w:ascii="Times New Roman" w:hAnsi="Times New Roman"/>
+        </w:rPr>
+        <w:t>be</w:t>
+      </w:r>
       <w:r>
         <w:rPr>
           <w:rFonts w:ascii="Times New Roman" w:hAnsi="Times New Roman"/>
         </w:rPr>
         <w:t xml:space="preserve"> imputed or removed, allowing for all 768 observations to be retained.</w:t>
       </w:r>
+    </w:p>
+    <w:tbl>
+      <w:tblPr>
+        <w:tblStyle w:val="TableGrid"/>
+        <w:tblW w:w="0" w:type="auto"/>
+        <w:tblLook w:val="04A0" w:firstRow="1" w:lastRow="0" w:firstColumn="1" w:lastColumn="0" w:noHBand="0" w:noVBand="1"/>
+      </w:tblPr>
+      <w:tblGrid>
+        <w:gridCol w:w="2394"/>
+        <w:gridCol w:w="2394"/>
+        <w:gridCol w:w="2394"/>
+        <w:gridCol w:w="2394"/>
+      </w:tblGrid>
+      <w:tr>
+        <w:tc>
+          <w:tcPr>
+            <w:tcW w:w="2394" w:type="dxa"/>
+          </w:tcPr>
+          <w:p>
+            <w:pPr>
+              <w:spacing w:line="480" w:lineRule="auto"/>
+              <w:rPr>
+                <w:rFonts w:ascii="Times New Roman" w:hAnsi="Times New Roman"/>
+              </w:rPr>
+            </w:pPr>
+            <w:r>
+              <w:rPr>
+                <w:rFonts w:ascii="Times New Roman" w:hAnsi="Times New Roman"/>
+              </w:rPr>
+              <w:t>Column</w:t>
+            </w:r>
+          </w:p>
+        </w:tc>
+        <w:tc>
+          <w:tcPr>
+            <w:tcW w:w="2394" w:type="dxa"/>
+          </w:tcPr>
+          <w:p>
+            <w:pPr>
+              <w:spacing w:line="480" w:lineRule="auto"/>
+              <w:rPr>
+                <w:rFonts w:ascii="Times New Roman" w:hAnsi="Times New Roman"/>
+              </w:rPr>
+            </w:pPr>
+            <w:r>
+              <w:rPr>
+                <w:rFonts w:ascii="Times New Roman" w:hAnsi="Times New Roman"/>
+              </w:rPr>
+              <w:t>% Affected</w:t>
+            </w:r>
+          </w:p>
+        </w:tc>
+        <w:tc>
+          <w:tcPr>
+            <w:tcW w:w="2394" w:type="dxa"/>
+          </w:tcPr>
+          <w:p>
+            <w:pPr>
+              <w:spacing w:line="480" w:lineRule="auto"/>
+              <w:rPr>
+                <w:rFonts w:ascii="Times New Roman" w:hAnsi="Times New Roman"/>
+              </w:rPr>
+            </w:pPr>
+            <w:r>
+              <w:rPr>
+                <w:rFonts w:ascii="Times New Roman" w:hAnsi="Times New Roman"/>
+              </w:rPr>
+              <w:t>Decision</w:t>
+            </w:r>
+          </w:p>
+        </w:tc>
+        <w:tc>
+          <w:tcPr>
+            <w:tcW w:w="2394" w:type="dxa"/>
+          </w:tcPr>
+          <w:p>
+            <w:pPr>
+              <w:spacing w:line="480" w:lineRule="auto"/>
+              <w:rPr>
+                <w:rFonts w:ascii="Times New Roman" w:hAnsi="Times New Roman"/>
+              </w:rPr>
+            </w:pPr>
+            <w:r>
+              <w:rPr>
+                <w:rFonts w:ascii="Times New Roman" w:hAnsi="Times New Roman"/>
+              </w:rPr>
+              <w:t>Reasoning</w:t>
+            </w:r>
+          </w:p>
+        </w:tc>
+      </w:tr>
+      <w:tr>
+        <w:tc>
+          <w:tcPr>
+            <w:tcW w:w="2394" w:type="dxa"/>
+          </w:tcPr>
+          <w:p>
+            <w:pPr>
+              <w:spacing w:line="480" w:lineRule="auto"/>
+              <w:rPr>
+                <w:rFonts w:ascii="Times New Roman" w:hAnsi="Times New Roman"/>
+              </w:rPr>
+            </w:pPr>
+            <w:proofErr w:type="spellStart"/>
+            <w:r>
+              <w:rPr>
+                <w:rFonts w:ascii="Times New Roman" w:hAnsi="Times New Roman"/>
+              </w:rPr>
+              <w:t>relative_compactness</w:t>
+            </w:r>
+            <w:proofErr w:type="spellEnd"/>
+          </w:p>
+        </w:tc>
+        <w:tc>
+          <w:tcPr>
+            <w:tcW w:w="2394" w:type="dxa"/>
+          </w:tcPr>
+          <w:p>
+            <w:pPr>
+              <w:spacing w:line="480" w:lineRule="auto"/>
+              <w:rPr>
+                <w:rFonts w:ascii="Times New Roman" w:hAnsi="Times New Roman"/>
+              </w:rPr>
+            </w:pPr>
+            <w:r>
+              <w:rPr>
+                <w:rFonts w:ascii="Times New Roman" w:hAnsi="Times New Roman"/>
+              </w:rPr>
+              <w:t>0</w:t>
+            </w:r>
+          </w:p>
+        </w:tc>
+        <w:tc>
+          <w:tcPr>
+            <w:tcW w:w="2394" w:type="dxa"/>
+          </w:tcPr>
+          <w:p>
+            <w:pPr>
+              <w:spacing w:line="480" w:lineRule="auto"/>
+              <w:rPr>
+                <w:rFonts w:ascii="Times New Roman" w:hAnsi="Times New Roman"/>
+              </w:rPr>
+            </w:pPr>
+            <w:r>
+              <w:rPr>
+                <w:rFonts w:ascii="Times New Roman" w:hAnsi="Times New Roman"/>
+              </w:rPr>
+              <w:t>Leave as is</w:t>
+            </w:r>
+          </w:p>
+        </w:tc>
+        <w:tc>
+          <w:tcPr>
+            <w:tcW w:w="2394" w:type="dxa"/>
+          </w:tcPr>
+          <w:p>
+            <w:pPr>
+              <w:spacing w:line="480" w:lineRule="auto"/>
+              <w:rPr>
+                <w:rFonts w:ascii="Times New Roman" w:hAnsi="Times New Roman"/>
+              </w:rPr>
+            </w:pPr>
+            <w:r>
+              <w:rPr>
+                <w:rFonts w:ascii="Times New Roman" w:hAnsi="Times New Roman"/>
+              </w:rPr>
+              <w:t>Lack of missing values or outliers</w:t>
+            </w:r>
+          </w:p>
+        </w:tc>
+      </w:tr>
+      <w:tr>
+        <w:tc>
+          <w:tcPr>
+            <w:tcW w:w="2394" w:type="dxa"/>
+          </w:tcPr>
+          <w:p>
+            <w:pPr>
+              <w:spacing w:line="480" w:lineRule="auto"/>
+              <w:rPr>
+                <w:rFonts w:ascii="Times New Roman" w:hAnsi="Times New Roman"/>
+              </w:rPr>
+            </w:pPr>
+            <w:proofErr w:type="spellStart"/>
+            <w:r>
+              <w:rPr>
+                <w:rFonts w:ascii="Times New Roman" w:hAnsi="Times New Roman"/>
+              </w:rPr>
+              <w:t>surface_area</w:t>
+            </w:r>
+            <w:proofErr w:type="spellEnd"/>
+          </w:p>
+        </w:tc>
+        <w:tc>
+          <w:tcPr>
+            <w:tcW w:w="2394" w:type="dxa"/>
+          </w:tcPr>
+          <w:p>
+            <w:pPr>
+              <w:spacing w:line="480" w:lineRule="auto"/>
+              <w:rPr>
+                <w:rFonts w:ascii="Times New Roman" w:hAnsi="Times New Roman"/>
+              </w:rPr>
+            </w:pPr>
+            <w:r>
+              <w:rPr>
+                <w:rFonts w:ascii="Times New Roman" w:hAnsi="Times New Roman"/>
+              </w:rPr>
+              <w:t>0</w:t>
+            </w:r>
+          </w:p>
+        </w:tc>
+        <w:tc>
+          <w:tcPr>
+            <w:tcW w:w="2394" w:type="dxa"/>
+          </w:tcPr>
+          <w:p>
+            <w:pPr>
+              <w:spacing w:line="480" w:lineRule="auto"/>
+              <w:rPr>
+                <w:rFonts w:ascii="Times New Roman" w:hAnsi="Times New Roman"/>
+              </w:rPr>
+            </w:pPr>
+            <w:r>
+              <w:rPr>
+                <w:rFonts w:ascii="Times New Roman" w:hAnsi="Times New Roman"/>
+              </w:rPr>
+              <w:t>Leave as is</w:t>
+            </w:r>
+          </w:p>
+        </w:tc>
+        <w:tc>
+          <w:tcPr>
+            <w:tcW w:w="2394" w:type="dxa"/>
+          </w:tcPr>
+          <w:p>
+            <w:pPr>
+              <w:spacing w:line="480" w:lineRule="auto"/>
+              <w:rPr>
+                <w:rFonts w:ascii="Times New Roman" w:hAnsi="Times New Roman"/>
+              </w:rPr>
+            </w:pPr>
+            <w:r>
+              <w:rPr>
+                <w:rFonts w:ascii="Times New Roman" w:hAnsi="Times New Roman"/>
+              </w:rPr>
+              <w:t>Lack of missing values or outliers</w:t>
+            </w:r>
+          </w:p>
+        </w:tc>
+      </w:tr>
+      <w:tr>
+        <w:tc>
+          <w:tcPr>
+            <w:tcW w:w="2394" w:type="dxa"/>
+          </w:tcPr>
+          <w:p>
+            <w:pPr>
+              <w:spacing w:line="480" w:lineRule="auto"/>
+              <w:rPr>
+                <w:rFonts w:ascii="Times New Roman" w:hAnsi="Times New Roman"/>
+              </w:rPr>
+            </w:pPr>
+            <w:proofErr w:type="spellStart"/>
+            <w:r>
+              <w:rPr>
+                <w:rFonts w:ascii="Times New Roman" w:hAnsi="Times New Roman"/>
+              </w:rPr>
+              <w:t>wall_area</w:t>
+            </w:r>
+            <w:proofErr w:type="spellEnd"/>
+          </w:p>
+        </w:tc>
+        <w:tc>
+          <w:tcPr>
+            <w:tcW w:w="2394" w:type="dxa"/>
+          </w:tcPr>
+          <w:p>
+            <w:pPr>
+              <w:spacing w:line="480" w:lineRule="auto"/>
+              <w:rPr>
+                <w:rFonts w:ascii="Times New Roman" w:hAnsi="Times New Roman"/>
+              </w:rPr>
+            </w:pPr>
+            <w:r>
+              <w:rPr>
+                <w:rFonts w:ascii="Times New Roman" w:hAnsi="Times New Roman"/>
+              </w:rPr>
+              <w:t>0</w:t>
+            </w:r>
+          </w:p>
+        </w:tc>
+        <w:tc>
+          <w:tcPr>
+            <w:tcW w:w="2394" w:type="dxa"/>
+          </w:tcPr>
+          <w:p>
+            <w:pPr>
+              <w:spacing w:line="480" w:lineRule="auto"/>
+              <w:rPr>
+                <w:rFonts w:ascii="Times New Roman" w:hAnsi="Times New Roman"/>
+              </w:rPr>
+            </w:pPr>
+            <w:r>
+              <w:rPr>
+                <w:rFonts w:ascii="Times New Roman" w:hAnsi="Times New Roman"/>
+              </w:rPr>
+              <w:t>Leave as is</w:t>
+            </w:r>
+          </w:p>
+        </w:tc>
+        <w:tc>
+          <w:tcPr>
+            <w:tcW w:w="2394" w:type="dxa"/>
+          </w:tcPr>
+          <w:p>
+            <w:pPr>
+              <w:spacing w:line="480" w:lineRule="auto"/>
+              <w:rPr>
+                <w:rFonts w:ascii="Times New Roman" w:hAnsi="Times New Roman"/>
+              </w:rPr>
+            </w:pPr>
+            <w:r>
+              <w:rPr>
+                <w:rFonts w:ascii="Times New Roman" w:hAnsi="Times New Roman"/>
+              </w:rPr>
+              <w:t>Lack of missing values or outliers</w:t>
+            </w:r>
+          </w:p>
+        </w:tc>
+      </w:tr>
+      <w:tr>
+        <w:tc>
+          <w:tcPr>
+            <w:tcW w:w="2394" w:type="dxa"/>
+          </w:tcPr>
+          <w:p>
+            <w:pPr>
+              <w:spacing w:line="480" w:lineRule="auto"/>
+              <w:rPr>
+                <w:rFonts w:ascii="Times New Roman" w:hAnsi="Times New Roman"/>
+              </w:rPr>
+            </w:pPr>
+            <w:proofErr w:type="spellStart"/>
+            <w:r>
+              <w:rPr>
+                <w:rFonts w:ascii="Times New Roman" w:hAnsi="Times New Roman"/>
+              </w:rPr>
+              <w:t>roof_area</w:t>
+            </w:r>
+            <w:proofErr w:type="spellEnd"/>
+          </w:p>
+        </w:tc>
+        <w:tc>
+          <w:tcPr>
+            <w:tcW w:w="2394" w:type="dxa"/>
+          </w:tcPr>
+          <w:p>
+            <w:pPr>
+              <w:spacing w:line="480" w:lineRule="auto"/>
+              <w:rPr>
+                <w:rFonts w:ascii="Times New Roman" w:hAnsi="Times New Roman"/>
+              </w:rPr>
+            </w:pPr>
+            <w:r>
+              <w:rPr>
+                <w:rFonts w:ascii="Times New Roman" w:hAnsi="Times New Roman"/>
+              </w:rPr>
+              <w:t>0</w:t>
+            </w:r>
+          </w:p>
+        </w:tc>
+        <w:tc>
+          <w:tcPr>
+            <w:tcW w:w="2394" w:type="dxa"/>
+          </w:tcPr>
+          <w:p>
+            <w:pPr>
+              <w:spacing w:line="480" w:lineRule="auto"/>
+              <w:rPr>
+                <w:rFonts w:ascii="Times New Roman" w:hAnsi="Times New Roman"/>
+              </w:rPr>
+            </w:pPr>
+            <w:r>
+              <w:rPr>
+                <w:rFonts w:ascii="Times New Roman" w:hAnsi="Times New Roman"/>
+              </w:rPr>
+              <w:t>Leave as is</w:t>
+            </w:r>
+          </w:p>
+        </w:tc>
+        <w:tc>
+          <w:tcPr>
+            <w:tcW w:w="2394" w:type="dxa"/>
+          </w:tcPr>
+          <w:p>
+            <w:pPr>
+              <w:spacing w:line="480" w:lineRule="auto"/>
+              <w:rPr>
+                <w:rFonts w:ascii="Times New Roman" w:hAnsi="Times New Roman"/>
+              </w:rPr>
+            </w:pPr>
+            <w:r>
+              <w:rPr>
+                <w:rFonts w:ascii="Times New Roman" w:hAnsi="Times New Roman"/>
+              </w:rPr>
+              <w:t>Lack of missing values or outliers</w:t>
+            </w:r>
+          </w:p>
+        </w:tc>
+      </w:tr>
+      <w:tr>
+        <w:tc>
+          <w:tcPr>
+            <w:tcW w:w="2394" w:type="dxa"/>
+          </w:tcPr>
+          <w:p>
+            <w:pPr>
+              <w:spacing w:line="480" w:lineRule="auto"/>
+              <w:rPr>
+                <w:rFonts w:ascii="Times New Roman" w:hAnsi="Times New Roman"/>
+              </w:rPr>
+            </w:pPr>
+            <w:proofErr w:type="spellStart"/>
+            <w:r>
+              <w:rPr>
+                <w:rFonts w:ascii="Times New Roman" w:hAnsi="Times New Roman"/>
+              </w:rPr>
+              <w:t>overall_height</w:t>
+            </w:r>
+            <w:proofErr w:type="spellEnd"/>
+          </w:p>
+        </w:tc>
+        <w:tc>
+          <w:tcPr>
+            <w:tcW w:w="2394" w:type="dxa"/>
+          </w:tcPr>
+          <w:p>
+            <w:pPr>
+              <w:spacing w:line="480" w:lineRule="auto"/>
+              <w:rPr>
+                <w:rFonts w:ascii="Times New Roman" w:hAnsi="Times New Roman"/>
+              </w:rPr>
+            </w:pPr>
+            <w:r>
+              <w:rPr>
+                <w:rFonts w:ascii="Times New Roman" w:hAnsi="Times New Roman"/>
+              </w:rPr>
+              <w:t>0</w:t>
+            </w:r>
+          </w:p>
+        </w:tc>
+        <w:tc>
+          <w:tcPr>
+            <w:tcW w:w="2394" w:type="dxa"/>
+          </w:tcPr>
+          <w:p>
+            <w:pPr>
+              <w:spacing w:line="480" w:lineRule="auto"/>
+              <w:rPr>
+                <w:rFonts w:ascii="Times New Roman" w:hAnsi="Times New Roman"/>
+              </w:rPr>
+            </w:pPr>
+            <w:r>
+              <w:rPr>
+                <w:rFonts w:ascii="Times New Roman" w:hAnsi="Times New Roman"/>
+              </w:rPr>
+              <w:t>Leave as is</w:t>
+            </w:r>
+          </w:p>
+        </w:tc>
+        <w:tc>
+          <w:tcPr>
+            <w:tcW w:w="2394" w:type="dxa"/>
+          </w:tcPr>
+          <w:p>
+            <w:pPr>
+              <w:spacing w:line="480" w:lineRule="auto"/>
+              <w:rPr>
+                <w:rFonts w:ascii="Times New Roman" w:hAnsi="Times New Roman"/>
+              </w:rPr>
+            </w:pPr>
+            <w:r>
+              <w:rPr>
+                <w:rFonts w:ascii="Times New Roman" w:hAnsi="Times New Roman"/>
+              </w:rPr>
+              <w:t>Lack of missing values or outliers</w:t>
+            </w:r>
+          </w:p>
+        </w:tc>
+      </w:tr>
+      <w:tr>
+        <w:tc>
+          <w:tcPr>
+            <w:tcW w:w="2394" w:type="dxa"/>
+          </w:tcPr>
+          <w:p>
+            <w:pPr>
+              <w:spacing w:line="480" w:lineRule="auto"/>
+              <w:rPr>
+                <w:rFonts w:ascii="Times New Roman" w:hAnsi="Times New Roman"/>
+              </w:rPr>
+            </w:pPr>
+            <w:r>
+              <w:rPr>
+                <w:rFonts w:ascii="Times New Roman" w:hAnsi="Times New Roman"/>
+              </w:rPr>
+              <w:t>orientation</w:t>
+            </w:r>
+          </w:p>
+        </w:tc>
+        <w:tc>
+          <w:tcPr>
+            <w:tcW w:w="2394" w:type="dxa"/>
+          </w:tcPr>
+          <w:p>
+            <w:pPr>
+              <w:spacing w:line="480" w:lineRule="auto"/>
+              <w:rPr>
+                <w:rFonts w:ascii="Times New Roman" w:hAnsi="Times New Roman"/>
+              </w:rPr>
+            </w:pPr>
+            <w:r>
+              <w:rPr>
+                <w:rFonts w:ascii="Times New Roman" w:hAnsi="Times New Roman"/>
+              </w:rPr>
+              <w:t>0</w:t>
+            </w:r>
+          </w:p>
+        </w:tc>
+        <w:tc>
+          <w:tcPr>
+            <w:tcW w:w="2394" w:type="dxa"/>
+          </w:tcPr>
+          <w:p>
+            <w:pPr>
+              <w:spacing w:line="480" w:lineRule="auto"/>
+              <w:rPr>
+                <w:rFonts w:ascii="Times New Roman" w:hAnsi="Times New Roman"/>
+              </w:rPr>
+            </w:pPr>
+            <w:r>
+              <w:rPr>
+                <w:rFonts w:ascii="Times New Roman" w:hAnsi="Times New Roman"/>
+              </w:rPr>
+              <w:t>Leave as is</w:t>
+            </w:r>
+          </w:p>
+        </w:tc>
+        <w:tc>
+          <w:tcPr>
+            <w:tcW w:w="2394" w:type="dxa"/>
+          </w:tcPr>
+          <w:p>
+            <w:pPr>
+              <w:spacing w:line="480" w:lineRule="auto"/>
+              <w:rPr>
+                <w:rFonts w:ascii="Times New Roman" w:hAnsi="Times New Roman"/>
+              </w:rPr>
+            </w:pPr>
+            <w:r>
+              <w:rPr>
+                <w:rFonts w:ascii="Times New Roman" w:hAnsi="Times New Roman"/>
+              </w:rPr>
+              <w:t>Lack of missing values or outliers</w:t>
+            </w:r>
+          </w:p>
+        </w:tc>
+      </w:tr>
+      <w:tr>
+        <w:tc>
+          <w:tcPr>
+            <w:tcW w:w="2394" w:type="dxa"/>
+          </w:tcPr>
+          <w:p>
+            <w:pPr>
+              <w:spacing w:line="480" w:lineRule="auto"/>
+              <w:rPr>
+                <w:rFonts w:ascii="Times New Roman" w:hAnsi="Times New Roman"/>
+              </w:rPr>
+            </w:pPr>
+            <w:proofErr w:type="spellStart"/>
+            <w:r>
+              <w:rPr>
+                <w:rFonts w:ascii="Times New Roman" w:hAnsi="Times New Roman"/>
+              </w:rPr>
+              <w:t>glazing_area</w:t>
+            </w:r>
+            <w:proofErr w:type="spellEnd"/>
+          </w:p>
+        </w:tc>
+        <w:tc>
+          <w:tcPr>
+            <w:tcW w:w="2394" w:type="dxa"/>
+          </w:tcPr>
+          <w:p>
+            <w:pPr>
+              <w:spacing w:line="480" w:lineRule="auto"/>
+              <w:rPr>
+                <w:rFonts w:ascii="Times New Roman" w:hAnsi="Times New Roman"/>
+              </w:rPr>
+            </w:pPr>
+            <w:r>
+              <w:rPr>
+                <w:rFonts w:ascii="Times New Roman" w:hAnsi="Times New Roman"/>
+              </w:rPr>
+              <w:t>0</w:t>
+            </w:r>
+          </w:p>
+        </w:tc>
+        <w:tc>
+          <w:tcPr>
+            <w:tcW w:w="2394" w:type="dxa"/>
+          </w:tcPr>
+          <w:p>
+            <w:pPr>
+              <w:spacing w:line="480" w:lineRule="auto"/>
+              <w:rPr>
+                <w:rFonts w:ascii="Times New Roman" w:hAnsi="Times New Roman"/>
+              </w:rPr>
+            </w:pPr>
+            <w:r>
+              <w:rPr>
+                <w:rFonts w:ascii="Times New Roman" w:hAnsi="Times New Roman"/>
+              </w:rPr>
+              <w:t>Leave as is</w:t>
+            </w:r>
+          </w:p>
+        </w:tc>
+        <w:tc>
+          <w:tcPr>
+            <w:tcW w:w="2394" w:type="dxa"/>
+          </w:tcPr>
+          <w:p>
+            <w:pPr>
+              <w:spacing w:line="480" w:lineRule="auto"/>
+              <w:rPr>
+                <w:rFonts w:ascii="Times New Roman" w:hAnsi="Times New Roman"/>
+              </w:rPr>
+            </w:pPr>
+            <w:r>
+              <w:rPr>
+                <w:rFonts w:ascii="Times New Roman" w:hAnsi="Times New Roman"/>
+              </w:rPr>
+              <w:t xml:space="preserve">Lack of missing </w:t>
+            </w:r>
+            <w:r>
+              <w:rPr>
+                <w:rFonts w:ascii="Times New Roman" w:hAnsi="Times New Roman"/>
+              </w:rPr>
+              <w:lastRenderedPageBreak/>
+              <w:t>values or outliers</w:t>
+            </w:r>
+          </w:p>
+        </w:tc>
+      </w:tr>
+      <w:tr>
+        <w:tc>
+          <w:tcPr>
+            <w:tcW w:w="2394" w:type="dxa"/>
+          </w:tcPr>
+          <w:p>
+            <w:pPr>
+              <w:spacing w:line="480" w:lineRule="auto"/>
+              <w:rPr>
+                <w:rFonts w:ascii="Times New Roman" w:hAnsi="Times New Roman"/>
+              </w:rPr>
+            </w:pPr>
+            <w:proofErr w:type="spellStart"/>
+            <w:r>
+              <w:rPr>
+                <w:rFonts w:ascii="Times New Roman" w:hAnsi="Times New Roman"/>
+              </w:rPr>
+              <w:lastRenderedPageBreak/>
+              <w:t>glazing_area_dist</w:t>
+            </w:r>
+            <w:proofErr w:type="spellEnd"/>
+          </w:p>
+        </w:tc>
+        <w:tc>
+          <w:tcPr>
+            <w:tcW w:w="2394" w:type="dxa"/>
+          </w:tcPr>
+          <w:p>
+            <w:pPr>
+              <w:spacing w:line="480" w:lineRule="auto"/>
+              <w:rPr>
+                <w:rFonts w:ascii="Times New Roman" w:hAnsi="Times New Roman"/>
+              </w:rPr>
+            </w:pPr>
+            <w:r>
+              <w:rPr>
+                <w:rFonts w:ascii="Times New Roman" w:hAnsi="Times New Roman"/>
+              </w:rPr>
+              <w:t>0</w:t>
+            </w:r>
+          </w:p>
+        </w:tc>
+        <w:tc>
+          <w:tcPr>
+            <w:tcW w:w="2394" w:type="dxa"/>
+          </w:tcPr>
+          <w:p>
+            <w:pPr>
+              <w:spacing w:line="480" w:lineRule="auto"/>
+              <w:rPr>
+                <w:rFonts w:ascii="Times New Roman" w:hAnsi="Times New Roman"/>
+              </w:rPr>
+            </w:pPr>
+            <w:r>
+              <w:rPr>
+                <w:rFonts w:ascii="Times New Roman" w:hAnsi="Times New Roman"/>
+              </w:rPr>
+              <w:t>Leave as is</w:t>
+            </w:r>
+          </w:p>
+        </w:tc>
+        <w:tc>
+          <w:tcPr>
+            <w:tcW w:w="2394" w:type="dxa"/>
+          </w:tcPr>
+          <w:p>
+            <w:pPr>
+              <w:spacing w:line="480" w:lineRule="auto"/>
+              <w:rPr>
+                <w:rFonts w:ascii="Times New Roman" w:hAnsi="Times New Roman"/>
+              </w:rPr>
+            </w:pPr>
+            <w:r>
+              <w:rPr>
+                <w:rFonts w:ascii="Times New Roman" w:hAnsi="Times New Roman"/>
+              </w:rPr>
+              <w:t>Lack of missing values or outliers</w:t>
+            </w:r>
+          </w:p>
+        </w:tc>
+      </w:tr>
+    </w:tbl>
+    <w:p>
+      <w:pPr>
+        <w:spacing w:line="480" w:lineRule="auto"/>
+        <w:rPr>
+          <w:rFonts w:ascii="Times New Roman" w:hAnsi="Times New Roman"/>
+        </w:rPr>
+      </w:pPr>
     </w:p>
     <w:p>
       <w:pPr>
@@ -916,14 +1895,12 @@
         <w:tab/>
         <w:t xml:space="preserve">The categorical variables orientation and glazing area distribution were transformed via one-hot encoding. This </w:t>
       </w:r>
-      <w:proofErr w:type="gramStart"/>
-      <w:r>
-        <w:rPr>
-          <w:rFonts w:ascii="Times New Roman" w:hAnsi="Times New Roman"/>
-        </w:rPr>
-        <w:t>allowed for the</w:t>
-      </w:r>
-      <w:proofErr w:type="gramEnd"/>
+      <w:r>
+        <w:rPr>
+          <w:rFonts w:ascii="Times New Roman" w:hAnsi="Times New Roman"/>
+        </w:rPr>
+        <w:t>allowed</w:t>
+      </w:r>
       <w:r>
         <w:rPr>
           <w:rFonts w:ascii="Times New Roman" w:hAnsi="Times New Roman"/>
@@ -976,13 +1953,768 @@
         <w:jc w:val="center"/>
         <w:rPr>
           <w:rFonts w:ascii="Times New Roman" w:hAnsi="Times New Roman"/>
-        </w:rPr>
-      </w:pPr>
-      <w:r>
-        <w:rPr>
-          <w:rFonts w:ascii="Times New Roman" w:hAnsi="Times New Roman"/>
+          <w:b/>
+          <w:bCs/>
+        </w:rPr>
+      </w:pPr>
+      <w:r>
+        <w:rPr>
+          <w:rFonts w:ascii="Times New Roman" w:hAnsi="Times New Roman"/>
+          <w:b/>
+          <w:bCs/>
         </w:rPr>
         <w:t>Feature Engineering</w:t>
+      </w:r>
+    </w:p>
+    <w:p>
+      <w:pPr>
+        <w:spacing w:line="480" w:lineRule="auto"/>
+        <w:rPr>
+          <w:rFonts w:ascii="Times New Roman" w:hAnsi="Times New Roman"/>
+        </w:rPr>
+      </w:pPr>
+      <w:r>
+        <w:rPr>
+          <w:rFonts w:ascii="Times New Roman" w:hAnsi="Times New Roman"/>
+        </w:rPr>
+        <w:tab/>
+        <w:t>Some f</w:t>
+      </w:r>
+      <w:r>
+        <w:rPr>
+          <w:rFonts w:ascii="Times New Roman" w:hAnsi="Times New Roman"/>
+        </w:rPr>
+        <w:t xml:space="preserve">eature engineering was </w:t>
+      </w:r>
+      <w:r>
+        <w:rPr>
+          <w:rFonts w:ascii="Times New Roman" w:hAnsi="Times New Roman"/>
+        </w:rPr>
+        <w:t>done</w:t>
+      </w:r>
+      <w:r>
+        <w:rPr>
+          <w:rFonts w:ascii="Times New Roman" w:hAnsi="Times New Roman"/>
+        </w:rPr>
+        <w:t xml:space="preserve"> to </w:t>
+      </w:r>
+      <w:r>
+        <w:rPr>
+          <w:rFonts w:ascii="Times New Roman" w:hAnsi="Times New Roman"/>
+        </w:rPr>
+        <w:t>improve</w:t>
+      </w:r>
+      <w:r>
+        <w:rPr>
+          <w:rFonts w:ascii="Times New Roman" w:hAnsi="Times New Roman"/>
+        </w:rPr>
+        <w:t xml:space="preserve"> the predictive power of the dataset by creating new variables that capture relationships not explicitly represented in the original features. This step </w:t>
+      </w:r>
+      <w:r>
+        <w:rPr>
+          <w:rFonts w:ascii="Times New Roman" w:hAnsi="Times New Roman"/>
+        </w:rPr>
+        <w:t>improved</w:t>
+      </w:r>
+      <w:r>
+        <w:rPr>
+          <w:rFonts w:ascii="Times New Roman" w:hAnsi="Times New Roman"/>
+        </w:rPr>
+        <w:t xml:space="preserve"> model performance and interpretability.</w:t>
+      </w:r>
+    </w:p>
+    <w:p>
+      <w:pPr>
+        <w:spacing w:line="480" w:lineRule="auto"/>
+        <w:rPr>
+          <w:rFonts w:ascii="Times New Roman" w:hAnsi="Times New Roman"/>
+        </w:rPr>
+      </w:pPr>
+      <w:r>
+        <w:rPr>
+          <w:rFonts w:ascii="Times New Roman" w:hAnsi="Times New Roman"/>
+        </w:rPr>
+        <w:tab/>
+      </w:r>
+      <w:r>
+        <w:rPr>
+          <w:rFonts w:ascii="Times New Roman" w:hAnsi="Times New Roman"/>
+        </w:rPr>
+        <w:t xml:space="preserve">Three engineered features were introduced. The first, </w:t>
+      </w:r>
+      <w:proofErr w:type="spellStart"/>
+      <w:r>
+        <w:rPr>
+          <w:rFonts w:ascii="Times New Roman" w:hAnsi="Times New Roman"/>
+        </w:rPr>
+        <w:t>surface_wall_ratio</w:t>
+      </w:r>
+      <w:proofErr w:type="spellEnd"/>
+      <w:r>
+        <w:rPr>
+          <w:rFonts w:ascii="Times New Roman" w:hAnsi="Times New Roman"/>
+        </w:rPr>
+        <w:t>, represents the ratio of total surface area to wall area. This feature captures the relationship betw</w:t>
+      </w:r>
+      <w:r>
+        <w:rPr>
+          <w:rFonts w:ascii="Times New Roman" w:hAnsi="Times New Roman"/>
+        </w:rPr>
+        <w:t>een the amount of wall area as compared to total surface areas</w:t>
+      </w:r>
+      <w:r>
+        <w:rPr>
+          <w:rFonts w:ascii="Times New Roman" w:hAnsi="Times New Roman"/>
+        </w:rPr>
+        <w:t xml:space="preserve">, </w:t>
+      </w:r>
+      <w:r>
+        <w:rPr>
+          <w:rFonts w:ascii="Times New Roman" w:hAnsi="Times New Roman"/>
+        </w:rPr>
+        <w:t>better capturing the relationship between building size, wall area, and heat loss</w:t>
+      </w:r>
+      <w:r>
+        <w:rPr>
+          <w:rFonts w:ascii="Times New Roman" w:hAnsi="Times New Roman"/>
+        </w:rPr>
+        <w:t xml:space="preserve">. The second feature, </w:t>
+      </w:r>
+      <w:proofErr w:type="spellStart"/>
+      <w:r>
+        <w:rPr>
+          <w:rFonts w:ascii="Times New Roman" w:hAnsi="Times New Roman"/>
+        </w:rPr>
+        <w:t>height_surface_interaction</w:t>
+      </w:r>
+      <w:proofErr w:type="spellEnd"/>
+      <w:r>
+        <w:rPr>
+          <w:rFonts w:ascii="Times New Roman" w:hAnsi="Times New Roman"/>
+        </w:rPr>
+        <w:t xml:space="preserve">, represents the interaction between building height and surface area, allowing the model to account for combined effects that are not captured by </w:t>
+      </w:r>
+      <w:r>
+        <w:rPr>
+          <w:rFonts w:ascii="Times New Roman" w:hAnsi="Times New Roman"/>
+        </w:rPr>
+        <w:t xml:space="preserve">the </w:t>
+      </w:r>
+      <w:r>
+        <w:rPr>
+          <w:rFonts w:ascii="Times New Roman" w:hAnsi="Times New Roman"/>
+        </w:rPr>
+        <w:t xml:space="preserve">individual variables. The third feature, </w:t>
+      </w:r>
+      <w:proofErr w:type="spellStart"/>
+      <w:r>
+        <w:rPr>
+          <w:rFonts w:ascii="Times New Roman" w:hAnsi="Times New Roman"/>
+        </w:rPr>
+        <w:lastRenderedPageBreak/>
+        <w:t>high_glazing</w:t>
+      </w:r>
+      <w:proofErr w:type="spellEnd"/>
+      <w:r>
+        <w:rPr>
+          <w:rFonts w:ascii="Times New Roman" w:hAnsi="Times New Roman"/>
+        </w:rPr>
+        <w:t>, is a binary indicator representing whether a building has a high glazing area, which affects heat transfer through windows.</w:t>
+      </w:r>
+    </w:p>
+    <w:p>
+      <w:pPr>
+        <w:spacing w:line="480" w:lineRule="auto"/>
+        <w:rPr>
+          <w:rFonts w:ascii="Times New Roman" w:hAnsi="Times New Roman"/>
+        </w:rPr>
+      </w:pPr>
+      <w:r>
+        <w:rPr>
+          <w:rFonts w:ascii="Times New Roman" w:hAnsi="Times New Roman"/>
+        </w:rPr>
+        <w:tab/>
+      </w:r>
+      <w:r>
+        <w:rPr>
+          <w:rFonts w:ascii="Times New Roman" w:hAnsi="Times New Roman"/>
+        </w:rPr>
+        <w:t xml:space="preserve">Categorical variables </w:t>
+      </w:r>
+      <w:r>
+        <w:rPr>
+          <w:rFonts w:ascii="Times New Roman" w:hAnsi="Times New Roman"/>
+        </w:rPr>
+        <w:t xml:space="preserve">such as orientation and </w:t>
+      </w:r>
+      <w:proofErr w:type="spellStart"/>
+      <w:r>
+        <w:rPr>
+          <w:rFonts w:ascii="Times New Roman" w:hAnsi="Times New Roman"/>
+        </w:rPr>
+        <w:t>glazing_area_dist</w:t>
+      </w:r>
+      <w:proofErr w:type="spellEnd"/>
+      <w:r>
+        <w:rPr>
+          <w:rFonts w:ascii="Times New Roman" w:hAnsi="Times New Roman"/>
+        </w:rPr>
+        <w:t xml:space="preserve"> </w:t>
+      </w:r>
+      <w:r>
+        <w:rPr>
+          <w:rFonts w:ascii="Times New Roman" w:hAnsi="Times New Roman"/>
+        </w:rPr>
+        <w:t xml:space="preserve">were encoded using one-hot encoding to preserve categorical distinctions while ensuring compatibility with machine learning models. Numerical features were scaled </w:t>
+      </w:r>
+      <w:r>
+        <w:rPr>
+          <w:rFonts w:ascii="Times New Roman" w:hAnsi="Times New Roman"/>
+        </w:rPr>
+        <w:t xml:space="preserve">using </w:t>
+      </w:r>
+      <w:proofErr w:type="spellStart"/>
+      <w:r>
+        <w:rPr>
+          <w:rFonts w:ascii="Times New Roman" w:hAnsi="Times New Roman"/>
+        </w:rPr>
+        <w:t>StandardScalar</w:t>
+      </w:r>
+      <w:proofErr w:type="spellEnd"/>
+      <w:r>
+        <w:rPr>
+          <w:rFonts w:ascii="Times New Roman" w:hAnsi="Times New Roman"/>
+        </w:rPr>
+        <w:t xml:space="preserve"> </w:t>
+      </w:r>
+      <w:r>
+        <w:rPr>
+          <w:rFonts w:ascii="Times New Roman" w:hAnsi="Times New Roman"/>
+        </w:rPr>
+        <w:t>for linear models but left unscaled for tree-based models</w:t>
+      </w:r>
+      <w:r>
+        <w:rPr>
+          <w:rFonts w:ascii="Times New Roman" w:hAnsi="Times New Roman"/>
+        </w:rPr>
+        <w:t>.</w:t>
+      </w:r>
+    </w:p>
+    <w:p>
+      <w:pPr>
+        <w:spacing w:line="480" w:lineRule="auto"/>
+        <w:rPr>
+          <w:rFonts w:ascii="Times New Roman" w:hAnsi="Times New Roman"/>
+        </w:rPr>
+      </w:pPr>
+      <w:r>
+        <w:rPr>
+          <w:rFonts w:ascii="Times New Roman" w:hAnsi="Times New Roman"/>
+        </w:rPr>
+        <w:tab/>
+      </w:r>
+      <w:r>
+        <w:rPr>
+          <w:rFonts w:ascii="Times New Roman" w:hAnsi="Times New Roman"/>
+        </w:rPr>
+        <w:t xml:space="preserve">The dataset originally contained eight features. After incorporating engineered features and encoded variables, the final feature set consisted of 17 variables. </w:t>
+      </w:r>
+      <w:r>
+        <w:rPr>
+          <w:rFonts w:ascii="Times New Roman" w:hAnsi="Times New Roman"/>
+        </w:rPr>
+        <w:t>None of the</w:t>
+      </w:r>
+      <w:r>
+        <w:rPr>
+          <w:rFonts w:ascii="Times New Roman" w:hAnsi="Times New Roman"/>
+        </w:rPr>
+        <w:t xml:space="preserve"> engineered features demonstrated stronger relationships with the target variable than their original counterparts</w:t>
+      </w:r>
+      <w:r>
+        <w:rPr>
+          <w:rFonts w:ascii="Times New Roman" w:hAnsi="Times New Roman"/>
+        </w:rPr>
+        <w:t>.</w:t>
+      </w:r>
+    </w:p>
+    <w:p>
+      <w:pPr>
+        <w:spacing w:line="480" w:lineRule="auto"/>
+        <w:jc w:val="center"/>
+        <w:rPr>
+          <w:rFonts w:ascii="Times New Roman" w:hAnsi="Times New Roman"/>
+          <w:b/>
+          <w:bCs/>
+        </w:rPr>
+      </w:pPr>
+      <w:r>
+        <w:rPr>
+          <w:rFonts w:ascii="Times New Roman" w:hAnsi="Times New Roman"/>
+          <w:b/>
+          <w:bCs/>
+        </w:rPr>
+        <w:t>Modeling Approach and Results</w:t>
+      </w:r>
+    </w:p>
+    <w:p>
+      <w:pPr>
+        <w:spacing w:line="480" w:lineRule="auto"/>
+        <w:rPr>
+          <w:rFonts w:ascii="Times New Roman" w:hAnsi="Times New Roman"/>
+        </w:rPr>
+      </w:pPr>
+      <w:r>
+        <w:rPr>
+          <w:rFonts w:ascii="Times New Roman" w:hAnsi="Times New Roman"/>
+        </w:rPr>
+        <w:tab/>
+      </w:r>
+      <w:r>
+        <w:rPr>
+          <w:rFonts w:ascii="Times New Roman" w:hAnsi="Times New Roman"/>
+        </w:rPr>
+        <w:t>A variety of regression models were implemented to balance interpretability and predictive performance. Linear regression and regularized models such as ridge and lasso regression were included as baselines due to their simplicity and interpretability. Decision tree and ensemble models, including random forest and gradient boosting, were used to capture nonlinear relationships and improve predictive accuracy.</w:t>
+      </w:r>
+    </w:p>
+    <w:p>
+      <w:pPr>
+        <w:spacing w:line="480" w:lineRule="auto"/>
+        <w:rPr>
+          <w:rFonts w:ascii="Times New Roman" w:hAnsi="Times New Roman"/>
+        </w:rPr>
+      </w:pPr>
+      <w:r>
+        <w:rPr>
+          <w:rFonts w:ascii="Times New Roman" w:hAnsi="Times New Roman"/>
+        </w:rPr>
+        <w:tab/>
+      </w:r>
+      <w:r>
+        <w:rPr>
+          <w:rFonts w:ascii="Times New Roman" w:hAnsi="Times New Roman"/>
+        </w:rPr>
+        <w:t xml:space="preserve">Among the default models, gradient boosting achieved the best performance, with a test R² of 0.997969 and an RMSE of 0.460061. Random forest and decision tree models also performed well, with test R² values of 0.997429 and 0.995826, respectively. Linear </w:t>
+      </w:r>
+      <w:r>
+        <w:rPr>
+          <w:rFonts w:ascii="Times New Roman" w:hAnsi="Times New Roman"/>
+        </w:rPr>
+        <w:t>(scaled and unscaled), ridge, and la</w:t>
+      </w:r>
+      <w:r>
+        <w:rPr>
+          <w:rFonts w:ascii="Times New Roman" w:hAnsi="Times New Roman"/>
+        </w:rPr>
+        <w:t>sso regression</w:t>
+      </w:r>
+      <w:r>
+        <w:rPr>
+          <w:rFonts w:ascii="Times New Roman" w:hAnsi="Times New Roman"/>
+        </w:rPr>
+        <w:t xml:space="preserve"> models showed lower performance, indicating that the relationships in the data </w:t>
+      </w:r>
+      <w:r>
+        <w:rPr>
+          <w:rFonts w:ascii="Times New Roman" w:hAnsi="Times New Roman"/>
+        </w:rPr>
+        <w:t>w</w:t>
+      </w:r>
+      <w:r>
+        <w:rPr>
+          <w:rFonts w:ascii="Times New Roman" w:hAnsi="Times New Roman"/>
+        </w:rPr>
+        <w:t>ere</w:t>
+      </w:r>
+      <w:r>
+        <w:rPr>
+          <w:rFonts w:ascii="Times New Roman" w:hAnsi="Times New Roman"/>
+        </w:rPr>
+        <w:t xml:space="preserve"> not purely linear.</w:t>
+      </w:r>
+    </w:p>
+    <w:p>
+      <w:pPr>
+        <w:spacing w:line="480" w:lineRule="auto"/>
+        <w:rPr>
+          <w:rFonts w:ascii="Times New Roman" w:hAnsi="Times New Roman"/>
+        </w:rPr>
+      </w:pPr>
+      <w:r>
+        <w:rPr>
+          <w:rFonts w:ascii="Times New Roman" w:hAnsi="Times New Roman"/>
+        </w:rPr>
+        <w:tab/>
+      </w:r>
+      <w:proofErr w:type="spellStart"/>
+      <w:proofErr w:type="gramStart"/>
+      <w:r>
+        <w:rPr>
+          <w:rFonts w:ascii="Times New Roman" w:hAnsi="Times New Roman"/>
+        </w:rPr>
+        <w:t>Five fold</w:t>
+      </w:r>
+      <w:proofErr w:type="spellEnd"/>
+      <w:proofErr w:type="gramEnd"/>
+      <w:r>
+        <w:rPr>
+          <w:rFonts w:ascii="Times New Roman" w:hAnsi="Times New Roman"/>
+        </w:rPr>
+        <w:t xml:space="preserve"> c</w:t>
+      </w:r>
+      <w:r>
+        <w:rPr>
+          <w:rFonts w:ascii="Times New Roman" w:hAnsi="Times New Roman"/>
+        </w:rPr>
+        <w:t xml:space="preserve">ross-validation results supported these findings. Gradient boosting achieved a cross-validation mean of 0.997891 with a standard deviation of 0.000360, while random forest </w:t>
+      </w:r>
+      <w:r>
+        <w:rPr>
+          <w:rFonts w:ascii="Times New Roman" w:hAnsi="Times New Roman"/>
+        </w:rPr>
+        <w:lastRenderedPageBreak/>
+        <w:t>achieved 0.997027 with a standard deviation of 0.000703. All models exhibited low variability across folds, indicating stable and reliable performance.</w:t>
+      </w:r>
+    </w:p>
+    <w:p>
+      <w:pPr>
+        <w:spacing w:line="480" w:lineRule="auto"/>
+        <w:rPr>
+          <w:rFonts w:ascii="Times New Roman" w:hAnsi="Times New Roman"/>
+        </w:rPr>
+      </w:pPr>
+      <w:r>
+        <w:rPr>
+          <w:rFonts w:ascii="Times New Roman" w:hAnsi="Times New Roman"/>
+        </w:rPr>
+        <w:tab/>
+      </w:r>
+      <w:r>
+        <w:rPr>
+          <w:rFonts w:ascii="Times New Roman" w:hAnsi="Times New Roman"/>
+        </w:rPr>
+        <w:t xml:space="preserve">Hyperparameter tuning </w:t>
+      </w:r>
+      <w:r>
+        <w:rPr>
+          <w:rFonts w:ascii="Times New Roman" w:hAnsi="Times New Roman"/>
+        </w:rPr>
+        <w:t xml:space="preserve">using </w:t>
+      </w:r>
+      <w:proofErr w:type="spellStart"/>
+      <w:r>
+        <w:rPr>
+          <w:rFonts w:ascii="Times New Roman" w:hAnsi="Times New Roman"/>
+        </w:rPr>
+        <w:t>GridSearchCV</w:t>
+      </w:r>
+      <w:proofErr w:type="spellEnd"/>
+      <w:r>
+        <w:rPr>
+          <w:rFonts w:ascii="Times New Roman" w:hAnsi="Times New Roman"/>
+        </w:rPr>
+        <w:t xml:space="preserve"> </w:t>
+      </w:r>
+      <w:r>
+        <w:rPr>
+          <w:rFonts w:ascii="Times New Roman" w:hAnsi="Times New Roman"/>
+        </w:rPr>
+        <w:t xml:space="preserve">further improved model performance. The tuned gradient boosting model achieved a test R² of 0.998413 and an RMSE of 0.406689, representing the highest accuracy among all evaluated models. The improvement over the default gradient boosting model, while small, demonstrated the effectiveness of tuning </w:t>
+      </w:r>
+      <w:r>
+        <w:rPr>
+          <w:rFonts w:ascii="Times New Roman" w:hAnsi="Times New Roman"/>
+        </w:rPr>
+        <w:t xml:space="preserve">the </w:t>
+      </w:r>
+      <w:r>
+        <w:rPr>
+          <w:rFonts w:ascii="Times New Roman" w:hAnsi="Times New Roman"/>
+        </w:rPr>
+        <w:t>model parameters.</w:t>
+      </w:r>
+    </w:p>
+    <w:p>
+      <w:pPr>
+        <w:spacing w:line="480" w:lineRule="auto"/>
+        <w:jc w:val="center"/>
+        <w:rPr>
+          <w:rFonts w:ascii="Times New Roman" w:hAnsi="Times New Roman"/>
+          <w:b/>
+          <w:bCs/>
+        </w:rPr>
+      </w:pPr>
+      <w:r>
+        <w:rPr>
+          <w:rFonts w:ascii="Times New Roman" w:hAnsi="Times New Roman"/>
+          <w:b/>
+          <w:bCs/>
+        </w:rPr>
+        <w:t>Model Selection and Interpretation</w:t>
+      </w:r>
+    </w:p>
+    <w:p>
+      <w:pPr>
+        <w:spacing w:line="480" w:lineRule="auto"/>
+        <w:rPr>
+          <w:rFonts w:ascii="Times New Roman" w:hAnsi="Times New Roman"/>
+        </w:rPr>
+      </w:pPr>
+      <w:r>
+        <w:rPr>
+          <w:rFonts w:ascii="Times New Roman" w:hAnsi="Times New Roman"/>
+        </w:rPr>
+        <w:tab/>
+      </w:r>
+      <w:r>
+        <w:rPr>
+          <w:rFonts w:ascii="Times New Roman" w:hAnsi="Times New Roman"/>
+        </w:rPr>
+        <w:t xml:space="preserve">The tuned gradient boosting model was selected as the final model due to its superior performance across all evaluation metrics. It achieved a test R² of 0.998413, indicating that it explains nearly all variability in the target variable. Its cross-validation score of 0.998272 </w:t>
+      </w:r>
+      <w:r>
+        <w:rPr>
+          <w:rFonts w:ascii="Times New Roman" w:hAnsi="Times New Roman"/>
+        </w:rPr>
+        <w:t xml:space="preserve">and standard deviation of only </w:t>
+      </w:r>
+      <w:r>
+        <w:rPr>
+          <w:rFonts w:ascii="Times New Roman" w:hAnsi="Times New Roman"/>
+        </w:rPr>
+        <w:t>0.000270 confirmed that this performance was consistent across multiple data splits, reducing the likelihood of overfitting.</w:t>
+      </w:r>
+    </w:p>
+    <w:p>
+      <w:pPr>
+        <w:spacing w:line="480" w:lineRule="auto"/>
+        <w:rPr>
+          <w:rFonts w:ascii="Times New Roman" w:hAnsi="Times New Roman"/>
+        </w:rPr>
+      </w:pPr>
+      <w:r>
+        <w:rPr>
+          <w:rFonts w:ascii="Times New Roman" w:hAnsi="Times New Roman"/>
+        </w:rPr>
+        <w:tab/>
+      </w:r>
+      <w:r>
+        <w:rPr>
+          <w:rFonts w:ascii="Times New Roman" w:hAnsi="Times New Roman"/>
+        </w:rPr>
+        <w:t xml:space="preserve">The gap between training performance (R² = 0.999190) and test performance </w:t>
+      </w:r>
+      <w:r>
+        <w:rPr>
+          <w:rFonts w:ascii="Times New Roman" w:hAnsi="Times New Roman"/>
+        </w:rPr>
+        <w:t>(</w:t>
+      </w:r>
+      <w:r>
+        <w:rPr>
+          <w:rFonts w:ascii="Times New Roman" w:hAnsi="Times New Roman"/>
+        </w:rPr>
+        <w:t>R² = 0.</w:t>
+      </w:r>
+      <w:r>
+        <w:rPr>
+          <w:rFonts w:ascii="Times New Roman" w:hAnsi="Times New Roman"/>
+        </w:rPr>
+        <w:t xml:space="preserve"> </w:t>
+      </w:r>
+      <w:r>
+        <w:rPr>
+          <w:rFonts w:ascii="Times New Roman" w:hAnsi="Times New Roman"/>
+        </w:rPr>
+        <w:t>998413</w:t>
+      </w:r>
+      <w:r>
+        <w:rPr>
+          <w:rFonts w:ascii="Times New Roman" w:hAnsi="Times New Roman"/>
+        </w:rPr>
+        <w:t xml:space="preserve">) was </w:t>
+      </w:r>
+      <w:r>
+        <w:rPr>
+          <w:rFonts w:ascii="Times New Roman" w:hAnsi="Times New Roman"/>
+        </w:rPr>
+        <w:t xml:space="preserve">minimal, further indicating that the model </w:t>
+      </w:r>
+      <w:r>
+        <w:rPr>
+          <w:rFonts w:ascii="Times New Roman" w:hAnsi="Times New Roman"/>
+        </w:rPr>
+        <w:t>performs</w:t>
+      </w:r>
+      <w:r>
+        <w:rPr>
+          <w:rFonts w:ascii="Times New Roman" w:hAnsi="Times New Roman"/>
+        </w:rPr>
+        <w:t xml:space="preserve"> well </w:t>
+      </w:r>
+      <w:r>
+        <w:rPr>
+          <w:rFonts w:ascii="Times New Roman" w:hAnsi="Times New Roman"/>
+        </w:rPr>
+        <w:t>on</w:t>
+      </w:r>
+      <w:r>
+        <w:rPr>
+          <w:rFonts w:ascii="Times New Roman" w:hAnsi="Times New Roman"/>
+        </w:rPr>
+        <w:t xml:space="preserve"> unseen data. </w:t>
+      </w:r>
+      <w:r>
+        <w:rPr>
+          <w:rFonts w:ascii="Times New Roman" w:hAnsi="Times New Roman"/>
+        </w:rPr>
+        <w:t xml:space="preserve">Tuning the gradient boosted model </w:t>
+      </w:r>
+      <w:r>
+        <w:rPr>
+          <w:rFonts w:ascii="Times New Roman" w:hAnsi="Times New Roman"/>
+        </w:rPr>
+        <w:t>improved performance by 0.000444 R² points</w:t>
+      </w:r>
+      <w:r>
+        <w:rPr>
+          <w:rFonts w:ascii="Times New Roman" w:hAnsi="Times New Roman"/>
+        </w:rPr>
+        <w:t xml:space="preserve"> over the untuned gradient boosted model</w:t>
+      </w:r>
+      <w:r>
+        <w:rPr>
+          <w:rFonts w:ascii="Times New Roman" w:hAnsi="Times New Roman"/>
+        </w:rPr>
+        <w:t xml:space="preserve">, providing a measurable but </w:t>
+      </w:r>
+      <w:r>
+        <w:rPr>
+          <w:rFonts w:ascii="Times New Roman" w:hAnsi="Times New Roman"/>
+        </w:rPr>
+        <w:t>minimal</w:t>
+      </w:r>
+      <w:r>
+        <w:rPr>
+          <w:rFonts w:ascii="Times New Roman" w:hAnsi="Times New Roman"/>
+        </w:rPr>
+        <w:t xml:space="preserve"> gain.</w:t>
+      </w:r>
+    </w:p>
+    <w:p>
+      <w:pPr>
+        <w:spacing w:line="480" w:lineRule="auto"/>
+        <w:rPr>
+          <w:rFonts w:ascii="Times New Roman" w:hAnsi="Times New Roman"/>
+        </w:rPr>
+      </w:pPr>
+      <w:r>
+        <w:rPr>
+          <w:rFonts w:ascii="Times New Roman" w:hAnsi="Times New Roman"/>
+        </w:rPr>
+        <w:tab/>
+      </w:r>
+      <w:r>
+        <w:rPr>
+          <w:rFonts w:ascii="Times New Roman" w:hAnsi="Times New Roman"/>
+        </w:rPr>
+        <w:t xml:space="preserve">Feature importance analysis revealed that </w:t>
+      </w:r>
+      <w:proofErr w:type="spellStart"/>
+      <w:r>
+        <w:rPr>
+          <w:rFonts w:ascii="Times New Roman" w:hAnsi="Times New Roman"/>
+        </w:rPr>
+        <w:t>height_surface_interaction</w:t>
+      </w:r>
+      <w:proofErr w:type="spellEnd"/>
+      <w:r>
+        <w:rPr>
+          <w:rFonts w:ascii="Times New Roman" w:hAnsi="Times New Roman"/>
+        </w:rPr>
+        <w:t xml:space="preserve"> was the most influential predictor, with an importance score of 0.</w:t>
+      </w:r>
+      <w:r>
+        <w:rPr>
+          <w:rFonts w:ascii="Times New Roman" w:hAnsi="Times New Roman"/>
+        </w:rPr>
+        <w:t>909560</w:t>
+      </w:r>
+      <w:r>
+        <w:rPr>
+          <w:rFonts w:ascii="Times New Roman" w:hAnsi="Times New Roman"/>
+        </w:rPr>
+        <w:t xml:space="preserve">. This indicates that the relationship between surface area and </w:t>
+      </w:r>
+      <w:r>
+        <w:rPr>
+          <w:rFonts w:ascii="Times New Roman" w:hAnsi="Times New Roman"/>
+        </w:rPr>
+        <w:t>height</w:t>
+      </w:r>
+      <w:r>
+        <w:rPr>
+          <w:rFonts w:ascii="Times New Roman" w:hAnsi="Times New Roman"/>
+        </w:rPr>
+        <w:t xml:space="preserve"> plays a dominant role in determining heating load. The second most important feature, </w:t>
+      </w:r>
+      <w:proofErr w:type="spellStart"/>
+      <w:r>
+        <w:rPr>
+          <w:rFonts w:ascii="Times New Roman" w:hAnsi="Times New Roman"/>
+        </w:rPr>
+        <w:t>overall_height</w:t>
+      </w:r>
+      <w:proofErr w:type="spellEnd"/>
+      <w:r>
+        <w:rPr>
+          <w:rFonts w:ascii="Times New Roman" w:hAnsi="Times New Roman"/>
+        </w:rPr>
+        <w:t xml:space="preserve"> (0.</w:t>
+      </w:r>
+      <w:r>
+        <w:rPr>
+          <w:rFonts w:ascii="Times New Roman" w:hAnsi="Times New Roman"/>
+        </w:rPr>
+        <w:t>889154</w:t>
+      </w:r>
+      <w:r>
+        <w:rPr>
+          <w:rFonts w:ascii="Times New Roman" w:hAnsi="Times New Roman"/>
+        </w:rPr>
+        <w:t xml:space="preserve">), suggests that building height significantly affects heat retention and energy efficiency. The third feature, </w:t>
+      </w:r>
+      <w:proofErr w:type="spellStart"/>
+      <w:r>
+        <w:rPr>
+          <w:rFonts w:ascii="Times New Roman" w:hAnsi="Times New Roman"/>
+        </w:rPr>
+        <w:t>roof_area</w:t>
+      </w:r>
+      <w:proofErr w:type="spellEnd"/>
+      <w:r>
+        <w:rPr>
+          <w:rFonts w:ascii="Times New Roman" w:hAnsi="Times New Roman"/>
+        </w:rPr>
+        <w:t xml:space="preserve"> (0.</w:t>
+      </w:r>
+      <w:r>
+        <w:rPr>
+          <w:rFonts w:ascii="Times New Roman" w:hAnsi="Times New Roman"/>
+        </w:rPr>
+        <w:t>863294</w:t>
+      </w:r>
+      <w:r>
+        <w:rPr>
+          <w:rFonts w:ascii="Times New Roman" w:hAnsi="Times New Roman"/>
+        </w:rPr>
+        <w:t>),</w:t>
+      </w:r>
+      <w:r>
+        <w:rPr>
+          <w:rFonts w:ascii="Times New Roman" w:hAnsi="Times New Roman"/>
+        </w:rPr>
+        <w:t xml:space="preserve"> was also a strong predictor of heating load.</w:t>
       </w:r>
     </w:p>
     <w:p>
@@ -998,49 +2730,87 @@
         </w:rPr>
         <w:lastRenderedPageBreak/>
         <w:tab/>
-        <w:t>Some f</w:t>
-      </w:r>
-      <w:r>
-        <w:rPr>
-          <w:rFonts w:ascii="Times New Roman" w:hAnsi="Times New Roman"/>
-        </w:rPr>
-        <w:t xml:space="preserve">eature engineering was </w:t>
-      </w:r>
-      <w:r>
-        <w:rPr>
-          <w:rFonts w:ascii="Times New Roman" w:hAnsi="Times New Roman"/>
-        </w:rPr>
-        <w:t>done</w:t>
-      </w:r>
-      <w:r>
-        <w:rPr>
-          <w:rFonts w:ascii="Times New Roman" w:hAnsi="Times New Roman"/>
-        </w:rPr>
-        <w:t xml:space="preserve"> to </w:t>
-      </w:r>
-      <w:r>
-        <w:rPr>
-          <w:rFonts w:ascii="Times New Roman" w:hAnsi="Times New Roman"/>
-        </w:rPr>
-        <w:t>improve</w:t>
-      </w:r>
-      <w:r>
-        <w:rPr>
-          <w:rFonts w:ascii="Times New Roman" w:hAnsi="Times New Roman"/>
-        </w:rPr>
-        <w:t xml:space="preserve"> the predictive power of the dataset by creating new variables that capture relationships not explicitly represented in the original features. This step </w:t>
-      </w:r>
-      <w:r>
-        <w:rPr>
-          <w:rFonts w:ascii="Times New Roman" w:hAnsi="Times New Roman"/>
-        </w:rPr>
-        <w:t>improved</w:t>
-      </w:r>
-      <w:r>
-        <w:rPr>
-          <w:rFonts w:ascii="Times New Roman" w:hAnsi="Times New Roman"/>
-        </w:rPr>
-        <w:t xml:space="preserve"> model performance and interpretability.</w:t>
+      </w:r>
+      <w:r>
+        <w:rPr>
+          <w:rFonts w:ascii="Times New Roman" w:hAnsi="Times New Roman"/>
+        </w:rPr>
+        <w:t xml:space="preserve">These findings provide meaningful insights into the factors </w:t>
+      </w:r>
+      <w:r>
+        <w:rPr>
+          <w:rFonts w:ascii="Times New Roman" w:hAnsi="Times New Roman"/>
+        </w:rPr>
+        <w:t xml:space="preserve">that affect heating </w:t>
+      </w:r>
+      <w:proofErr w:type="gramStart"/>
+      <w:r>
+        <w:rPr>
+          <w:rFonts w:ascii="Times New Roman" w:hAnsi="Times New Roman"/>
+        </w:rPr>
+        <w:t>load</w:t>
+      </w:r>
+      <w:proofErr w:type="gramEnd"/>
+      <w:r>
+        <w:rPr>
+          <w:rFonts w:ascii="Times New Roman" w:hAnsi="Times New Roman"/>
+        </w:rPr>
+        <w:t xml:space="preserve">. Buildings with inefficient geometric proportions or excessive exposed surface area are more likely to require higher heating loads. </w:t>
+      </w:r>
+      <w:r>
+        <w:rPr>
+          <w:rFonts w:ascii="Times New Roman" w:hAnsi="Times New Roman"/>
+        </w:rPr>
+        <w:t>By o</w:t>
+      </w:r>
+      <w:r>
+        <w:rPr>
+          <w:rFonts w:ascii="Times New Roman" w:hAnsi="Times New Roman"/>
+        </w:rPr>
+        <w:t>ptimizing these structural characteristics</w:t>
+      </w:r>
+      <w:r>
+        <w:rPr>
+          <w:rFonts w:ascii="Times New Roman" w:hAnsi="Times New Roman"/>
+        </w:rPr>
+        <w:t xml:space="preserve"> by minimizing the amount of exterior surface</w:t>
+      </w:r>
+      <w:r>
+        <w:rPr>
+          <w:rFonts w:ascii="Times New Roman" w:hAnsi="Times New Roman"/>
+        </w:rPr>
+        <w:t xml:space="preserve">, it is possible to significantly </w:t>
+      </w:r>
+      <w:r>
+        <w:rPr>
+          <w:rFonts w:ascii="Times New Roman" w:hAnsi="Times New Roman"/>
+        </w:rPr>
+        <w:t>reduce heating load and increase energy efficiency</w:t>
+      </w:r>
+      <w:r>
+        <w:rPr>
+          <w:rFonts w:ascii="Times New Roman" w:hAnsi="Times New Roman"/>
+        </w:rPr>
+        <w:t>.</w:t>
+      </w:r>
+    </w:p>
+    <w:p>
+      <w:pPr>
+        <w:spacing w:line="480" w:lineRule="auto"/>
+        <w:jc w:val="center"/>
+        <w:rPr>
+          <w:rFonts w:ascii="Times New Roman" w:hAnsi="Times New Roman"/>
+          <w:b/>
+          <w:bCs/>
+        </w:rPr>
+      </w:pPr>
+      <w:r>
+        <w:rPr>
+          <w:rFonts w:ascii="Times New Roman" w:hAnsi="Times New Roman"/>
+          <w:b/>
+          <w:bCs/>
+        </w:rPr>
+        <w:t>Conclusions and Recommendations</w:t>
       </w:r>
     </w:p>
     <w:p>
@@ -1060,1057 +2830,284 @@
         <w:rPr>
           <w:rFonts w:ascii="Times New Roman" w:hAnsi="Times New Roman"/>
         </w:rPr>
-        <w:t xml:space="preserve">Three engineered features were introduced. The first, </w:t>
-      </w:r>
+        <w:t xml:space="preserve">This project successfully developed a highly accurate regression model for predicting residential heating load. </w:t>
+      </w:r>
+      <w:r>
+        <w:rPr>
+          <w:rFonts w:ascii="Times New Roman" w:hAnsi="Times New Roman"/>
+        </w:rPr>
+        <w:t>All models performed well, with tuned gradient boosting, which performed the best, beating out the worst performing model, lasso regression, by an R</w:t>
+      </w:r>
+      <w:r>
+        <w:rPr>
+          <w:rFonts w:ascii="Times New Roman" w:hAnsi="Times New Roman"/>
+          <w:vertAlign w:val="superscript"/>
+        </w:rPr>
+        <w:t xml:space="preserve">2 </w:t>
+      </w:r>
+      <w:r>
+        <w:rPr>
+          <w:rFonts w:ascii="Times New Roman" w:hAnsi="Times New Roman"/>
+        </w:rPr>
+        <w:t xml:space="preserve">test score difference of only 0.075511. </w:t>
+      </w:r>
+      <w:r>
+        <w:rPr>
+          <w:rFonts w:ascii="Times New Roman" w:hAnsi="Times New Roman"/>
+        </w:rPr>
+        <w:t>The final tuned gradient boosting model achieved a</w:t>
+      </w:r>
+      <w:r>
+        <w:rPr>
+          <w:rFonts w:ascii="Times New Roman" w:hAnsi="Times New Roman"/>
+        </w:rPr>
+        <w:t>n</w:t>
+      </w:r>
+      <w:r>
+        <w:rPr>
+          <w:rFonts w:ascii="Times New Roman" w:hAnsi="Times New Roman"/>
+        </w:rPr>
+        <w:t xml:space="preserve"> R² </w:t>
+      </w:r>
+      <w:r>
+        <w:rPr>
+          <w:rFonts w:ascii="Times New Roman" w:hAnsi="Times New Roman"/>
+        </w:rPr>
+        <w:t xml:space="preserve">test score </w:t>
+      </w:r>
+      <w:r>
+        <w:rPr>
+          <w:rFonts w:ascii="Times New Roman" w:hAnsi="Times New Roman"/>
+        </w:rPr>
+        <w:t>of 0.998413 and an RMSE of 0.406689, demonstrating exceptional predictive performance and strong generalization ability.</w:t>
+      </w:r>
+    </w:p>
+    <w:p>
+      <w:pPr>
+        <w:spacing w:line="480" w:lineRule="auto"/>
+        <w:rPr>
+          <w:rFonts w:ascii="Times New Roman" w:hAnsi="Times New Roman"/>
+        </w:rPr>
+      </w:pPr>
+      <w:r>
+        <w:rPr>
+          <w:rFonts w:ascii="Times New Roman" w:hAnsi="Times New Roman"/>
+        </w:rPr>
+        <w:tab/>
+      </w:r>
+      <w:r>
+        <w:rPr>
+          <w:rFonts w:ascii="Times New Roman" w:hAnsi="Times New Roman"/>
+        </w:rPr>
+        <w:t xml:space="preserve">Based on the model findings, several actionable recommendations can be made. First, optimizing the </w:t>
+      </w:r>
+      <w:r>
+        <w:rPr>
+          <w:rFonts w:ascii="Times New Roman" w:hAnsi="Times New Roman"/>
+        </w:rPr>
+        <w:t>interaction between height and surface</w:t>
+      </w:r>
+      <w:r>
+        <w:rPr>
+          <w:rFonts w:ascii="Times New Roman" w:hAnsi="Times New Roman"/>
+        </w:rPr>
+        <w:t xml:space="preserve"> is critical, as this feature had the highest importance (0.</w:t>
+      </w:r>
+      <w:r>
+        <w:rPr>
+          <w:rFonts w:ascii="Times New Roman" w:hAnsi="Times New Roman"/>
+        </w:rPr>
+        <w:t>909560</w:t>
+      </w:r>
+      <w:r>
+        <w:rPr>
+          <w:rFonts w:ascii="Times New Roman" w:hAnsi="Times New Roman"/>
+        </w:rPr>
+        <w:t xml:space="preserve">) and strongly influences heat loss. Designing buildings with more compact shapes and balanced surface distribution can reduce heating requirements. Second, managing overall building height is important, as it directly impacts heat retention. Adjusting height in conjunction with surface </w:t>
+      </w:r>
+      <w:r>
+        <w:rPr>
+          <w:rFonts w:ascii="Times New Roman" w:hAnsi="Times New Roman"/>
+        </w:rPr>
+        <w:t>area</w:t>
+      </w:r>
+      <w:r>
+        <w:rPr>
+          <w:rFonts w:ascii="Times New Roman" w:hAnsi="Times New Roman"/>
+        </w:rPr>
+        <w:t xml:space="preserve"> can improve energy efficiency. Third, considering the </w:t>
+      </w:r>
+      <w:r>
+        <w:rPr>
+          <w:rFonts w:ascii="Times New Roman" w:hAnsi="Times New Roman"/>
+        </w:rPr>
+        <w:t>roof area</w:t>
+      </w:r>
+      <w:r>
+        <w:rPr>
+          <w:rFonts w:ascii="Times New Roman" w:hAnsi="Times New Roman"/>
+        </w:rPr>
+        <w:t xml:space="preserve"> can further refine building performance, as this </w:t>
+      </w:r>
+      <w:r>
+        <w:rPr>
+          <w:rFonts w:ascii="Times New Roman" w:hAnsi="Times New Roman"/>
+        </w:rPr>
+        <w:t>variable</w:t>
+      </w:r>
+      <w:r>
+        <w:rPr>
+          <w:rFonts w:ascii="Times New Roman" w:hAnsi="Times New Roman"/>
+        </w:rPr>
+        <w:t xml:space="preserve"> was shown to significantly influence heating load.</w:t>
+      </w:r>
+    </w:p>
+    <w:p>
+      <w:pPr>
+        <w:spacing w:line="480" w:lineRule="auto"/>
+        <w:rPr>
+          <w:rFonts w:ascii="Times New Roman" w:hAnsi="Times New Roman"/>
+        </w:rPr>
+      </w:pPr>
+      <w:r>
+        <w:rPr>
+          <w:rFonts w:ascii="Times New Roman" w:hAnsi="Times New Roman"/>
+        </w:rPr>
+        <w:tab/>
+      </w:r>
+      <w:r>
+        <w:rPr>
+          <w:rFonts w:ascii="Times New Roman" w:hAnsi="Times New Roman"/>
+        </w:rPr>
+        <w:t xml:space="preserve">Despite its strong performance, the model has limitations. </w:t>
+      </w:r>
+      <w:r>
+        <w:rPr>
+          <w:rFonts w:ascii="Times New Roman" w:hAnsi="Times New Roman"/>
+        </w:rPr>
+        <w:t>The entire dataset is generated from simulations, which may not accurately replicate real-world conditions. T</w:t>
+      </w:r>
+      <w:r>
+        <w:rPr>
+          <w:rFonts w:ascii="Times New Roman" w:hAnsi="Times New Roman"/>
+        </w:rPr>
+        <w:t xml:space="preserve">he dataset does not include environmental factors such as climate conditions, which can significantly affect heating demand. </w:t>
+      </w:r>
+      <w:r>
+        <w:rPr>
+          <w:rFonts w:ascii="Times New Roman" w:hAnsi="Times New Roman"/>
+        </w:rPr>
+        <w:t>T</w:t>
+      </w:r>
+      <w:r>
+        <w:rPr>
+          <w:rFonts w:ascii="Times New Roman" w:hAnsi="Times New Roman"/>
+        </w:rPr>
+        <w:t xml:space="preserve">he model assumes that relationships observed in the dataset remain consistent across </w:t>
+      </w:r>
+      <w:r>
+        <w:rPr>
+          <w:rFonts w:ascii="Times New Roman" w:hAnsi="Times New Roman"/>
+        </w:rPr>
+        <w:lastRenderedPageBreak/>
+        <w:t>different geographic and architectural contexts, which may not always be the case.</w:t>
+      </w:r>
+      <w:r>
+        <w:rPr>
+          <w:rFonts w:ascii="Times New Roman" w:hAnsi="Times New Roman"/>
+        </w:rPr>
+        <w:t xml:space="preserve"> </w:t>
+      </w:r>
+      <w:r>
+        <w:rPr>
+          <w:rFonts w:ascii="Times New Roman" w:hAnsi="Times New Roman"/>
+        </w:rPr>
+        <w:t>Additionally</w:t>
+      </w:r>
+      <w:r>
+        <w:rPr>
+          <w:rFonts w:ascii="Times New Roman" w:hAnsi="Times New Roman"/>
+        </w:rPr>
+        <w:t>, the model does not take into consideration different construction materials, which would likely vary significantly in how heat transfer occurs.</w:t>
+      </w:r>
+    </w:p>
+    <w:p>
+      <w:pPr>
+        <w:spacing w:line="480" w:lineRule="auto"/>
+        <w:rPr>
+          <w:rFonts w:ascii="Times New Roman" w:hAnsi="Times New Roman"/>
+        </w:rPr>
+      </w:pPr>
+      <w:r>
+        <w:rPr>
+          <w:rFonts w:ascii="Times New Roman" w:hAnsi="Times New Roman"/>
+        </w:rPr>
+        <w:tab/>
+      </w:r>
+      <w:r>
+        <w:rPr>
+          <w:rFonts w:ascii="Times New Roman" w:hAnsi="Times New Roman"/>
+        </w:rPr>
+        <w:t xml:space="preserve">Future work should focus on incorporating additional variables, such as weather patterns and geographic location, to improve model robustness and applicability. </w:t>
+      </w:r>
+      <w:r>
+        <w:rPr>
+          <w:rFonts w:ascii="Times New Roman" w:hAnsi="Times New Roman"/>
+        </w:rPr>
+        <w:t>Including data based on construction materials would significantly improve the</w:t>
+      </w:r>
+      <w:r>
+        <w:rPr>
+          <w:rFonts w:ascii="Times New Roman" w:hAnsi="Times New Roman"/>
+        </w:rPr>
+        <w:t xml:space="preserve"> usefulness of models, and in conjunction with data pertaining to construction material and local energy costs, could be a powerful tool in leveraging initial construction costs versus long-term energy expenditure costs when designing residential buildings.</w:t>
+      </w:r>
+    </w:p>
+    <w:p>
+      <w:pPr>
+        <w:spacing w:line="480" w:lineRule="auto"/>
+        <w:jc w:val="center"/>
+        <w:rPr>
+          <w:rFonts w:ascii="Times New Roman" w:hAnsi="Times New Roman"/>
+          <w:b/>
+          <w:bCs/>
+        </w:rPr>
+      </w:pPr>
+      <w:r>
+        <w:rPr>
+          <w:rFonts w:ascii="Times New Roman" w:hAnsi="Times New Roman"/>
+          <w:b/>
+          <w:bCs/>
+        </w:rPr>
+        <w:t>References</w:t>
+      </w:r>
+    </w:p>
+    <w:p>
+      <w:pPr>
+        <w:spacing w:line="480" w:lineRule="auto"/>
+        <w:rPr>
+          <w:rFonts w:hint="eastAsia"/>
+        </w:rPr>
+      </w:pPr>
       <w:proofErr w:type="spellStart"/>
       <w:r>
-        <w:rPr>
-          <w:rFonts w:ascii="Times New Roman" w:hAnsi="Times New Roman"/>
-        </w:rPr>
-        <w:t>surface_wall_ratio</w:t>
+        <w:t>Tsanas</w:t>
       </w:r>
       <w:proofErr w:type="spellEnd"/>
       <w:r>
-        <w:rPr>
-          <w:rFonts w:ascii="Times New Roman" w:hAnsi="Times New Roman"/>
-        </w:rPr>
-        <w:t>, represents the ratio of total surface area to wall area. This feature captures the relationship betw</w:t>
-      </w:r>
-      <w:r>
-        <w:rPr>
-          <w:rFonts w:ascii="Times New Roman" w:hAnsi="Times New Roman"/>
-        </w:rPr>
-        <w:t>een the amount of wall area as compared to total surface areas</w:t>
-      </w:r>
-      <w:r>
-        <w:rPr>
-          <w:rFonts w:ascii="Times New Roman" w:hAnsi="Times New Roman"/>
-        </w:rPr>
-        <w:t xml:space="preserve">, </w:t>
-      </w:r>
-      <w:r>
-        <w:rPr>
-          <w:rFonts w:ascii="Times New Roman" w:hAnsi="Times New Roman"/>
-        </w:rPr>
-        <w:t>better capturing the relationship between building size, wall area, and heat loss</w:t>
-      </w:r>
-      <w:r>
-        <w:rPr>
-          <w:rFonts w:ascii="Times New Roman" w:hAnsi="Times New Roman"/>
-        </w:rPr>
-        <w:t xml:space="preserve">. The second feature, </w:t>
+        <w:t xml:space="preserve">, A. &amp; </w:t>
       </w:r>
       <w:proofErr w:type="spellStart"/>
       <w:r>
-        <w:rPr>
-          <w:rFonts w:ascii="Times New Roman" w:hAnsi="Times New Roman"/>
-        </w:rPr>
-        <w:t>height_surface_interaction</w:t>
+        <w:t>Xifara</w:t>
       </w:r>
       <w:proofErr w:type="spellEnd"/>
       <w:r>
-        <w:rPr>
-          <w:rFonts w:ascii="Times New Roman" w:hAnsi="Times New Roman"/>
-        </w:rPr>
-        <w:t xml:space="preserve">, represents the interaction between building height and surface area, allowing the model to account for combined effects that are not captured by </w:t>
-      </w:r>
-      <w:r>
-        <w:rPr>
-          <w:rFonts w:ascii="Times New Roman" w:hAnsi="Times New Roman"/>
-        </w:rPr>
-        <w:t xml:space="preserve">the </w:t>
-      </w:r>
-      <w:r>
-        <w:rPr>
-          <w:rFonts w:ascii="Times New Roman" w:hAnsi="Times New Roman"/>
-        </w:rPr>
-        <w:t xml:space="preserve">individual variables. The third feature, </w:t>
-      </w:r>
-      <w:proofErr w:type="spellStart"/>
-      <w:r>
-        <w:rPr>
-          <w:rFonts w:ascii="Times New Roman" w:hAnsi="Times New Roman"/>
-        </w:rPr>
-        <w:t>high_glazing</w:t>
-      </w:r>
-      <w:proofErr w:type="spellEnd"/>
-      <w:r>
-        <w:rPr>
-          <w:rFonts w:ascii="Times New Roman" w:hAnsi="Times New Roman"/>
-        </w:rPr>
-        <w:t>, is a binary indicator representing whether a building has a high glazing area, which affects heat transfer through windows.</w:t>
-      </w:r>
-    </w:p>
-    <w:p>
-      <w:pPr>
-        <w:spacing w:line="480" w:lineRule="auto"/>
-        <w:rPr>
-          <w:rFonts w:ascii="Times New Roman" w:hAnsi="Times New Roman"/>
-        </w:rPr>
-      </w:pPr>
-      <w:r>
-        <w:rPr>
-          <w:rFonts w:ascii="Times New Roman" w:hAnsi="Times New Roman"/>
-        </w:rPr>
-        <w:tab/>
-      </w:r>
-      <w:r>
-        <w:rPr>
-          <w:rFonts w:ascii="Times New Roman" w:hAnsi="Times New Roman"/>
-        </w:rPr>
-        <w:t xml:space="preserve">Categorical variables </w:t>
-      </w:r>
-      <w:r>
-        <w:rPr>
-          <w:rFonts w:ascii="Times New Roman" w:hAnsi="Times New Roman"/>
-        </w:rPr>
-        <w:t xml:space="preserve">such as orientation and </w:t>
-      </w:r>
-      <w:proofErr w:type="spellStart"/>
-      <w:r>
-        <w:rPr>
-          <w:rFonts w:ascii="Times New Roman" w:hAnsi="Times New Roman"/>
-        </w:rPr>
-        <w:t>glazing_area_dist</w:t>
-      </w:r>
-      <w:proofErr w:type="spellEnd"/>
-      <w:r>
-        <w:rPr>
-          <w:rFonts w:ascii="Times New Roman" w:hAnsi="Times New Roman"/>
-        </w:rPr>
-        <w:t xml:space="preserve"> </w:t>
-      </w:r>
-      <w:r>
-        <w:rPr>
-          <w:rFonts w:ascii="Times New Roman" w:hAnsi="Times New Roman"/>
-        </w:rPr>
-        <w:t xml:space="preserve">were encoded using one-hot encoding to preserve categorical distinctions while ensuring compatibility with machine learning models. Numerical features were scaled </w:t>
-      </w:r>
-      <w:r>
-        <w:rPr>
-          <w:rFonts w:ascii="Times New Roman" w:hAnsi="Times New Roman"/>
-        </w:rPr>
-        <w:t xml:space="preserve">using </w:t>
-      </w:r>
-      <w:proofErr w:type="spellStart"/>
-      <w:r>
-        <w:rPr>
-          <w:rFonts w:ascii="Times New Roman" w:hAnsi="Times New Roman"/>
-        </w:rPr>
-        <w:t>StandardScalar</w:t>
-      </w:r>
-      <w:proofErr w:type="spellEnd"/>
-      <w:r>
-        <w:rPr>
-          <w:rFonts w:ascii="Times New Roman" w:hAnsi="Times New Roman"/>
-        </w:rPr>
-        <w:t xml:space="preserve"> </w:t>
-      </w:r>
-      <w:r>
-        <w:rPr>
-          <w:rFonts w:ascii="Times New Roman" w:hAnsi="Times New Roman"/>
-        </w:rPr>
-        <w:t>for linear models but left unscaled for tree-based models</w:t>
-      </w:r>
-      <w:r>
-        <w:rPr>
-          <w:rFonts w:ascii="Times New Roman" w:hAnsi="Times New Roman"/>
-        </w:rPr>
-        <w:t>.</w:t>
-      </w:r>
-    </w:p>
-    <w:p>
-      <w:pPr>
-        <w:spacing w:line="480" w:lineRule="auto"/>
-        <w:rPr>
-          <w:rFonts w:ascii="Times New Roman" w:hAnsi="Times New Roman"/>
-        </w:rPr>
-      </w:pPr>
-      <w:r>
-        <w:rPr>
-          <w:rFonts w:ascii="Times New Roman" w:hAnsi="Times New Roman"/>
-        </w:rPr>
-        <w:tab/>
-      </w:r>
-      <w:r>
-        <w:rPr>
-          <w:rFonts w:ascii="Times New Roman" w:hAnsi="Times New Roman"/>
-        </w:rPr>
-        <w:t xml:space="preserve">The dataset originally contained eight features. After incorporating engineered features and encoded variables, the final feature set consisted of 17 variables. </w:t>
-      </w:r>
-      <w:r>
-        <w:rPr>
-          <w:rFonts w:ascii="Times New Roman" w:hAnsi="Times New Roman"/>
-        </w:rPr>
-        <w:t>None of the</w:t>
-      </w:r>
-      <w:r>
-        <w:rPr>
-          <w:rFonts w:ascii="Times New Roman" w:hAnsi="Times New Roman"/>
-        </w:rPr>
-        <w:t xml:space="preserve"> engineered features demonstrated stronger relationships with the target variable than their original counterparts</w:t>
-      </w:r>
-      <w:r>
-        <w:rPr>
-          <w:rFonts w:ascii="Times New Roman" w:hAnsi="Times New Roman"/>
-        </w:rPr>
-        <w:t>.</w:t>
-      </w:r>
-    </w:p>
-    <w:p>
-      <w:pPr>
-        <w:spacing w:line="480" w:lineRule="auto"/>
-        <w:jc w:val="center"/>
-        <w:rPr>
-          <w:rFonts w:ascii="Times New Roman" w:hAnsi="Times New Roman"/>
-        </w:rPr>
-      </w:pPr>
-      <w:r>
-        <w:rPr>
-          <w:rFonts w:ascii="Times New Roman" w:hAnsi="Times New Roman"/>
-        </w:rPr>
-        <w:t>Modeling</w:t>
-      </w:r>
-      <w:r>
-        <w:rPr>
-          <w:rFonts w:ascii="Times New Roman" w:hAnsi="Times New Roman"/>
-        </w:rPr>
-        <w:t xml:space="preserve"> Approach and Results</w:t>
-      </w:r>
-    </w:p>
-    <w:p>
-      <w:pPr>
-        <w:spacing w:line="480" w:lineRule="auto"/>
-        <w:rPr>
-          <w:rFonts w:ascii="Times New Roman" w:hAnsi="Times New Roman"/>
-        </w:rPr>
-      </w:pPr>
-      <w:r>
-        <w:rPr>
-          <w:rFonts w:ascii="Times New Roman" w:hAnsi="Times New Roman"/>
-        </w:rPr>
-        <w:tab/>
-      </w:r>
-      <w:r>
-        <w:rPr>
-          <w:rFonts w:ascii="Times New Roman" w:hAnsi="Times New Roman"/>
-        </w:rPr>
-        <w:t xml:space="preserve">A variety of regression models were implemented to balance interpretability and predictive performance. Linear regression and regularized models such as ridge and lasso regression were included as baselines due to their simplicity and interpretability. Decision tree </w:t>
-      </w:r>
-      <w:r>
-        <w:rPr>
-          <w:rFonts w:ascii="Times New Roman" w:hAnsi="Times New Roman"/>
-        </w:rPr>
-        <w:lastRenderedPageBreak/>
-        <w:t>and ensemble models, including random forest and gradient boosting, were used to capture nonlinear relationships and improve predictive accuracy.</w:t>
-      </w:r>
-    </w:p>
-    <w:p>
-      <w:pPr>
-        <w:spacing w:line="480" w:lineRule="auto"/>
-        <w:rPr>
-          <w:rFonts w:ascii="Times New Roman" w:hAnsi="Times New Roman"/>
-        </w:rPr>
-      </w:pPr>
-      <w:r>
-        <w:rPr>
-          <w:rFonts w:ascii="Times New Roman" w:hAnsi="Times New Roman"/>
-        </w:rPr>
-        <w:tab/>
-      </w:r>
-      <w:r>
-        <w:rPr>
-          <w:rFonts w:ascii="Times New Roman" w:hAnsi="Times New Roman"/>
-        </w:rPr>
-        <w:t xml:space="preserve">Among the default models, gradient boosting achieved the best performance, with a test R² of 0.997969 and an RMSE of 0.460061. Random forest and decision tree models also performed well, with test R² values of 0.997429 and 0.995826, respectively. Linear </w:t>
-      </w:r>
-      <w:r>
-        <w:rPr>
-          <w:rFonts w:ascii="Times New Roman" w:hAnsi="Times New Roman"/>
-        </w:rPr>
-        <w:t>(scaled and unscaled), ridge, and la</w:t>
-      </w:r>
-      <w:r>
-        <w:rPr>
-          <w:rFonts w:ascii="Times New Roman" w:hAnsi="Times New Roman"/>
-        </w:rPr>
-        <w:t>sso regression</w:t>
-      </w:r>
-      <w:r>
-        <w:rPr>
-          <w:rFonts w:ascii="Times New Roman" w:hAnsi="Times New Roman"/>
-        </w:rPr>
-        <w:t xml:space="preserve"> models showed lower performance, indicating that the relationships in the data </w:t>
-      </w:r>
-      <w:proofErr w:type="gramStart"/>
-      <w:r>
-        <w:rPr>
-          <w:rFonts w:ascii="Times New Roman" w:hAnsi="Times New Roman"/>
-        </w:rPr>
-        <w:t>w</w:t>
-      </w:r>
-      <w:r>
-        <w:rPr>
-          <w:rFonts w:ascii="Times New Roman" w:hAnsi="Times New Roman"/>
-        </w:rPr>
-        <w:t>as</w:t>
-      </w:r>
-      <w:proofErr w:type="gramEnd"/>
-      <w:r>
-        <w:rPr>
-          <w:rFonts w:ascii="Times New Roman" w:hAnsi="Times New Roman"/>
-        </w:rPr>
-        <w:t xml:space="preserve"> not purely linear.</w:t>
-      </w:r>
-    </w:p>
-    <w:p>
-      <w:pPr>
-        <w:spacing w:line="480" w:lineRule="auto"/>
-        <w:rPr>
-          <w:rFonts w:ascii="Times New Roman" w:hAnsi="Times New Roman"/>
-        </w:rPr>
-      </w:pPr>
-      <w:r>
-        <w:rPr>
-          <w:rFonts w:ascii="Times New Roman" w:hAnsi="Times New Roman"/>
-        </w:rPr>
-        <w:tab/>
-      </w:r>
-      <w:proofErr w:type="spellStart"/>
-      <w:proofErr w:type="gramStart"/>
-      <w:r>
-        <w:rPr>
-          <w:rFonts w:ascii="Times New Roman" w:hAnsi="Times New Roman"/>
-        </w:rPr>
-        <w:t>Five fold</w:t>
-      </w:r>
-      <w:proofErr w:type="spellEnd"/>
-      <w:proofErr w:type="gramEnd"/>
-      <w:r>
-        <w:rPr>
-          <w:rFonts w:ascii="Times New Roman" w:hAnsi="Times New Roman"/>
-        </w:rPr>
-        <w:t xml:space="preserve"> c</w:t>
-      </w:r>
-      <w:r>
-        <w:rPr>
-          <w:rFonts w:ascii="Times New Roman" w:hAnsi="Times New Roman"/>
-        </w:rPr>
-        <w:t>ross-validation results supported these findings. Gradient boosting achieved a cross-validation mean of 0.997891 with a standard deviation of 0.000360, while random forest achieved 0.997027 with a standard deviation of 0.000703. All models exhibited low variability across folds, indicating stable and reliable performance.</w:t>
-      </w:r>
-    </w:p>
-    <w:p>
-      <w:pPr>
-        <w:spacing w:line="480" w:lineRule="auto"/>
-        <w:rPr>
-          <w:rFonts w:ascii="Times New Roman" w:hAnsi="Times New Roman"/>
-        </w:rPr>
-      </w:pPr>
-      <w:r>
-        <w:rPr>
-          <w:rFonts w:ascii="Times New Roman" w:hAnsi="Times New Roman"/>
-        </w:rPr>
-        <w:tab/>
-      </w:r>
-      <w:r>
-        <w:rPr>
-          <w:rFonts w:ascii="Times New Roman" w:hAnsi="Times New Roman"/>
-        </w:rPr>
-        <w:t xml:space="preserve">Hyperparameter tuning </w:t>
-      </w:r>
-      <w:r>
-        <w:rPr>
-          <w:rFonts w:ascii="Times New Roman" w:hAnsi="Times New Roman"/>
-        </w:rPr>
-        <w:t xml:space="preserve">using </w:t>
-      </w:r>
-      <w:proofErr w:type="spellStart"/>
-      <w:r>
-        <w:rPr>
-          <w:rFonts w:ascii="Times New Roman" w:hAnsi="Times New Roman"/>
-        </w:rPr>
-        <w:t>GridSearchCV</w:t>
-      </w:r>
-      <w:proofErr w:type="spellEnd"/>
-      <w:r>
-        <w:rPr>
-          <w:rFonts w:ascii="Times New Roman" w:hAnsi="Times New Roman"/>
-        </w:rPr>
-        <w:t xml:space="preserve"> </w:t>
-      </w:r>
-      <w:r>
-        <w:rPr>
-          <w:rFonts w:ascii="Times New Roman" w:hAnsi="Times New Roman"/>
-        </w:rPr>
-        <w:t xml:space="preserve">further improved model performance. The tuned gradient boosting model achieved a test R² of 0.998413 and an RMSE of 0.406689, representing the highest accuracy among all evaluated models. The improvement over the default gradient boosting model, while small, demonstrated the effectiveness of tuning </w:t>
-      </w:r>
-      <w:r>
-        <w:rPr>
-          <w:rFonts w:ascii="Times New Roman" w:hAnsi="Times New Roman"/>
-        </w:rPr>
-        <w:t xml:space="preserve">the </w:t>
-      </w:r>
-      <w:r>
-        <w:rPr>
-          <w:rFonts w:ascii="Times New Roman" w:hAnsi="Times New Roman"/>
-        </w:rPr>
-        <w:t>model parameters.</w:t>
-      </w:r>
-    </w:p>
-    <w:p>
-      <w:pPr>
-        <w:spacing w:line="480" w:lineRule="auto"/>
-        <w:jc w:val="center"/>
-        <w:rPr>
-          <w:rFonts w:ascii="Times New Roman" w:hAnsi="Times New Roman"/>
-        </w:rPr>
-      </w:pPr>
-      <w:r>
-        <w:rPr>
-          <w:rFonts w:ascii="Times New Roman" w:hAnsi="Times New Roman"/>
-        </w:rPr>
-        <w:t>Model Selection and Interpretation</w:t>
-      </w:r>
-    </w:p>
-    <w:p>
-      <w:pPr>
-        <w:spacing w:line="480" w:lineRule="auto"/>
-        <w:rPr>
-          <w:rFonts w:ascii="Times New Roman" w:hAnsi="Times New Roman"/>
-        </w:rPr>
-      </w:pPr>
-      <w:r>
-        <w:rPr>
-          <w:rFonts w:ascii="Times New Roman" w:hAnsi="Times New Roman"/>
-        </w:rPr>
-        <w:tab/>
-      </w:r>
-      <w:r>
-        <w:rPr>
-          <w:rFonts w:ascii="Times New Roman" w:hAnsi="Times New Roman"/>
-        </w:rPr>
-        <w:t xml:space="preserve">The tuned gradient boosting model was selected as the final model due to its superior performance across all evaluation metrics. It achieved a test R² of 0.998413, indicating that it explains nearly all variability in the target variable. Its cross-validation score of 0.998272 </w:t>
-      </w:r>
-      <w:r>
-        <w:rPr>
-          <w:rFonts w:ascii="Times New Roman" w:hAnsi="Times New Roman"/>
-        </w:rPr>
-        <w:t xml:space="preserve">and standard deviation of only </w:t>
-      </w:r>
-      <w:r>
-        <w:rPr>
-          <w:rFonts w:ascii="Times New Roman" w:hAnsi="Times New Roman"/>
-        </w:rPr>
-        <w:t>0.000270 confirmed that this performance was consistent across multiple data splits, reducing the likelihood of overfitting.</w:t>
-      </w:r>
-    </w:p>
-    <w:p>
-      <w:pPr>
-        <w:spacing w:line="480" w:lineRule="auto"/>
-        <w:rPr>
-          <w:rFonts w:ascii="Times New Roman" w:hAnsi="Times New Roman"/>
-        </w:rPr>
-      </w:pPr>
-      <w:r>
-        <w:rPr>
-          <w:rFonts w:ascii="Times New Roman" w:hAnsi="Times New Roman"/>
-        </w:rPr>
-        <w:tab/>
-      </w:r>
-      <w:r>
-        <w:rPr>
-          <w:rFonts w:ascii="Times New Roman" w:hAnsi="Times New Roman"/>
-        </w:rPr>
-        <w:t xml:space="preserve">The gap between training performance (R² = 0.999190) and test performance </w:t>
-      </w:r>
-      <w:r>
-        <w:rPr>
-          <w:rFonts w:ascii="Times New Roman" w:hAnsi="Times New Roman"/>
-        </w:rPr>
-        <w:t>(</w:t>
-      </w:r>
-      <w:r>
-        <w:rPr>
-          <w:rFonts w:ascii="Times New Roman" w:hAnsi="Times New Roman"/>
-        </w:rPr>
-        <w:t>R² = 0.</w:t>
-      </w:r>
-      <w:r>
-        <w:rPr>
-          <w:rFonts w:ascii="Times New Roman" w:hAnsi="Times New Roman"/>
-        </w:rPr>
-        <w:t xml:space="preserve"> </w:t>
-      </w:r>
-      <w:r>
-        <w:rPr>
-          <w:rFonts w:ascii="Times New Roman" w:hAnsi="Times New Roman"/>
-        </w:rPr>
-        <w:t>998413</w:t>
-      </w:r>
-      <w:r>
-        <w:rPr>
-          <w:rFonts w:ascii="Times New Roman" w:hAnsi="Times New Roman"/>
-        </w:rPr>
-        <w:t xml:space="preserve">) was </w:t>
-      </w:r>
-      <w:r>
-        <w:rPr>
-          <w:rFonts w:ascii="Times New Roman" w:hAnsi="Times New Roman"/>
-        </w:rPr>
-        <w:t xml:space="preserve">minimal, further indicating that the model </w:t>
-      </w:r>
-      <w:r>
-        <w:rPr>
-          <w:rFonts w:ascii="Times New Roman" w:hAnsi="Times New Roman"/>
-        </w:rPr>
-        <w:t>performs</w:t>
-      </w:r>
-      <w:r>
-        <w:rPr>
-          <w:rFonts w:ascii="Times New Roman" w:hAnsi="Times New Roman"/>
-        </w:rPr>
-        <w:t xml:space="preserve"> well </w:t>
-      </w:r>
-      <w:r>
-        <w:rPr>
-          <w:rFonts w:ascii="Times New Roman" w:hAnsi="Times New Roman"/>
-        </w:rPr>
-        <w:t>on</w:t>
-      </w:r>
-      <w:r>
-        <w:rPr>
-          <w:rFonts w:ascii="Times New Roman" w:hAnsi="Times New Roman"/>
-        </w:rPr>
-        <w:t xml:space="preserve"> unseen data. </w:t>
-      </w:r>
-      <w:r>
-        <w:rPr>
-          <w:rFonts w:ascii="Times New Roman" w:hAnsi="Times New Roman"/>
-        </w:rPr>
-        <w:t xml:space="preserve">Tuning the </w:t>
-      </w:r>
-      <w:r>
-        <w:rPr>
-          <w:rFonts w:ascii="Times New Roman" w:hAnsi="Times New Roman"/>
-        </w:rPr>
-        <w:lastRenderedPageBreak/>
-        <w:t xml:space="preserve">gradient boosted model </w:t>
-      </w:r>
-      <w:r>
-        <w:rPr>
-          <w:rFonts w:ascii="Times New Roman" w:hAnsi="Times New Roman"/>
-        </w:rPr>
-        <w:t>improved performance by 0.000444 R² points</w:t>
-      </w:r>
-      <w:r>
-        <w:rPr>
-          <w:rFonts w:ascii="Times New Roman" w:hAnsi="Times New Roman"/>
-        </w:rPr>
-        <w:t xml:space="preserve"> over the untuned gradient boosted model</w:t>
-      </w:r>
-      <w:r>
-        <w:rPr>
-          <w:rFonts w:ascii="Times New Roman" w:hAnsi="Times New Roman"/>
-        </w:rPr>
-        <w:t xml:space="preserve">, providing a measurable but </w:t>
-      </w:r>
-      <w:r>
-        <w:rPr>
-          <w:rFonts w:ascii="Times New Roman" w:hAnsi="Times New Roman"/>
-        </w:rPr>
-        <w:t>minimal</w:t>
-      </w:r>
-      <w:r>
-        <w:rPr>
-          <w:rFonts w:ascii="Times New Roman" w:hAnsi="Times New Roman"/>
-        </w:rPr>
-        <w:t xml:space="preserve"> gain.</w:t>
-      </w:r>
-    </w:p>
-    <w:p>
-      <w:pPr>
-        <w:spacing w:line="480" w:lineRule="auto"/>
-        <w:rPr>
-          <w:rFonts w:ascii="Times New Roman" w:hAnsi="Times New Roman"/>
-        </w:rPr>
-      </w:pPr>
-      <w:r>
-        <w:rPr>
-          <w:rFonts w:ascii="Times New Roman" w:hAnsi="Times New Roman"/>
-        </w:rPr>
-        <w:tab/>
-      </w:r>
-      <w:r>
-        <w:rPr>
-          <w:rFonts w:ascii="Times New Roman" w:hAnsi="Times New Roman"/>
-        </w:rPr>
-        <w:t xml:space="preserve">Feature importance analysis revealed that </w:t>
-      </w:r>
-      <w:proofErr w:type="spellStart"/>
-      <w:r>
-        <w:rPr>
-          <w:rFonts w:ascii="Times New Roman" w:hAnsi="Times New Roman"/>
-        </w:rPr>
-        <w:t>height_surface_interaction</w:t>
-      </w:r>
-      <w:proofErr w:type="spellEnd"/>
-      <w:r>
-        <w:rPr>
-          <w:rFonts w:ascii="Times New Roman" w:hAnsi="Times New Roman"/>
-        </w:rPr>
-        <w:t xml:space="preserve"> was the most influential predictor, with an importance score of 0.</w:t>
-      </w:r>
-      <w:r>
-        <w:rPr>
-          <w:rFonts w:ascii="Times New Roman" w:hAnsi="Times New Roman"/>
-        </w:rPr>
-        <w:t>909560</w:t>
-      </w:r>
-      <w:r>
-        <w:rPr>
-          <w:rFonts w:ascii="Times New Roman" w:hAnsi="Times New Roman"/>
-        </w:rPr>
-        <w:t xml:space="preserve">. This indicates that the relationship between surface area and </w:t>
-      </w:r>
-      <w:r>
-        <w:rPr>
-          <w:rFonts w:ascii="Times New Roman" w:hAnsi="Times New Roman"/>
-        </w:rPr>
-        <w:t>height</w:t>
-      </w:r>
-      <w:r>
-        <w:rPr>
-          <w:rFonts w:ascii="Times New Roman" w:hAnsi="Times New Roman"/>
-        </w:rPr>
-        <w:t xml:space="preserve"> plays a dominant role in determining heating load. The second most important feature, </w:t>
-      </w:r>
-      <w:proofErr w:type="spellStart"/>
-      <w:r>
-        <w:rPr>
-          <w:rFonts w:ascii="Times New Roman" w:hAnsi="Times New Roman"/>
-        </w:rPr>
-        <w:t>overall_height</w:t>
-      </w:r>
-      <w:proofErr w:type="spellEnd"/>
-      <w:r>
-        <w:rPr>
-          <w:rFonts w:ascii="Times New Roman" w:hAnsi="Times New Roman"/>
-        </w:rPr>
-        <w:t xml:space="preserve"> (0.</w:t>
-      </w:r>
-      <w:r>
-        <w:rPr>
-          <w:rFonts w:ascii="Times New Roman" w:hAnsi="Times New Roman"/>
-        </w:rPr>
-        <w:t>889154</w:t>
-      </w:r>
-      <w:r>
-        <w:rPr>
-          <w:rFonts w:ascii="Times New Roman" w:hAnsi="Times New Roman"/>
-        </w:rPr>
-        <w:t xml:space="preserve">), suggests that building height significantly affects heat retention and energy efficiency. The third feature, </w:t>
-      </w:r>
-      <w:proofErr w:type="spellStart"/>
-      <w:r>
-        <w:rPr>
-          <w:rFonts w:ascii="Times New Roman" w:hAnsi="Times New Roman"/>
-        </w:rPr>
-        <w:t>roof_area</w:t>
-      </w:r>
-      <w:proofErr w:type="spellEnd"/>
-      <w:r>
-        <w:rPr>
-          <w:rFonts w:ascii="Times New Roman" w:hAnsi="Times New Roman"/>
-        </w:rPr>
-        <w:t xml:space="preserve"> (0.</w:t>
-      </w:r>
-      <w:r>
-        <w:rPr>
-          <w:rFonts w:ascii="Times New Roman" w:hAnsi="Times New Roman"/>
-        </w:rPr>
-        <w:t>863294</w:t>
-      </w:r>
-      <w:r>
-        <w:rPr>
-          <w:rFonts w:ascii="Times New Roman" w:hAnsi="Times New Roman"/>
-        </w:rPr>
-        <w:t>),</w:t>
-      </w:r>
-      <w:r>
-        <w:rPr>
-          <w:rFonts w:ascii="Times New Roman" w:hAnsi="Times New Roman"/>
-        </w:rPr>
-        <w:t xml:space="preserve"> was also a strong predictor of heating load.</w:t>
-      </w:r>
-    </w:p>
-    <w:p>
-      <w:pPr>
-        <w:spacing w:line="480" w:lineRule="auto"/>
-        <w:rPr>
-          <w:rFonts w:ascii="Times New Roman" w:hAnsi="Times New Roman"/>
-        </w:rPr>
-      </w:pPr>
-      <w:r>
-        <w:rPr>
-          <w:rFonts w:ascii="Times New Roman" w:hAnsi="Times New Roman"/>
-        </w:rPr>
-        <w:tab/>
-      </w:r>
-      <w:r>
-        <w:rPr>
-          <w:rFonts w:ascii="Times New Roman" w:hAnsi="Times New Roman"/>
-        </w:rPr>
-        <w:t xml:space="preserve">These findings provide meaningful insights into the factors </w:t>
-      </w:r>
-      <w:r>
-        <w:rPr>
-          <w:rFonts w:ascii="Times New Roman" w:hAnsi="Times New Roman"/>
-        </w:rPr>
-        <w:t xml:space="preserve">that affect heating </w:t>
-      </w:r>
-      <w:proofErr w:type="gramStart"/>
-      <w:r>
-        <w:rPr>
-          <w:rFonts w:ascii="Times New Roman" w:hAnsi="Times New Roman"/>
-        </w:rPr>
-        <w:t>load</w:t>
-      </w:r>
-      <w:proofErr w:type="gramEnd"/>
-      <w:r>
-        <w:rPr>
-          <w:rFonts w:ascii="Times New Roman" w:hAnsi="Times New Roman"/>
-        </w:rPr>
-        <w:t xml:space="preserve">. Buildings with inefficient geometric proportions or excessive exposed surface area are more likely to require higher heating loads. </w:t>
-      </w:r>
-      <w:r>
-        <w:rPr>
-          <w:rFonts w:ascii="Times New Roman" w:hAnsi="Times New Roman"/>
-        </w:rPr>
-        <w:t>By o</w:t>
-      </w:r>
-      <w:r>
-        <w:rPr>
-          <w:rFonts w:ascii="Times New Roman" w:hAnsi="Times New Roman"/>
-        </w:rPr>
-        <w:t>ptimizing these structural characteristics</w:t>
-      </w:r>
-      <w:r>
-        <w:rPr>
-          <w:rFonts w:ascii="Times New Roman" w:hAnsi="Times New Roman"/>
-        </w:rPr>
-        <w:t xml:space="preserve"> by minimizing the amount of exterior surface</w:t>
-      </w:r>
-      <w:r>
-        <w:rPr>
-          <w:rFonts w:ascii="Times New Roman" w:hAnsi="Times New Roman"/>
-        </w:rPr>
-        <w:t xml:space="preserve">, it is possible to significantly </w:t>
-      </w:r>
-      <w:r>
-        <w:rPr>
-          <w:rFonts w:ascii="Times New Roman" w:hAnsi="Times New Roman"/>
-        </w:rPr>
-        <w:t>reduce heating load and increase energy efficiency</w:t>
-      </w:r>
-      <w:r>
-        <w:rPr>
-          <w:rFonts w:ascii="Times New Roman" w:hAnsi="Times New Roman"/>
-        </w:rPr>
-        <w:t>.</w:t>
-      </w:r>
-    </w:p>
-    <w:p>
-      <w:pPr>
-        <w:spacing w:line="480" w:lineRule="auto"/>
-        <w:jc w:val="center"/>
-        <w:rPr>
-          <w:rFonts w:ascii="Times New Roman" w:hAnsi="Times New Roman"/>
-        </w:rPr>
-      </w:pPr>
-      <w:r>
-        <w:rPr>
-          <w:rFonts w:ascii="Times New Roman" w:hAnsi="Times New Roman"/>
-        </w:rPr>
-        <w:t>Conclusions and Recommendations</w:t>
-      </w:r>
-    </w:p>
-    <w:p>
-      <w:pPr>
-        <w:spacing w:line="480" w:lineRule="auto"/>
-        <w:rPr>
-          <w:rFonts w:ascii="Times New Roman" w:hAnsi="Times New Roman"/>
-        </w:rPr>
-      </w:pPr>
-      <w:r>
-        <w:rPr>
-          <w:rFonts w:ascii="Times New Roman" w:hAnsi="Times New Roman"/>
-        </w:rPr>
-        <w:tab/>
-      </w:r>
-      <w:r>
-        <w:rPr>
-          <w:rFonts w:ascii="Times New Roman" w:hAnsi="Times New Roman"/>
-        </w:rPr>
-        <w:t xml:space="preserve">This project successfully developed a highly accurate regression model for predicting residential heating load. </w:t>
-      </w:r>
-      <w:r>
-        <w:rPr>
-          <w:rFonts w:ascii="Times New Roman" w:hAnsi="Times New Roman"/>
-        </w:rPr>
-        <w:t>All models performed well, with tuned gradient boosting, which performed the best, beating out the worst performing model, lasso regression, by an R</w:t>
-      </w:r>
-      <w:r>
-        <w:rPr>
-          <w:rFonts w:ascii="Times New Roman" w:hAnsi="Times New Roman"/>
-          <w:vertAlign w:val="superscript"/>
-        </w:rPr>
-        <w:t xml:space="preserve">2 </w:t>
-      </w:r>
-      <w:r>
-        <w:rPr>
-          <w:rFonts w:ascii="Times New Roman" w:hAnsi="Times New Roman"/>
-        </w:rPr>
-        <w:t xml:space="preserve">test score difference of only 0.075511. </w:t>
-      </w:r>
-      <w:r>
-        <w:rPr>
-          <w:rFonts w:ascii="Times New Roman" w:hAnsi="Times New Roman"/>
-        </w:rPr>
-        <w:t>The final tuned gradient boosting model achieved a</w:t>
-      </w:r>
-      <w:r>
-        <w:rPr>
-          <w:rFonts w:ascii="Times New Roman" w:hAnsi="Times New Roman"/>
-        </w:rPr>
-        <w:t>n</w:t>
-      </w:r>
-      <w:r>
-        <w:rPr>
-          <w:rFonts w:ascii="Times New Roman" w:hAnsi="Times New Roman"/>
-        </w:rPr>
-        <w:t xml:space="preserve"> R² </w:t>
-      </w:r>
-      <w:r>
-        <w:rPr>
-          <w:rFonts w:ascii="Times New Roman" w:hAnsi="Times New Roman"/>
-        </w:rPr>
-        <w:t xml:space="preserve">test score </w:t>
-      </w:r>
-      <w:r>
-        <w:rPr>
-          <w:rFonts w:ascii="Times New Roman" w:hAnsi="Times New Roman"/>
-        </w:rPr>
-        <w:t>of 0.998413 and an RMSE of 0.406689, demonstrating exceptional predictive performance and strong generalization ability.</w:t>
-      </w:r>
-    </w:p>
-    <w:p>
-      <w:pPr>
-        <w:spacing w:line="480" w:lineRule="auto"/>
-        <w:rPr>
-          <w:rFonts w:ascii="Times New Roman" w:hAnsi="Times New Roman"/>
-        </w:rPr>
-      </w:pPr>
-      <w:r>
-        <w:rPr>
-          <w:rFonts w:ascii="Times New Roman" w:hAnsi="Times New Roman"/>
-        </w:rPr>
-        <w:tab/>
-      </w:r>
-      <w:r>
-        <w:rPr>
-          <w:rFonts w:ascii="Times New Roman" w:hAnsi="Times New Roman"/>
-        </w:rPr>
-        <w:t xml:space="preserve">Based on the model findings, several actionable recommendations can be made. First, optimizing the </w:t>
-      </w:r>
-      <w:r>
-        <w:rPr>
-          <w:rFonts w:ascii="Times New Roman" w:hAnsi="Times New Roman"/>
-        </w:rPr>
-        <w:t>interaction between height and surface</w:t>
-      </w:r>
-      <w:r>
-        <w:rPr>
-          <w:rFonts w:ascii="Times New Roman" w:hAnsi="Times New Roman"/>
-        </w:rPr>
-        <w:t xml:space="preserve"> is critical, as this feature had the highest importance (0.</w:t>
-      </w:r>
-      <w:r>
-        <w:rPr>
-          <w:rFonts w:ascii="Times New Roman" w:hAnsi="Times New Roman"/>
-        </w:rPr>
-        <w:t>909560</w:t>
-      </w:r>
-      <w:r>
-        <w:rPr>
-          <w:rFonts w:ascii="Times New Roman" w:hAnsi="Times New Roman"/>
-        </w:rPr>
-        <w:t xml:space="preserve">) and strongly influences heat loss. Designing buildings with more compact shapes and balanced surface distribution can reduce heating requirements. Second, </w:t>
-      </w:r>
-      <w:r>
-        <w:rPr>
-          <w:rFonts w:ascii="Times New Roman" w:hAnsi="Times New Roman"/>
-        </w:rPr>
-        <w:lastRenderedPageBreak/>
-        <w:t xml:space="preserve">managing overall building height is important, as it directly impacts heat retention. Adjusting height in conjunction with surface </w:t>
-      </w:r>
-      <w:r>
-        <w:rPr>
-          <w:rFonts w:ascii="Times New Roman" w:hAnsi="Times New Roman"/>
-        </w:rPr>
-        <w:t>area</w:t>
-      </w:r>
-      <w:r>
-        <w:rPr>
-          <w:rFonts w:ascii="Times New Roman" w:hAnsi="Times New Roman"/>
-        </w:rPr>
-        <w:t xml:space="preserve"> can improve energy efficiency. Third, considering the </w:t>
-      </w:r>
-      <w:r>
-        <w:rPr>
-          <w:rFonts w:ascii="Times New Roman" w:hAnsi="Times New Roman"/>
-        </w:rPr>
-        <w:t>roof area</w:t>
-      </w:r>
-      <w:r>
-        <w:rPr>
-          <w:rFonts w:ascii="Times New Roman" w:hAnsi="Times New Roman"/>
-        </w:rPr>
-        <w:t xml:space="preserve"> can further refine building performance, as this </w:t>
-      </w:r>
-      <w:r>
-        <w:rPr>
-          <w:rFonts w:ascii="Times New Roman" w:hAnsi="Times New Roman"/>
-        </w:rPr>
-        <w:t>variable</w:t>
-      </w:r>
-      <w:r>
-        <w:rPr>
-          <w:rFonts w:ascii="Times New Roman" w:hAnsi="Times New Roman"/>
-        </w:rPr>
-        <w:t xml:space="preserve"> was shown to significantly influence heating load.</w:t>
-      </w:r>
-    </w:p>
-    <w:p>
-      <w:pPr>
-        <w:spacing w:line="480" w:lineRule="auto"/>
-        <w:rPr>
-          <w:rFonts w:ascii="Times New Roman" w:hAnsi="Times New Roman"/>
-        </w:rPr>
-      </w:pPr>
-      <w:r>
-        <w:rPr>
-          <w:rFonts w:ascii="Times New Roman" w:hAnsi="Times New Roman"/>
-        </w:rPr>
-        <w:tab/>
-      </w:r>
-      <w:r>
-        <w:rPr>
-          <w:rFonts w:ascii="Times New Roman" w:hAnsi="Times New Roman"/>
-        </w:rPr>
-        <w:t xml:space="preserve">Despite its strong performance, the model has limitations. </w:t>
-      </w:r>
-      <w:r>
-        <w:rPr>
-          <w:rFonts w:ascii="Times New Roman" w:hAnsi="Times New Roman"/>
-        </w:rPr>
-        <w:t>The entire dataset is generated from simulations, which may not accurately replicate real-world conditions. T</w:t>
-      </w:r>
-      <w:r>
-        <w:rPr>
-          <w:rFonts w:ascii="Times New Roman" w:hAnsi="Times New Roman"/>
-        </w:rPr>
-        <w:t xml:space="preserve">he dataset does not include environmental factors such as climate conditions, which can significantly affect heating demand. </w:t>
-      </w:r>
-      <w:r>
-        <w:rPr>
-          <w:rFonts w:ascii="Times New Roman" w:hAnsi="Times New Roman"/>
-        </w:rPr>
-        <w:t>T</w:t>
-      </w:r>
-      <w:r>
-        <w:rPr>
-          <w:rFonts w:ascii="Times New Roman" w:hAnsi="Times New Roman"/>
-        </w:rPr>
-        <w:t>he model assumes that relationships observed in the dataset remain consistent across different geographic and architectural contexts, which may not always be the case.</w:t>
-      </w:r>
-      <w:r>
-        <w:rPr>
-          <w:rFonts w:ascii="Times New Roman" w:hAnsi="Times New Roman"/>
-        </w:rPr>
-        <w:t xml:space="preserve"> </w:t>
-      </w:r>
-      <w:proofErr w:type="spellStart"/>
-      <w:r>
-        <w:rPr>
-          <w:rFonts w:ascii="Times New Roman" w:hAnsi="Times New Roman"/>
-        </w:rPr>
-        <w:t>Additionaly</w:t>
-      </w:r>
-      <w:proofErr w:type="spellEnd"/>
-      <w:r>
-        <w:rPr>
-          <w:rFonts w:ascii="Times New Roman" w:hAnsi="Times New Roman"/>
-        </w:rPr>
-        <w:t>, the model does not take into consideration different construction materials, which would likely vary significantly in how heat transfer occurs.</w:t>
-      </w:r>
-    </w:p>
-    <w:p>
-      <w:pPr>
-        <w:spacing w:line="480" w:lineRule="auto"/>
-        <w:rPr>
-          <w:rFonts w:ascii="Times New Roman" w:hAnsi="Times New Roman"/>
-        </w:rPr>
-      </w:pPr>
-      <w:r>
-        <w:rPr>
-          <w:rFonts w:ascii="Times New Roman" w:hAnsi="Times New Roman"/>
-        </w:rPr>
-        <w:tab/>
-      </w:r>
-      <w:r>
-        <w:rPr>
-          <w:rFonts w:ascii="Times New Roman" w:hAnsi="Times New Roman"/>
-        </w:rPr>
-        <w:t xml:space="preserve">Future work should focus on incorporating additional variables, such as weather patterns and geographic location, to improve model robustness and applicability. </w:t>
-      </w:r>
-      <w:r>
-        <w:rPr>
-          <w:rFonts w:ascii="Times New Roman" w:hAnsi="Times New Roman"/>
-        </w:rPr>
-        <w:t>Including data based on construction materials would significantly improve the</w:t>
-      </w:r>
-      <w:r>
-        <w:rPr>
-          <w:rFonts w:ascii="Times New Roman" w:hAnsi="Times New Roman"/>
-        </w:rPr>
-        <w:t xml:space="preserve"> usefulness of models, and in conjunction with data pertaining to construction material and local energy costs, could be a powerful tool in leveraging initial construction costs versus long-term energy expenditure costs when designing residential buildings.</w:t>
-      </w:r>
-    </w:p>
-    <w:p>
-      <w:pPr>
-        <w:spacing w:line="480" w:lineRule="auto"/>
-        <w:jc w:val="center"/>
-        <w:rPr>
-          <w:rFonts w:ascii="Times New Roman" w:hAnsi="Times New Roman"/>
-        </w:rPr>
-      </w:pPr>
-      <w:r>
-        <w:rPr>
-          <w:rFonts w:ascii="Times New Roman" w:hAnsi="Times New Roman"/>
-        </w:rPr>
-        <w:t>References</w:t>
-      </w:r>
-    </w:p>
-    <w:p>
-      <w:pPr>
-        <w:spacing w:line="480" w:lineRule="auto"/>
-        <w:rPr>
-          <w:rFonts w:hint="eastAsia"/>
-        </w:rPr>
-      </w:pPr>
+        <w:t>, A. (2012). Energy Efficiency [Dataset]. UCI Machine Learning Repository. https://doi.org/10.24432/C51307.</w:t>
+      </w:r>
     </w:p>
     <w:sectPr>
-      <w:headerReference w:type="default" r:id="rId7"/>
+      <w:headerReference w:type="default" r:id="rId9"/>
       <w:pgSz w:w="12240" w:h="15840"/>
       <w:pgMar w:top="1284" w:right="1440" w:bottom="1440" w:left="1440" w:header="720" w:footer="0" w:gutter="0"/>
       <w:cols w:space="720"/>
@@ -2902,6 +3899,22 @@
       <w:szCs w:val="21"/>
     </w:rPr>
   </w:style>
+  <w:style w:type="table" w:styleId="TableGrid">
+    <w:name w:val="Table Grid"/>
+    <w:basedOn w:val="TableNormal"/>
+    <w:uiPriority w:val="39"/>
+    <w:rsid w:val="00857B2C"/>
+    <w:tblPr>
+      <w:tblBorders>
+        <w:top w:val="single" w:sz="4" w:space="0" w:color="auto"/>
+        <w:left w:val="single" w:sz="4" w:space="0" w:color="auto"/>
+        <w:bottom w:val="single" w:sz="4" w:space="0" w:color="auto"/>
+        <w:right w:val="single" w:sz="4" w:space="0" w:color="auto"/>
+        <w:insideH w:val="single" w:sz="4" w:space="0" w:color="auto"/>
+        <w:insideV w:val="single" w:sz="4" w:space="0" w:color="auto"/>
+      </w:tblBorders>
+    </w:tblPr>
+  </w:style>
 </w:styles>
 </file>
 

--- a/reports/Team03_Final_Report.docx
+++ b/reports/Team03_Final_Report.docx
@@ -38,6 +38,9 @@
       <w:pPr>
         <w:pStyle w:val="Heading"/>
         <w:jc w:val="center"/>
+        <w:rPr>
+          <w:rFonts w:hint="eastAsia"/>
+        </w:rPr>
       </w:pPr>
       <w:r>
         <w:t>Building Energy Efficiency</w:t>
@@ -109,21 +112,7 @@
         <w:rPr>
           <w:rFonts w:ascii="Times New Roman" w:hAnsi="Times New Roman"/>
         </w:rPr>
-        <w:t xml:space="preserve">Dr. </w:t>
-      </w:r>
-      <w:proofErr w:type="spellStart"/>
-      <w:r>
-        <w:rPr>
-          <w:rFonts w:ascii="Times New Roman" w:hAnsi="Times New Roman"/>
-        </w:rPr>
-        <w:t>Yanfang</w:t>
-      </w:r>
-      <w:proofErr w:type="spellEnd"/>
-      <w:r>
-        <w:rPr>
-          <w:rFonts w:ascii="Times New Roman" w:hAnsi="Times New Roman"/>
-        </w:rPr>
-        <w:t xml:space="preserve"> Liu</w:t>
+        <w:t>Dr. Yanfang Liu</w:t>
       </w:r>
     </w:p>
     <w:p>
@@ -698,6 +687,9 @@
       <w:pPr>
         <w:spacing w:line="480" w:lineRule="auto"/>
         <w:ind w:firstLine="709"/>
+        <w:rPr>
+          <w:rFonts w:hint="eastAsia"/>
+        </w:rPr>
       </w:pPr>
       <w:r>
         <w:rPr>
@@ -872,35 +864,7 @@
           <w:rFonts w:ascii="Times New Roman" w:hAnsi="Times New Roman"/>
         </w:rPr>
         <w:tab/>
-        <w:t xml:space="preserve">Strong relationships were observed between heating load and structural features, such as wall area and roof area. Engineered features such as </w:t>
-      </w:r>
-      <w:proofErr w:type="spellStart"/>
-      <w:r>
-        <w:rPr>
-          <w:rFonts w:ascii="Times New Roman" w:hAnsi="Times New Roman"/>
-        </w:rPr>
-        <w:t>height_surface_interaction</w:t>
-      </w:r>
-      <w:proofErr w:type="spellEnd"/>
-      <w:r>
-        <w:rPr>
-          <w:rFonts w:ascii="Times New Roman" w:hAnsi="Times New Roman"/>
-        </w:rPr>
-        <w:t xml:space="preserve"> and </w:t>
-      </w:r>
-      <w:proofErr w:type="spellStart"/>
-      <w:r>
-        <w:rPr>
-          <w:rFonts w:ascii="Times New Roman" w:hAnsi="Times New Roman"/>
-        </w:rPr>
-        <w:t>surface_wall_ratio</w:t>
-      </w:r>
-      <w:proofErr w:type="spellEnd"/>
-      <w:r>
-        <w:rPr>
-          <w:rFonts w:ascii="Times New Roman" w:hAnsi="Times New Roman"/>
-        </w:rPr>
-        <w:t xml:space="preserve"> demonstrated a strong correlation with the target </w:t>
+        <w:t xml:space="preserve">Strong relationships were observed between heating load and structural features, such as wall area and roof area. Engineered features such as height_surface_interaction and surface_wall_ratio demonstrated a strong correlation with the target </w:t>
       </w:r>
       <w:r>
         <w:rPr>
@@ -1238,14 +1202,12 @@
                 <w:rFonts w:ascii="Times New Roman" w:hAnsi="Times New Roman"/>
               </w:rPr>
             </w:pPr>
-            <w:proofErr w:type="spellStart"/>
             <w:r>
               <w:rPr>
                 <w:rFonts w:ascii="Times New Roman" w:hAnsi="Times New Roman"/>
               </w:rPr>
               <w:t>relative_compactness</w:t>
             </w:r>
-            <w:proofErr w:type="spellEnd"/>
           </w:p>
         </w:tc>
         <w:tc>
@@ -1318,14 +1280,12 @@
                 <w:rFonts w:ascii="Times New Roman" w:hAnsi="Times New Roman"/>
               </w:rPr>
             </w:pPr>
-            <w:proofErr w:type="spellStart"/>
             <w:r>
               <w:rPr>
                 <w:rFonts w:ascii="Times New Roman" w:hAnsi="Times New Roman"/>
               </w:rPr>
               <w:t>surface_area</w:t>
             </w:r>
-            <w:proofErr w:type="spellEnd"/>
           </w:p>
         </w:tc>
         <w:tc>
@@ -1398,14 +1358,12 @@
                 <w:rFonts w:ascii="Times New Roman" w:hAnsi="Times New Roman"/>
               </w:rPr>
             </w:pPr>
-            <w:proofErr w:type="spellStart"/>
             <w:r>
               <w:rPr>
                 <w:rFonts w:ascii="Times New Roman" w:hAnsi="Times New Roman"/>
               </w:rPr>
               <w:t>wall_area</w:t>
             </w:r>
-            <w:proofErr w:type="spellEnd"/>
           </w:p>
         </w:tc>
         <w:tc>
@@ -1478,14 +1436,12 @@
                 <w:rFonts w:ascii="Times New Roman" w:hAnsi="Times New Roman"/>
               </w:rPr>
             </w:pPr>
-            <w:proofErr w:type="spellStart"/>
             <w:r>
               <w:rPr>
                 <w:rFonts w:ascii="Times New Roman" w:hAnsi="Times New Roman"/>
               </w:rPr>
               <w:t>roof_area</w:t>
             </w:r>
-            <w:proofErr w:type="spellEnd"/>
           </w:p>
         </w:tc>
         <w:tc>
@@ -1558,14 +1514,12 @@
                 <w:rFonts w:ascii="Times New Roman" w:hAnsi="Times New Roman"/>
               </w:rPr>
             </w:pPr>
-            <w:proofErr w:type="spellStart"/>
             <w:r>
               <w:rPr>
                 <w:rFonts w:ascii="Times New Roman" w:hAnsi="Times New Roman"/>
               </w:rPr>
               <w:t>overall_height</w:t>
             </w:r>
-            <w:proofErr w:type="spellEnd"/>
           </w:p>
         </w:tc>
         <w:tc>
@@ -1716,14 +1670,12 @@
                 <w:rFonts w:ascii="Times New Roman" w:hAnsi="Times New Roman"/>
               </w:rPr>
             </w:pPr>
-            <w:proofErr w:type="spellStart"/>
             <w:r>
               <w:rPr>
                 <w:rFonts w:ascii="Times New Roman" w:hAnsi="Times New Roman"/>
               </w:rPr>
               <w:t>glazing_area</w:t>
             </w:r>
-            <w:proofErr w:type="spellEnd"/>
           </w:p>
         </w:tc>
         <w:tc>
@@ -1803,7 +1755,6 @@
                 <w:rFonts w:ascii="Times New Roman" w:hAnsi="Times New Roman"/>
               </w:rPr>
             </w:pPr>
-            <w:proofErr w:type="spellStart"/>
             <w:r>
               <w:rPr>
                 <w:rFonts w:ascii="Times New Roman" w:hAnsi="Times New Roman"/>
@@ -1811,7 +1762,6 @@
               <w:lastRenderedPageBreak/>
               <w:t>glazing_area_dist</w:t>
             </w:r>
-            <w:proofErr w:type="spellEnd"/>
           </w:p>
         </w:tc>
         <w:tc>
@@ -2040,21 +1990,7 @@
         <w:rPr>
           <w:rFonts w:ascii="Times New Roman" w:hAnsi="Times New Roman"/>
         </w:rPr>
-        <w:t xml:space="preserve">Three engineered features were introduced. The first, </w:t>
-      </w:r>
-      <w:proofErr w:type="spellStart"/>
-      <w:r>
-        <w:rPr>
-          <w:rFonts w:ascii="Times New Roman" w:hAnsi="Times New Roman"/>
-        </w:rPr>
-        <w:t>surface_wall_ratio</w:t>
-      </w:r>
-      <w:proofErr w:type="spellEnd"/>
-      <w:r>
-        <w:rPr>
-          <w:rFonts w:ascii="Times New Roman" w:hAnsi="Times New Roman"/>
-        </w:rPr>
-        <w:t>, represents the ratio of total surface area to wall area. This feature captures the relationship betw</w:t>
+        <w:t>Three engineered features were introduced. The first, surface_wall_ratio, represents the ratio of total surface area to wall area. This feature captures the relationship betw</w:t>
       </w:r>
       <w:r>
         <w:rPr>
@@ -2078,21 +2014,7 @@
         <w:rPr>
           <w:rFonts w:ascii="Times New Roman" w:hAnsi="Times New Roman"/>
         </w:rPr>
-        <w:t xml:space="preserve">. The second feature, </w:t>
-      </w:r>
-      <w:proofErr w:type="spellStart"/>
-      <w:r>
-        <w:rPr>
-          <w:rFonts w:ascii="Times New Roman" w:hAnsi="Times New Roman"/>
-        </w:rPr>
-        <w:t>height_surface_interaction</w:t>
-      </w:r>
-      <w:proofErr w:type="spellEnd"/>
-      <w:r>
-        <w:rPr>
-          <w:rFonts w:ascii="Times New Roman" w:hAnsi="Times New Roman"/>
-        </w:rPr>
-        <w:t xml:space="preserve">, represents the interaction between building height and surface area, allowing the model to account for combined effects that are not captured by </w:t>
+        <w:t xml:space="preserve">. The second feature, height_surface_interaction, represents the interaction between building height and surface area, allowing the model to account for combined effects that are not captured by </w:t>
       </w:r>
       <w:r>
         <w:rPr>
@@ -2106,20 +2028,12 @@
         </w:rPr>
         <w:t xml:space="preserve">individual variables. The third feature, </w:t>
       </w:r>
-      <w:proofErr w:type="spellStart"/>
       <w:r>
         <w:rPr>
           <w:rFonts w:ascii="Times New Roman" w:hAnsi="Times New Roman"/>
         </w:rPr>
         <w:lastRenderedPageBreak/>
-        <w:t>high_glazing</w:t>
-      </w:r>
-      <w:proofErr w:type="spellEnd"/>
-      <w:r>
-        <w:rPr>
-          <w:rFonts w:ascii="Times New Roman" w:hAnsi="Times New Roman"/>
-        </w:rPr>
-        <w:t>, is a binary indicator representing whether a building has a high glazing area, which affects heat transfer through windows.</w:t>
+        <w:t>high_glazing, is a binary indicator representing whether a building has a high glazing area, which affects heat transfer through windows.</w:t>
       </w:r>
     </w:p>
     <w:p>
@@ -2145,21 +2059,7 @@
         <w:rPr>
           <w:rFonts w:ascii="Times New Roman" w:hAnsi="Times New Roman"/>
         </w:rPr>
-        <w:t xml:space="preserve">such as orientation and </w:t>
-      </w:r>
-      <w:proofErr w:type="spellStart"/>
-      <w:r>
-        <w:rPr>
-          <w:rFonts w:ascii="Times New Roman" w:hAnsi="Times New Roman"/>
-        </w:rPr>
-        <w:t>glazing_area_dist</w:t>
-      </w:r>
-      <w:proofErr w:type="spellEnd"/>
-      <w:r>
-        <w:rPr>
-          <w:rFonts w:ascii="Times New Roman" w:hAnsi="Times New Roman"/>
-        </w:rPr>
-        <w:t xml:space="preserve"> </w:t>
+        <w:t xml:space="preserve">such as orientation and glazing_area_dist </w:t>
       </w:r>
       <w:r>
         <w:rPr>
@@ -2171,21 +2071,7 @@
         <w:rPr>
           <w:rFonts w:ascii="Times New Roman" w:hAnsi="Times New Roman"/>
         </w:rPr>
-        <w:t xml:space="preserve">using </w:t>
-      </w:r>
-      <w:proofErr w:type="spellStart"/>
-      <w:r>
-        <w:rPr>
-          <w:rFonts w:ascii="Times New Roman" w:hAnsi="Times New Roman"/>
-        </w:rPr>
-        <w:t>StandardScalar</w:t>
-      </w:r>
-      <w:proofErr w:type="spellEnd"/>
-      <w:r>
-        <w:rPr>
-          <w:rFonts w:ascii="Times New Roman" w:hAnsi="Times New Roman"/>
-        </w:rPr>
-        <w:t xml:space="preserve"> </w:t>
+        <w:t xml:space="preserve">using StandardScalar </w:t>
       </w:r>
       <w:r>
         <w:rPr>
@@ -2277,6 +2163,804 @@
         <w:t>A variety of regression models were implemented to balance interpretability and predictive performance. Linear regression and regularized models such as ridge and lasso regression were included as baselines due to their simplicity and interpretability. Decision tree and ensemble models, including random forest and gradient boosting, were used to capture nonlinear relationships and improve predictive accuracy.</w:t>
       </w:r>
     </w:p>
+    <w:tbl>
+      <w:tblPr>
+        <w:tblStyle w:val="TableGrid"/>
+        <w:tblW w:w="0" w:type="auto"/>
+        <w:tblLook w:val="04A0" w:firstRow="1" w:lastRow="0" w:firstColumn="1" w:lastColumn="0" w:noHBand="0" w:noVBand="1"/>
+      </w:tblPr>
+      <w:tblGrid>
+        <w:gridCol w:w="1915"/>
+        <w:gridCol w:w="1915"/>
+        <w:gridCol w:w="1915"/>
+        <w:gridCol w:w="1915"/>
+        <w:gridCol w:w="1916"/>
+      </w:tblGrid>
+      <w:tr>
+        <w:tc>
+          <w:tcPr>
+            <w:tcW w:w="1915" w:type="dxa"/>
+          </w:tcPr>
+          <w:p>
+            <w:pPr>
+              <w:spacing w:line="480" w:lineRule="auto"/>
+              <w:rPr>
+                <w:rFonts w:ascii="Times New Roman" w:hAnsi="Times New Roman"/>
+              </w:rPr>
+            </w:pPr>
+            <w:r>
+              <w:rPr>
+                <w:rFonts w:ascii="Times New Roman" w:hAnsi="Times New Roman"/>
+              </w:rPr>
+              <w:t>Model</w:t>
+            </w:r>
+          </w:p>
+        </w:tc>
+        <w:tc>
+          <w:tcPr>
+            <w:tcW w:w="1915" w:type="dxa"/>
+          </w:tcPr>
+          <w:p>
+            <w:pPr>
+              <w:spacing w:line="480" w:lineRule="auto"/>
+              <w:rPr>
+                <w:rFonts w:ascii="Times New Roman" w:hAnsi="Times New Roman"/>
+              </w:rPr>
+            </w:pPr>
+            <w:r>
+              <w:rPr>
+                <w:rFonts w:ascii="Times New Roman" w:hAnsi="Times New Roman"/>
+              </w:rPr>
+              <w:t>R2 Train</w:t>
+            </w:r>
+          </w:p>
+        </w:tc>
+        <w:tc>
+          <w:tcPr>
+            <w:tcW w:w="1915" w:type="dxa"/>
+          </w:tcPr>
+          <w:p>
+            <w:pPr>
+              <w:spacing w:line="480" w:lineRule="auto"/>
+              <w:rPr>
+                <w:rFonts w:ascii="Times New Roman" w:hAnsi="Times New Roman"/>
+              </w:rPr>
+            </w:pPr>
+            <w:r>
+              <w:rPr>
+                <w:rFonts w:ascii="Times New Roman" w:hAnsi="Times New Roman"/>
+              </w:rPr>
+              <w:t>R2 Test</w:t>
+            </w:r>
+          </w:p>
+        </w:tc>
+        <w:tc>
+          <w:tcPr>
+            <w:tcW w:w="1915" w:type="dxa"/>
+          </w:tcPr>
+          <w:p>
+            <w:pPr>
+              <w:spacing w:line="480" w:lineRule="auto"/>
+              <w:rPr>
+                <w:rFonts w:ascii="Times New Roman" w:hAnsi="Times New Roman"/>
+              </w:rPr>
+            </w:pPr>
+            <w:r>
+              <w:rPr>
+                <w:rFonts w:ascii="Times New Roman" w:hAnsi="Times New Roman"/>
+              </w:rPr>
+              <w:t>RMSE Train</w:t>
+            </w:r>
+          </w:p>
+        </w:tc>
+        <w:tc>
+          <w:tcPr>
+            <w:tcW w:w="1916" w:type="dxa"/>
+          </w:tcPr>
+          <w:p>
+            <w:pPr>
+              <w:spacing w:line="480" w:lineRule="auto"/>
+              <w:rPr>
+                <w:rFonts w:ascii="Times New Roman" w:hAnsi="Times New Roman"/>
+              </w:rPr>
+            </w:pPr>
+            <w:r>
+              <w:rPr>
+                <w:rFonts w:ascii="Times New Roman" w:hAnsi="Times New Roman"/>
+              </w:rPr>
+              <w:t>RMSE</w:t>
+            </w:r>
+          </w:p>
+        </w:tc>
+      </w:tr>
+      <w:tr>
+        <w:tc>
+          <w:tcPr>
+            <w:tcW w:w="1915" w:type="dxa"/>
+          </w:tcPr>
+          <w:p>
+            <w:pPr>
+              <w:spacing w:line="480" w:lineRule="auto"/>
+              <w:rPr>
+                <w:rFonts w:ascii="Times New Roman" w:hAnsi="Times New Roman"/>
+              </w:rPr>
+            </w:pPr>
+            <w:r>
+              <w:rPr>
+                <w:rFonts w:ascii="Times New Roman" w:hAnsi="Times New Roman"/>
+              </w:rPr>
+              <w:t>Gradient Boosting</w:t>
+            </w:r>
+          </w:p>
+        </w:tc>
+        <w:tc>
+          <w:tcPr>
+            <w:tcW w:w="1915" w:type="dxa"/>
+          </w:tcPr>
+          <w:p>
+            <w:pPr>
+              <w:spacing w:line="480" w:lineRule="auto"/>
+              <w:rPr>
+                <w:rFonts w:ascii="Times New Roman" w:hAnsi="Times New Roman"/>
+              </w:rPr>
+            </w:pPr>
+            <w:r>
+              <w:rPr>
+                <w:rFonts w:ascii="Times New Roman" w:hAnsi="Times New Roman"/>
+              </w:rPr>
+              <w:t>0.998508</w:t>
+            </w:r>
+          </w:p>
+        </w:tc>
+        <w:tc>
+          <w:tcPr>
+            <w:tcW w:w="1915" w:type="dxa"/>
+          </w:tcPr>
+          <w:p>
+            <w:pPr>
+              <w:spacing w:line="480" w:lineRule="auto"/>
+              <w:rPr>
+                <w:rFonts w:ascii="Times New Roman" w:hAnsi="Times New Roman"/>
+              </w:rPr>
+            </w:pPr>
+            <w:r>
+              <w:rPr>
+                <w:rFonts w:ascii="Times New Roman" w:hAnsi="Times New Roman"/>
+              </w:rPr>
+              <w:t>0.997969</w:t>
+            </w:r>
+          </w:p>
+        </w:tc>
+        <w:tc>
+          <w:tcPr>
+            <w:tcW w:w="1915" w:type="dxa"/>
+          </w:tcPr>
+          <w:p>
+            <w:pPr>
+              <w:spacing w:line="480" w:lineRule="auto"/>
+              <w:rPr>
+                <w:rFonts w:ascii="Times New Roman" w:hAnsi="Times New Roman"/>
+              </w:rPr>
+            </w:pPr>
+            <w:r>
+              <w:rPr>
+                <w:rFonts w:ascii="Times New Roman" w:hAnsi="Times New Roman"/>
+              </w:rPr>
+              <w:t>0.388073</w:t>
+            </w:r>
+          </w:p>
+        </w:tc>
+        <w:tc>
+          <w:tcPr>
+            <w:tcW w:w="1916" w:type="dxa"/>
+          </w:tcPr>
+          <w:p>
+            <w:pPr>
+              <w:spacing w:line="480" w:lineRule="auto"/>
+              <w:rPr>
+                <w:rFonts w:ascii="Times New Roman" w:hAnsi="Times New Roman"/>
+              </w:rPr>
+            </w:pPr>
+            <w:r>
+              <w:rPr>
+                <w:rFonts w:ascii="Times New Roman" w:hAnsi="Times New Roman"/>
+              </w:rPr>
+              <w:t>0.460061</w:t>
+            </w:r>
+          </w:p>
+        </w:tc>
+      </w:tr>
+      <w:tr>
+        <w:tc>
+          <w:tcPr>
+            <w:tcW w:w="1915" w:type="dxa"/>
+          </w:tcPr>
+          <w:p>
+            <w:pPr>
+              <w:spacing w:line="480" w:lineRule="auto"/>
+              <w:rPr>
+                <w:rFonts w:ascii="Times New Roman" w:hAnsi="Times New Roman"/>
+              </w:rPr>
+            </w:pPr>
+            <w:r>
+              <w:rPr>
+                <w:rFonts w:ascii="Times New Roman" w:hAnsi="Times New Roman"/>
+              </w:rPr>
+              <w:t>Random Forest</w:t>
+            </w:r>
+          </w:p>
+        </w:tc>
+        <w:tc>
+          <w:tcPr>
+            <w:tcW w:w="1915" w:type="dxa"/>
+          </w:tcPr>
+          <w:p>
+            <w:pPr>
+              <w:spacing w:line="480" w:lineRule="auto"/>
+              <w:rPr>
+                <w:rFonts w:ascii="Times New Roman" w:hAnsi="Times New Roman"/>
+              </w:rPr>
+            </w:pPr>
+            <w:r>
+              <w:rPr>
+                <w:rFonts w:ascii="Times New Roman" w:hAnsi="Times New Roman"/>
+              </w:rPr>
+              <w:t>0.999635</w:t>
+            </w:r>
+          </w:p>
+        </w:tc>
+        <w:tc>
+          <w:tcPr>
+            <w:tcW w:w="1915" w:type="dxa"/>
+          </w:tcPr>
+          <w:p>
+            <w:pPr>
+              <w:spacing w:line="480" w:lineRule="auto"/>
+              <w:rPr>
+                <w:rFonts w:ascii="Times New Roman" w:hAnsi="Times New Roman"/>
+              </w:rPr>
+            </w:pPr>
+            <w:r>
+              <w:rPr>
+                <w:rFonts w:ascii="Times New Roman" w:hAnsi="Times New Roman"/>
+              </w:rPr>
+              <w:t>0.997429</w:t>
+            </w:r>
+          </w:p>
+        </w:tc>
+        <w:tc>
+          <w:tcPr>
+            <w:tcW w:w="1915" w:type="dxa"/>
+          </w:tcPr>
+          <w:p>
+            <w:pPr>
+              <w:spacing w:line="480" w:lineRule="auto"/>
+              <w:rPr>
+                <w:rFonts w:ascii="Times New Roman" w:hAnsi="Times New Roman"/>
+              </w:rPr>
+            </w:pPr>
+            <w:r>
+              <w:rPr>
+                <w:rFonts w:ascii="Times New Roman" w:hAnsi="Times New Roman"/>
+              </w:rPr>
+              <w:t>0.191835</w:t>
+            </w:r>
+          </w:p>
+        </w:tc>
+        <w:tc>
+          <w:tcPr>
+            <w:tcW w:w="1916" w:type="dxa"/>
+          </w:tcPr>
+          <w:p>
+            <w:pPr>
+              <w:spacing w:line="480" w:lineRule="auto"/>
+              <w:rPr>
+                <w:rFonts w:ascii="Times New Roman" w:hAnsi="Times New Roman"/>
+              </w:rPr>
+            </w:pPr>
+            <w:r>
+              <w:rPr>
+                <w:rFonts w:ascii="Times New Roman" w:hAnsi="Times New Roman"/>
+              </w:rPr>
+              <w:t>0.517695</w:t>
+            </w:r>
+          </w:p>
+        </w:tc>
+      </w:tr>
+      <w:tr>
+        <w:tc>
+          <w:tcPr>
+            <w:tcW w:w="1915" w:type="dxa"/>
+          </w:tcPr>
+          <w:p>
+            <w:pPr>
+              <w:spacing w:line="480" w:lineRule="auto"/>
+              <w:rPr>
+                <w:rFonts w:ascii="Times New Roman" w:hAnsi="Times New Roman"/>
+              </w:rPr>
+            </w:pPr>
+            <w:r>
+              <w:rPr>
+                <w:rFonts w:ascii="Times New Roman" w:hAnsi="Times New Roman"/>
+              </w:rPr>
+              <w:t>Decision Tree</w:t>
+            </w:r>
+          </w:p>
+        </w:tc>
+        <w:tc>
+          <w:tcPr>
+            <w:tcW w:w="1915" w:type="dxa"/>
+          </w:tcPr>
+          <w:p>
+            <w:pPr>
+              <w:spacing w:line="480" w:lineRule="auto"/>
+              <w:rPr>
+                <w:rFonts w:ascii="Times New Roman" w:hAnsi="Times New Roman"/>
+              </w:rPr>
+            </w:pPr>
+            <w:r>
+              <w:rPr>
+                <w:rFonts w:ascii="Times New Roman" w:hAnsi="Times New Roman"/>
+              </w:rPr>
+              <w:t>0.999714</w:t>
+            </w:r>
+          </w:p>
+        </w:tc>
+        <w:tc>
+          <w:tcPr>
+            <w:tcW w:w="1915" w:type="dxa"/>
+          </w:tcPr>
+          <w:p>
+            <w:pPr>
+              <w:spacing w:line="480" w:lineRule="auto"/>
+              <w:rPr>
+                <w:rFonts w:ascii="Times New Roman" w:hAnsi="Times New Roman"/>
+              </w:rPr>
+            </w:pPr>
+            <w:r>
+              <w:rPr>
+                <w:rFonts w:ascii="Times New Roman" w:hAnsi="Times New Roman"/>
+              </w:rPr>
+              <w:t>0.995826</w:t>
+            </w:r>
+          </w:p>
+        </w:tc>
+        <w:tc>
+          <w:tcPr>
+            <w:tcW w:w="1915" w:type="dxa"/>
+          </w:tcPr>
+          <w:p>
+            <w:pPr>
+              <w:spacing w:line="480" w:lineRule="auto"/>
+              <w:rPr>
+                <w:rFonts w:ascii="Times New Roman" w:hAnsi="Times New Roman"/>
+              </w:rPr>
+            </w:pPr>
+            <w:r>
+              <w:rPr>
+                <w:rFonts w:ascii="Times New Roman" w:hAnsi="Times New Roman"/>
+              </w:rPr>
+              <w:t>0.170031</w:t>
+            </w:r>
+          </w:p>
+        </w:tc>
+        <w:tc>
+          <w:tcPr>
+            <w:tcW w:w="1916" w:type="dxa"/>
+          </w:tcPr>
+          <w:p>
+            <w:pPr>
+              <w:spacing w:line="480" w:lineRule="auto"/>
+              <w:rPr>
+                <w:rFonts w:ascii="Times New Roman" w:hAnsi="Times New Roman"/>
+              </w:rPr>
+            </w:pPr>
+            <w:r>
+              <w:rPr>
+                <w:rFonts w:ascii="Times New Roman" w:hAnsi="Times New Roman"/>
+              </w:rPr>
+              <w:t>0.659559</w:t>
+            </w:r>
+          </w:p>
+        </w:tc>
+      </w:tr>
+      <w:tr>
+        <w:tc>
+          <w:tcPr>
+            <w:tcW w:w="1915" w:type="dxa"/>
+          </w:tcPr>
+          <w:p>
+            <w:pPr>
+              <w:spacing w:line="480" w:lineRule="auto"/>
+              <w:rPr>
+                <w:rFonts w:ascii="Times New Roman" w:hAnsi="Times New Roman"/>
+              </w:rPr>
+            </w:pPr>
+            <w:r>
+              <w:rPr>
+                <w:rFonts w:ascii="Times New Roman" w:hAnsi="Times New Roman"/>
+              </w:rPr>
+              <w:t xml:space="preserve">Linear Regression </w:t>
+            </w:r>
+            <w:r>
+              <w:rPr>
+                <w:rFonts w:ascii="Times New Roman" w:hAnsi="Times New Roman"/>
+              </w:rPr>
+              <w:lastRenderedPageBreak/>
+              <w:t>(Scaled)</w:t>
+            </w:r>
+          </w:p>
+        </w:tc>
+        <w:tc>
+          <w:tcPr>
+            <w:tcW w:w="1915" w:type="dxa"/>
+          </w:tcPr>
+          <w:p>
+            <w:pPr>
+              <w:spacing w:line="480" w:lineRule="auto"/>
+              <w:rPr>
+                <w:rFonts w:ascii="Times New Roman" w:hAnsi="Times New Roman"/>
+              </w:rPr>
+            </w:pPr>
+            <w:r>
+              <w:rPr>
+                <w:rFonts w:ascii="Times New Roman" w:hAnsi="Times New Roman"/>
+              </w:rPr>
+              <w:lastRenderedPageBreak/>
+              <w:t>0.947902</w:t>
+            </w:r>
+          </w:p>
+        </w:tc>
+        <w:tc>
+          <w:tcPr>
+            <w:tcW w:w="1915" w:type="dxa"/>
+          </w:tcPr>
+          <w:p>
+            <w:pPr>
+              <w:spacing w:line="480" w:lineRule="auto"/>
+              <w:rPr>
+                <w:rFonts w:ascii="Times New Roman" w:hAnsi="Times New Roman"/>
+              </w:rPr>
+            </w:pPr>
+            <w:r>
+              <w:rPr>
+                <w:rFonts w:ascii="Times New Roman" w:hAnsi="Times New Roman"/>
+              </w:rPr>
+              <w:t>0.948760</w:t>
+            </w:r>
+          </w:p>
+        </w:tc>
+        <w:tc>
+          <w:tcPr>
+            <w:tcW w:w="1915" w:type="dxa"/>
+          </w:tcPr>
+          <w:p>
+            <w:pPr>
+              <w:spacing w:line="480" w:lineRule="auto"/>
+              <w:rPr>
+                <w:rFonts w:ascii="Times New Roman" w:hAnsi="Times New Roman"/>
+              </w:rPr>
+            </w:pPr>
+            <w:r>
+              <w:rPr>
+                <w:rFonts w:ascii="Times New Roman" w:hAnsi="Times New Roman"/>
+              </w:rPr>
+              <w:t>2.293011</w:t>
+            </w:r>
+          </w:p>
+        </w:tc>
+        <w:tc>
+          <w:tcPr>
+            <w:tcW w:w="1916" w:type="dxa"/>
+          </w:tcPr>
+          <w:p>
+            <w:pPr>
+              <w:spacing w:line="480" w:lineRule="auto"/>
+              <w:rPr>
+                <w:rFonts w:ascii="Times New Roman" w:hAnsi="Times New Roman"/>
+              </w:rPr>
+            </w:pPr>
+            <w:r>
+              <w:rPr>
+                <w:rFonts w:ascii="Times New Roman" w:hAnsi="Times New Roman"/>
+              </w:rPr>
+              <w:t>2.311020</w:t>
+            </w:r>
+          </w:p>
+        </w:tc>
+      </w:tr>
+      <w:tr>
+        <w:tc>
+          <w:tcPr>
+            <w:tcW w:w="1915" w:type="dxa"/>
+          </w:tcPr>
+          <w:p>
+            <w:pPr>
+              <w:spacing w:line="480" w:lineRule="auto"/>
+              <w:rPr>
+                <w:rFonts w:ascii="Times New Roman" w:hAnsi="Times New Roman"/>
+              </w:rPr>
+            </w:pPr>
+            <w:r>
+              <w:rPr>
+                <w:rFonts w:ascii="Times New Roman" w:hAnsi="Times New Roman"/>
+              </w:rPr>
+              <w:t>Linear Regression (Unscaled)</w:t>
+            </w:r>
+          </w:p>
+        </w:tc>
+        <w:tc>
+          <w:tcPr>
+            <w:tcW w:w="1915" w:type="dxa"/>
+          </w:tcPr>
+          <w:p>
+            <w:pPr>
+              <w:spacing w:line="480" w:lineRule="auto"/>
+              <w:rPr>
+                <w:rFonts w:ascii="Times New Roman" w:hAnsi="Times New Roman"/>
+              </w:rPr>
+            </w:pPr>
+            <w:r>
+              <w:rPr>
+                <w:rFonts w:ascii="Times New Roman" w:hAnsi="Times New Roman"/>
+              </w:rPr>
+              <w:t>0.947902</w:t>
+            </w:r>
+          </w:p>
+        </w:tc>
+        <w:tc>
+          <w:tcPr>
+            <w:tcW w:w="1915" w:type="dxa"/>
+          </w:tcPr>
+          <w:p>
+            <w:pPr>
+              <w:spacing w:line="480" w:lineRule="auto"/>
+              <w:rPr>
+                <w:rFonts w:ascii="Times New Roman" w:hAnsi="Times New Roman"/>
+              </w:rPr>
+            </w:pPr>
+            <w:r>
+              <w:rPr>
+                <w:rFonts w:ascii="Times New Roman" w:hAnsi="Times New Roman"/>
+              </w:rPr>
+              <w:t>0.948760</w:t>
+            </w:r>
+          </w:p>
+        </w:tc>
+        <w:tc>
+          <w:tcPr>
+            <w:tcW w:w="1915" w:type="dxa"/>
+          </w:tcPr>
+          <w:p>
+            <w:pPr>
+              <w:spacing w:line="480" w:lineRule="auto"/>
+              <w:rPr>
+                <w:rFonts w:ascii="Times New Roman" w:hAnsi="Times New Roman"/>
+              </w:rPr>
+            </w:pPr>
+            <w:r>
+              <w:rPr>
+                <w:rFonts w:ascii="Times New Roman" w:hAnsi="Times New Roman"/>
+              </w:rPr>
+              <w:t>2.293011</w:t>
+            </w:r>
+          </w:p>
+        </w:tc>
+        <w:tc>
+          <w:tcPr>
+            <w:tcW w:w="1916" w:type="dxa"/>
+          </w:tcPr>
+          <w:p>
+            <w:pPr>
+              <w:spacing w:line="480" w:lineRule="auto"/>
+              <w:rPr>
+                <w:rFonts w:ascii="Times New Roman" w:hAnsi="Times New Roman"/>
+              </w:rPr>
+            </w:pPr>
+            <w:r>
+              <w:rPr>
+                <w:rFonts w:ascii="Times New Roman" w:hAnsi="Times New Roman"/>
+              </w:rPr>
+              <w:t>2.311020</w:t>
+            </w:r>
+          </w:p>
+        </w:tc>
+      </w:tr>
+      <w:tr>
+        <w:tc>
+          <w:tcPr>
+            <w:tcW w:w="1915" w:type="dxa"/>
+          </w:tcPr>
+          <w:p>
+            <w:pPr>
+              <w:spacing w:line="480" w:lineRule="auto"/>
+              <w:rPr>
+                <w:rFonts w:ascii="Times New Roman" w:hAnsi="Times New Roman"/>
+              </w:rPr>
+            </w:pPr>
+            <w:r>
+              <w:rPr>
+                <w:rFonts w:ascii="Times New Roman" w:hAnsi="Times New Roman"/>
+              </w:rPr>
+              <w:t>Ridge Regression</w:t>
+            </w:r>
+          </w:p>
+        </w:tc>
+        <w:tc>
+          <w:tcPr>
+            <w:tcW w:w="1915" w:type="dxa"/>
+          </w:tcPr>
+          <w:p>
+            <w:pPr>
+              <w:spacing w:line="480" w:lineRule="auto"/>
+              <w:rPr>
+                <w:rFonts w:ascii="Times New Roman" w:hAnsi="Times New Roman"/>
+              </w:rPr>
+            </w:pPr>
+            <w:r>
+              <w:rPr>
+                <w:rFonts w:ascii="Times New Roman" w:hAnsi="Times New Roman"/>
+              </w:rPr>
+              <w:t>0.927795</w:t>
+            </w:r>
+          </w:p>
+        </w:tc>
+        <w:tc>
+          <w:tcPr>
+            <w:tcW w:w="1915" w:type="dxa"/>
+          </w:tcPr>
+          <w:p>
+            <w:pPr>
+              <w:spacing w:line="480" w:lineRule="auto"/>
+              <w:rPr>
+                <w:rFonts w:ascii="Times New Roman" w:hAnsi="Times New Roman"/>
+              </w:rPr>
+            </w:pPr>
+            <w:r>
+              <w:rPr>
+                <w:rFonts w:ascii="Times New Roman" w:hAnsi="Times New Roman"/>
+              </w:rPr>
+              <w:t>0.923850</w:t>
+            </w:r>
+          </w:p>
+        </w:tc>
+        <w:tc>
+          <w:tcPr>
+            <w:tcW w:w="1915" w:type="dxa"/>
+          </w:tcPr>
+          <w:p>
+            <w:pPr>
+              <w:spacing w:line="480" w:lineRule="auto"/>
+              <w:rPr>
+                <w:rFonts w:ascii="Times New Roman" w:hAnsi="Times New Roman"/>
+              </w:rPr>
+            </w:pPr>
+            <w:r>
+              <w:rPr>
+                <w:rFonts w:ascii="Times New Roman" w:hAnsi="Times New Roman"/>
+              </w:rPr>
+              <w:t>2.699482</w:t>
+            </w:r>
+          </w:p>
+        </w:tc>
+        <w:tc>
+          <w:tcPr>
+            <w:tcW w:w="1916" w:type="dxa"/>
+          </w:tcPr>
+          <w:p>
+            <w:pPr>
+              <w:spacing w:line="480" w:lineRule="auto"/>
+              <w:rPr>
+                <w:rFonts w:ascii="Times New Roman" w:hAnsi="Times New Roman"/>
+              </w:rPr>
+            </w:pPr>
+            <w:r>
+              <w:rPr>
+                <w:rFonts w:ascii="Times New Roman" w:hAnsi="Times New Roman"/>
+              </w:rPr>
+              <w:t>2.817318</w:t>
+            </w:r>
+          </w:p>
+        </w:tc>
+      </w:tr>
+      <w:tr>
+        <w:tc>
+          <w:tcPr>
+            <w:tcW w:w="1915" w:type="dxa"/>
+          </w:tcPr>
+          <w:p>
+            <w:pPr>
+              <w:spacing w:line="480" w:lineRule="auto"/>
+              <w:rPr>
+                <w:rFonts w:ascii="Times New Roman" w:hAnsi="Times New Roman"/>
+              </w:rPr>
+            </w:pPr>
+            <w:r>
+              <w:rPr>
+                <w:rFonts w:ascii="Times New Roman" w:hAnsi="Times New Roman"/>
+              </w:rPr>
+              <w:t>Lasso Regression</w:t>
+            </w:r>
+          </w:p>
+        </w:tc>
+        <w:tc>
+          <w:tcPr>
+            <w:tcW w:w="1915" w:type="dxa"/>
+          </w:tcPr>
+          <w:p>
+            <w:pPr>
+              <w:spacing w:line="480" w:lineRule="auto"/>
+              <w:rPr>
+                <w:rFonts w:ascii="Times New Roman" w:hAnsi="Times New Roman"/>
+              </w:rPr>
+            </w:pPr>
+            <w:r>
+              <w:rPr>
+                <w:rFonts w:ascii="Times New Roman" w:hAnsi="Times New Roman"/>
+              </w:rPr>
+              <w:t>0.926904</w:t>
+            </w:r>
+          </w:p>
+        </w:tc>
+        <w:tc>
+          <w:tcPr>
+            <w:tcW w:w="1915" w:type="dxa"/>
+          </w:tcPr>
+          <w:p>
+            <w:pPr>
+              <w:spacing w:line="480" w:lineRule="auto"/>
+              <w:rPr>
+                <w:rFonts w:ascii="Times New Roman" w:hAnsi="Times New Roman"/>
+              </w:rPr>
+            </w:pPr>
+            <w:r>
+              <w:rPr>
+                <w:rFonts w:ascii="Times New Roman" w:hAnsi="Times New Roman"/>
+              </w:rPr>
+              <w:t>0.922902</w:t>
+            </w:r>
+          </w:p>
+        </w:tc>
+        <w:tc>
+          <w:tcPr>
+            <w:tcW w:w="1915" w:type="dxa"/>
+          </w:tcPr>
+          <w:p>
+            <w:pPr>
+              <w:spacing w:line="480" w:lineRule="auto"/>
+              <w:rPr>
+                <w:rFonts w:ascii="Times New Roman" w:hAnsi="Times New Roman"/>
+              </w:rPr>
+            </w:pPr>
+            <w:r>
+              <w:rPr>
+                <w:rFonts w:ascii="Times New Roman" w:hAnsi="Times New Roman"/>
+              </w:rPr>
+              <w:t>2.716088</w:t>
+            </w:r>
+          </w:p>
+        </w:tc>
+        <w:tc>
+          <w:tcPr>
+            <w:tcW w:w="1916" w:type="dxa"/>
+          </w:tcPr>
+          <w:p>
+            <w:pPr>
+              <w:spacing w:line="480" w:lineRule="auto"/>
+              <w:rPr>
+                <w:rFonts w:ascii="Times New Roman" w:hAnsi="Times New Roman"/>
+              </w:rPr>
+            </w:pPr>
+            <w:r>
+              <w:rPr>
+                <w:rFonts w:ascii="Times New Roman" w:hAnsi="Times New Roman"/>
+              </w:rPr>
+              <w:t>2.834787</w:t>
+            </w:r>
+          </w:p>
+        </w:tc>
+      </w:tr>
+    </w:tbl>
     <w:p>
       <w:pPr>
         <w:spacing w:line="480" w:lineRule="auto"/>
@@ -2289,48 +2973,6 @@
           <w:rFonts w:ascii="Times New Roman" w:hAnsi="Times New Roman"/>
         </w:rPr>
         <w:tab/>
-      </w:r>
-      <w:r>
-        <w:rPr>
-          <w:rFonts w:ascii="Times New Roman" w:hAnsi="Times New Roman"/>
-        </w:rPr>
-        <w:t xml:space="preserve">Among the default models, gradient boosting achieved the best performance, with a test R² of 0.997969 and an RMSE of 0.460061. Random forest and decision tree models also performed well, with test R² values of 0.997429 and 0.995826, respectively. Linear </w:t>
-      </w:r>
-      <w:r>
-        <w:rPr>
-          <w:rFonts w:ascii="Times New Roman" w:hAnsi="Times New Roman"/>
-        </w:rPr>
-        <w:t>(scaled and unscaled), ridge, and la</w:t>
-      </w:r>
-      <w:r>
-        <w:rPr>
-          <w:rFonts w:ascii="Times New Roman" w:hAnsi="Times New Roman"/>
-        </w:rPr>
-        <w:t>sso regression</w:t>
-      </w:r>
-      <w:r>
-        <w:rPr>
-          <w:rFonts w:ascii="Times New Roman" w:hAnsi="Times New Roman"/>
-        </w:rPr>
-        <w:t xml:space="preserve"> models showed lower performance, indicating that the relationships in the data </w:t>
-      </w:r>
-      <w:r>
-        <w:rPr>
-          <w:rFonts w:ascii="Times New Roman" w:hAnsi="Times New Roman"/>
-        </w:rPr>
-        <w:t>w</w:t>
-      </w:r>
-      <w:r>
-        <w:rPr>
-          <w:rFonts w:ascii="Times New Roman" w:hAnsi="Times New Roman"/>
-        </w:rPr>
-        <w:t>ere</w:t>
-      </w:r>
-      <w:r>
-        <w:rPr>
-          <w:rFonts w:ascii="Times New Roman" w:hAnsi="Times New Roman"/>
-        </w:rPr>
-        <w:t xml:space="preserve"> not purely linear.</w:t>
       </w:r>
     </w:p>
     <w:p>
@@ -2344,36 +2986,43 @@
         <w:rPr>
           <w:rFonts w:ascii="Times New Roman" w:hAnsi="Times New Roman"/>
         </w:rPr>
-        <w:tab/>
-      </w:r>
-      <w:proofErr w:type="spellStart"/>
-      <w:proofErr w:type="gramStart"/>
-      <w:r>
-        <w:rPr>
-          <w:rFonts w:ascii="Times New Roman" w:hAnsi="Times New Roman"/>
-        </w:rPr>
-        <w:t>Five fold</w:t>
-      </w:r>
-      <w:proofErr w:type="spellEnd"/>
-      <w:proofErr w:type="gramEnd"/>
-      <w:r>
-        <w:rPr>
-          <w:rFonts w:ascii="Times New Roman" w:hAnsi="Times New Roman"/>
-        </w:rPr>
-        <w:t xml:space="preserve"> c</w:t>
-      </w:r>
-      <w:r>
-        <w:rPr>
-          <w:rFonts w:ascii="Times New Roman" w:hAnsi="Times New Roman"/>
-        </w:rPr>
-        <w:t xml:space="preserve">ross-validation results supported these findings. Gradient boosting achieved a cross-validation mean of 0.997891 with a standard deviation of 0.000360, while random forest </w:t>
-      </w:r>
-      <w:r>
-        <w:rPr>
-          <w:rFonts w:ascii="Times New Roman" w:hAnsi="Times New Roman"/>
-        </w:rPr>
-        <w:lastRenderedPageBreak/>
-        <w:t>achieved 0.997027 with a standard deviation of 0.000703. All models exhibited low variability across folds, indicating stable and reliable performance.</w:t>
+        <w:t xml:space="preserve">Linear </w:t>
+      </w:r>
+      <w:r>
+        <w:rPr>
+          <w:rFonts w:ascii="Times New Roman" w:hAnsi="Times New Roman"/>
+        </w:rPr>
+        <w:t>(scaled and unscaled), ridge, and la</w:t>
+      </w:r>
+      <w:r>
+        <w:rPr>
+          <w:rFonts w:ascii="Times New Roman" w:hAnsi="Times New Roman"/>
+        </w:rPr>
+        <w:t>sso regression</w:t>
+      </w:r>
+      <w:r>
+        <w:rPr>
+          <w:rFonts w:ascii="Times New Roman" w:hAnsi="Times New Roman"/>
+        </w:rPr>
+        <w:t xml:space="preserve"> models showed lower performance, indicating that the relationships in the data </w:t>
+      </w:r>
+      <w:r>
+        <w:rPr>
+          <w:rFonts w:ascii="Times New Roman" w:hAnsi="Times New Roman"/>
+        </w:rPr>
+        <w:t>w</w:t>
+      </w:r>
+      <w:r>
+        <w:rPr>
+          <w:rFonts w:ascii="Times New Roman" w:hAnsi="Times New Roman"/>
+        </w:rPr>
+        <w:t>ere</w:t>
+      </w:r>
+      <w:r>
+        <w:rPr>
+          <w:rFonts w:ascii="Times New Roman" w:hAnsi="Times New Roman"/>
+        </w:rPr>
+        <w:t xml:space="preserve"> not purely linear.</w:t>
       </w:r>
     </w:p>
     <w:p>
@@ -2393,27 +3042,1333 @@
         <w:rPr>
           <w:rFonts w:ascii="Times New Roman" w:hAnsi="Times New Roman"/>
         </w:rPr>
+        <w:t>Five fold c</w:t>
+      </w:r>
+      <w:r>
+        <w:rPr>
+          <w:rFonts w:ascii="Times New Roman" w:hAnsi="Times New Roman"/>
+        </w:rPr>
+        <w:t>ross-validation results supported these findings</w:t>
+      </w:r>
+      <w:r>
+        <w:rPr>
+          <w:rFonts w:ascii="Times New Roman" w:hAnsi="Times New Roman"/>
+        </w:rPr>
+        <w:t xml:space="preserve"> with</w:t>
+      </w:r>
+      <w:r>
+        <w:rPr>
+          <w:rFonts w:ascii="Times New Roman" w:hAnsi="Times New Roman"/>
+        </w:rPr>
+        <w:t xml:space="preserve"> </w:t>
+      </w:r>
+      <w:r>
+        <w:rPr>
+          <w:rFonts w:ascii="Times New Roman" w:hAnsi="Times New Roman"/>
+        </w:rPr>
+        <w:t>g</w:t>
+      </w:r>
+      <w:r>
+        <w:rPr>
+          <w:rFonts w:ascii="Times New Roman" w:hAnsi="Times New Roman"/>
+        </w:rPr>
+        <w:t>radient boosting</w:t>
+      </w:r>
+      <w:r>
+        <w:rPr>
+          <w:rFonts w:ascii="Times New Roman" w:hAnsi="Times New Roman"/>
+        </w:rPr>
+        <w:t xml:space="preserve"> performing the best. </w:t>
+      </w:r>
+      <w:r>
+        <w:rPr>
+          <w:rFonts w:ascii="Times New Roman" w:hAnsi="Times New Roman"/>
+        </w:rPr>
+        <w:t>All models exhibited low variability across folds, indicating stable and reliable performance.</w:t>
+      </w:r>
+    </w:p>
+    <w:tbl>
+      <w:tblPr>
+        <w:tblStyle w:val="TableGrid"/>
+        <w:tblW w:w="0" w:type="auto"/>
+        <w:tblLook w:val="04A0" w:firstRow="1" w:lastRow="0" w:firstColumn="1" w:lastColumn="0" w:noHBand="0" w:noVBand="1"/>
+      </w:tblPr>
+      <w:tblGrid>
+        <w:gridCol w:w="1344"/>
+        <w:gridCol w:w="1176"/>
+        <w:gridCol w:w="1176"/>
+        <w:gridCol w:w="1176"/>
+        <w:gridCol w:w="1176"/>
+        <w:gridCol w:w="1176"/>
+        <w:gridCol w:w="1176"/>
+        <w:gridCol w:w="1176"/>
+      </w:tblGrid>
+      <w:tr>
+        <w:tc>
+          <w:tcPr>
+            <w:tcW w:w="1197" w:type="dxa"/>
+          </w:tcPr>
+          <w:p>
+            <w:pPr>
+              <w:spacing w:line="480" w:lineRule="auto"/>
+              <w:rPr>
+                <w:rFonts w:ascii="Times New Roman" w:hAnsi="Times New Roman"/>
+              </w:rPr>
+            </w:pPr>
+            <w:r>
+              <w:rPr>
+                <w:rFonts w:ascii="Times New Roman" w:hAnsi="Times New Roman"/>
+              </w:rPr>
+              <w:t>Model</w:t>
+            </w:r>
+          </w:p>
+        </w:tc>
+        <w:tc>
+          <w:tcPr>
+            <w:tcW w:w="1197" w:type="dxa"/>
+          </w:tcPr>
+          <w:p>
+            <w:pPr>
+              <w:spacing w:line="480" w:lineRule="auto"/>
+              <w:rPr>
+                <w:rFonts w:ascii="Times New Roman" w:hAnsi="Times New Roman"/>
+              </w:rPr>
+            </w:pPr>
+            <w:r>
+              <w:rPr>
+                <w:rFonts w:ascii="Times New Roman" w:hAnsi="Times New Roman"/>
+              </w:rPr>
+              <w:t>CV Mean</w:t>
+            </w:r>
+          </w:p>
+        </w:tc>
+        <w:tc>
+          <w:tcPr>
+            <w:tcW w:w="1197" w:type="dxa"/>
+          </w:tcPr>
+          <w:p>
+            <w:pPr>
+              <w:spacing w:line="480" w:lineRule="auto"/>
+              <w:rPr>
+                <w:rFonts w:ascii="Times New Roman" w:hAnsi="Times New Roman"/>
+              </w:rPr>
+            </w:pPr>
+            <w:r>
+              <w:rPr>
+                <w:rFonts w:ascii="Times New Roman" w:hAnsi="Times New Roman"/>
+              </w:rPr>
+              <w:t>CV Std</w:t>
+            </w:r>
+          </w:p>
+        </w:tc>
+        <w:tc>
+          <w:tcPr>
+            <w:tcW w:w="1197" w:type="dxa"/>
+          </w:tcPr>
+          <w:p>
+            <w:pPr>
+              <w:spacing w:line="480" w:lineRule="auto"/>
+              <w:rPr>
+                <w:rFonts w:ascii="Times New Roman" w:hAnsi="Times New Roman"/>
+              </w:rPr>
+            </w:pPr>
+            <w:r>
+              <w:rPr>
+                <w:rFonts w:ascii="Times New Roman" w:hAnsi="Times New Roman"/>
+              </w:rPr>
+              <w:t>Fold 1</w:t>
+            </w:r>
+          </w:p>
+        </w:tc>
+        <w:tc>
+          <w:tcPr>
+            <w:tcW w:w="1197" w:type="dxa"/>
+          </w:tcPr>
+          <w:p>
+            <w:pPr>
+              <w:spacing w:line="480" w:lineRule="auto"/>
+              <w:rPr>
+                <w:rFonts w:ascii="Times New Roman" w:hAnsi="Times New Roman"/>
+              </w:rPr>
+            </w:pPr>
+            <w:r>
+              <w:rPr>
+                <w:rFonts w:ascii="Times New Roman" w:hAnsi="Times New Roman"/>
+              </w:rPr>
+              <w:t>Fold 2</w:t>
+            </w:r>
+          </w:p>
+        </w:tc>
+        <w:tc>
+          <w:tcPr>
+            <w:tcW w:w="1197" w:type="dxa"/>
+          </w:tcPr>
+          <w:p>
+            <w:pPr>
+              <w:spacing w:line="480" w:lineRule="auto"/>
+              <w:rPr>
+                <w:rFonts w:ascii="Times New Roman" w:hAnsi="Times New Roman"/>
+              </w:rPr>
+            </w:pPr>
+            <w:r>
+              <w:rPr>
+                <w:rFonts w:ascii="Times New Roman" w:hAnsi="Times New Roman"/>
+              </w:rPr>
+              <w:t>Fold 3</w:t>
+            </w:r>
+          </w:p>
+        </w:tc>
+        <w:tc>
+          <w:tcPr>
+            <w:tcW w:w="1197" w:type="dxa"/>
+          </w:tcPr>
+          <w:p>
+            <w:pPr>
+              <w:spacing w:line="480" w:lineRule="auto"/>
+              <w:rPr>
+                <w:rFonts w:ascii="Times New Roman" w:hAnsi="Times New Roman"/>
+              </w:rPr>
+            </w:pPr>
+            <w:r>
+              <w:rPr>
+                <w:rFonts w:ascii="Times New Roman" w:hAnsi="Times New Roman"/>
+              </w:rPr>
+              <w:t>Fold 4</w:t>
+            </w:r>
+          </w:p>
+        </w:tc>
+        <w:tc>
+          <w:tcPr>
+            <w:tcW w:w="1197" w:type="dxa"/>
+          </w:tcPr>
+          <w:p>
+            <w:pPr>
+              <w:spacing w:line="480" w:lineRule="auto"/>
+              <w:rPr>
+                <w:rFonts w:ascii="Times New Roman" w:hAnsi="Times New Roman"/>
+              </w:rPr>
+            </w:pPr>
+            <w:r>
+              <w:rPr>
+                <w:rFonts w:ascii="Times New Roman" w:hAnsi="Times New Roman"/>
+              </w:rPr>
+              <w:t>Fold 5</w:t>
+            </w:r>
+          </w:p>
+        </w:tc>
+      </w:tr>
+      <w:tr>
+        <w:tc>
+          <w:tcPr>
+            <w:tcW w:w="1197" w:type="dxa"/>
+          </w:tcPr>
+          <w:p>
+            <w:pPr>
+              <w:spacing w:line="480" w:lineRule="auto"/>
+              <w:rPr>
+                <w:rFonts w:ascii="Times New Roman" w:hAnsi="Times New Roman"/>
+              </w:rPr>
+            </w:pPr>
+            <w:r>
+              <w:rPr>
+                <w:rFonts w:ascii="Times New Roman" w:hAnsi="Times New Roman"/>
+              </w:rPr>
+              <w:t>Gradient Boosting</w:t>
+            </w:r>
+          </w:p>
+        </w:tc>
+        <w:tc>
+          <w:tcPr>
+            <w:tcW w:w="1197" w:type="dxa"/>
+          </w:tcPr>
+          <w:p>
+            <w:pPr>
+              <w:spacing w:line="480" w:lineRule="auto"/>
+              <w:rPr>
+                <w:rFonts w:ascii="Times New Roman" w:hAnsi="Times New Roman"/>
+              </w:rPr>
+            </w:pPr>
+            <w:r>
+              <w:rPr>
+                <w:rFonts w:ascii="Times New Roman" w:hAnsi="Times New Roman"/>
+              </w:rPr>
+              <w:t>0.997891</w:t>
+            </w:r>
+          </w:p>
+        </w:tc>
+        <w:tc>
+          <w:tcPr>
+            <w:tcW w:w="1197" w:type="dxa"/>
+          </w:tcPr>
+          <w:p>
+            <w:pPr>
+              <w:spacing w:line="480" w:lineRule="auto"/>
+              <w:rPr>
+                <w:rFonts w:ascii="Times New Roman" w:hAnsi="Times New Roman"/>
+              </w:rPr>
+            </w:pPr>
+            <w:r>
+              <w:rPr>
+                <w:rFonts w:ascii="Times New Roman" w:hAnsi="Times New Roman"/>
+              </w:rPr>
+              <w:t>0.000360</w:t>
+            </w:r>
+          </w:p>
+        </w:tc>
+        <w:tc>
+          <w:tcPr>
+            <w:tcW w:w="1197" w:type="dxa"/>
+          </w:tcPr>
+          <w:p>
+            <w:pPr>
+              <w:spacing w:line="480" w:lineRule="auto"/>
+              <w:rPr>
+                <w:rFonts w:ascii="Times New Roman" w:hAnsi="Times New Roman"/>
+              </w:rPr>
+            </w:pPr>
+            <w:r>
+              <w:rPr>
+                <w:rFonts w:ascii="Times New Roman" w:hAnsi="Times New Roman"/>
+              </w:rPr>
+              <w:t>0.997435</w:t>
+            </w:r>
+          </w:p>
+        </w:tc>
+        <w:tc>
+          <w:tcPr>
+            <w:tcW w:w="1197" w:type="dxa"/>
+          </w:tcPr>
+          <w:p>
+            <w:pPr>
+              <w:spacing w:line="480" w:lineRule="auto"/>
+              <w:rPr>
+                <w:rFonts w:ascii="Times New Roman" w:hAnsi="Times New Roman"/>
+              </w:rPr>
+            </w:pPr>
+            <w:r>
+              <w:rPr>
+                <w:rFonts w:ascii="Times New Roman" w:hAnsi="Times New Roman"/>
+              </w:rPr>
+              <w:t>0.998440</w:t>
+            </w:r>
+          </w:p>
+        </w:tc>
+        <w:tc>
+          <w:tcPr>
+            <w:tcW w:w="1197" w:type="dxa"/>
+          </w:tcPr>
+          <w:p>
+            <w:pPr>
+              <w:spacing w:line="480" w:lineRule="auto"/>
+              <w:rPr>
+                <w:rFonts w:ascii="Times New Roman" w:hAnsi="Times New Roman"/>
+              </w:rPr>
+            </w:pPr>
+            <w:r>
+              <w:rPr>
+                <w:rFonts w:ascii="Times New Roman" w:hAnsi="Times New Roman"/>
+              </w:rPr>
+              <w:t>0.998142</w:t>
+            </w:r>
+          </w:p>
+        </w:tc>
+        <w:tc>
+          <w:tcPr>
+            <w:tcW w:w="1197" w:type="dxa"/>
+          </w:tcPr>
+          <w:p>
+            <w:pPr>
+              <w:spacing w:line="480" w:lineRule="auto"/>
+              <w:rPr>
+                <w:rFonts w:ascii="Times New Roman" w:hAnsi="Times New Roman"/>
+              </w:rPr>
+            </w:pPr>
+            <w:r>
+              <w:rPr>
+                <w:rFonts w:ascii="Times New Roman" w:hAnsi="Times New Roman"/>
+              </w:rPr>
+              <w:t>0.997626</w:t>
+            </w:r>
+          </w:p>
+        </w:tc>
+        <w:tc>
+          <w:tcPr>
+            <w:tcW w:w="1197" w:type="dxa"/>
+          </w:tcPr>
+          <w:p>
+            <w:pPr>
+              <w:spacing w:line="480" w:lineRule="auto"/>
+              <w:rPr>
+                <w:rFonts w:ascii="Times New Roman" w:hAnsi="Times New Roman"/>
+              </w:rPr>
+            </w:pPr>
+            <w:r>
+              <w:rPr>
+                <w:rFonts w:ascii="Times New Roman" w:hAnsi="Times New Roman"/>
+              </w:rPr>
+              <w:t>0.997810</w:t>
+            </w:r>
+          </w:p>
+        </w:tc>
+      </w:tr>
+      <w:tr>
+        <w:tc>
+          <w:tcPr>
+            <w:tcW w:w="1197" w:type="dxa"/>
+          </w:tcPr>
+          <w:p>
+            <w:pPr>
+              <w:spacing w:line="480" w:lineRule="auto"/>
+              <w:rPr>
+                <w:rFonts w:ascii="Times New Roman" w:hAnsi="Times New Roman"/>
+              </w:rPr>
+            </w:pPr>
+            <w:r>
+              <w:rPr>
+                <w:rFonts w:ascii="Times New Roman" w:hAnsi="Times New Roman"/>
+              </w:rPr>
+              <w:t>Random Forest</w:t>
+            </w:r>
+          </w:p>
+        </w:tc>
+        <w:tc>
+          <w:tcPr>
+            <w:tcW w:w="1197" w:type="dxa"/>
+          </w:tcPr>
+          <w:p>
+            <w:pPr>
+              <w:spacing w:line="480" w:lineRule="auto"/>
+              <w:rPr>
+                <w:rFonts w:ascii="Times New Roman" w:hAnsi="Times New Roman"/>
+              </w:rPr>
+            </w:pPr>
+            <w:r>
+              <w:rPr>
+                <w:rFonts w:ascii="Times New Roman" w:hAnsi="Times New Roman"/>
+              </w:rPr>
+              <w:t>0.997027</w:t>
+            </w:r>
+          </w:p>
+        </w:tc>
+        <w:tc>
+          <w:tcPr>
+            <w:tcW w:w="1197" w:type="dxa"/>
+          </w:tcPr>
+          <w:p>
+            <w:pPr>
+              <w:spacing w:line="480" w:lineRule="auto"/>
+              <w:rPr>
+                <w:rFonts w:ascii="Times New Roman" w:hAnsi="Times New Roman"/>
+              </w:rPr>
+            </w:pPr>
+            <w:r>
+              <w:rPr>
+                <w:rFonts w:ascii="Times New Roman" w:hAnsi="Times New Roman"/>
+              </w:rPr>
+              <w:t>0.000703</w:t>
+            </w:r>
+          </w:p>
+        </w:tc>
+        <w:tc>
+          <w:tcPr>
+            <w:tcW w:w="1197" w:type="dxa"/>
+          </w:tcPr>
+          <w:p>
+            <w:pPr>
+              <w:spacing w:line="480" w:lineRule="auto"/>
+              <w:rPr>
+                <w:rFonts w:ascii="Times New Roman" w:hAnsi="Times New Roman"/>
+              </w:rPr>
+            </w:pPr>
+            <w:r>
+              <w:rPr>
+                <w:rFonts w:ascii="Times New Roman" w:hAnsi="Times New Roman"/>
+              </w:rPr>
+              <w:t>0.996165</w:t>
+            </w:r>
+          </w:p>
+        </w:tc>
+        <w:tc>
+          <w:tcPr>
+            <w:tcW w:w="1197" w:type="dxa"/>
+          </w:tcPr>
+          <w:p>
+            <w:pPr>
+              <w:spacing w:line="480" w:lineRule="auto"/>
+              <w:rPr>
+                <w:rFonts w:ascii="Times New Roman" w:hAnsi="Times New Roman"/>
+              </w:rPr>
+            </w:pPr>
+            <w:r>
+              <w:rPr>
+                <w:rFonts w:ascii="Times New Roman" w:hAnsi="Times New Roman"/>
+              </w:rPr>
+              <w:t>0.997524</w:t>
+            </w:r>
+          </w:p>
+        </w:tc>
+        <w:tc>
+          <w:tcPr>
+            <w:tcW w:w="1197" w:type="dxa"/>
+          </w:tcPr>
+          <w:p>
+            <w:pPr>
+              <w:spacing w:line="480" w:lineRule="auto"/>
+              <w:rPr>
+                <w:rFonts w:ascii="Times New Roman" w:hAnsi="Times New Roman"/>
+              </w:rPr>
+            </w:pPr>
+            <w:r>
+              <w:rPr>
+                <w:rFonts w:ascii="Times New Roman" w:hAnsi="Times New Roman"/>
+              </w:rPr>
+              <w:t>0.997714</w:t>
+            </w:r>
+          </w:p>
+        </w:tc>
+        <w:tc>
+          <w:tcPr>
+            <w:tcW w:w="1197" w:type="dxa"/>
+          </w:tcPr>
+          <w:p>
+            <w:pPr>
+              <w:spacing w:line="480" w:lineRule="auto"/>
+              <w:rPr>
+                <w:rFonts w:ascii="Times New Roman" w:hAnsi="Times New Roman"/>
+              </w:rPr>
+            </w:pPr>
+            <w:r>
+              <w:rPr>
+                <w:rFonts w:ascii="Times New Roman" w:hAnsi="Times New Roman"/>
+              </w:rPr>
+              <w:t>0.997557</w:t>
+            </w:r>
+          </w:p>
+        </w:tc>
+        <w:tc>
+          <w:tcPr>
+            <w:tcW w:w="1197" w:type="dxa"/>
+          </w:tcPr>
+          <w:p>
+            <w:pPr>
+              <w:spacing w:line="480" w:lineRule="auto"/>
+              <w:rPr>
+                <w:rFonts w:ascii="Times New Roman" w:hAnsi="Times New Roman"/>
+              </w:rPr>
+            </w:pPr>
+            <w:r>
+              <w:rPr>
+                <w:rFonts w:ascii="Times New Roman" w:hAnsi="Times New Roman"/>
+              </w:rPr>
+              <w:t>0.996175</w:t>
+            </w:r>
+          </w:p>
+        </w:tc>
+      </w:tr>
+      <w:tr>
+        <w:tc>
+          <w:tcPr>
+            <w:tcW w:w="1197" w:type="dxa"/>
+          </w:tcPr>
+          <w:p>
+            <w:pPr>
+              <w:spacing w:line="480" w:lineRule="auto"/>
+              <w:rPr>
+                <w:rFonts w:ascii="Times New Roman" w:hAnsi="Times New Roman"/>
+              </w:rPr>
+            </w:pPr>
+            <w:r>
+              <w:rPr>
+                <w:rFonts w:ascii="Times New Roman" w:hAnsi="Times New Roman"/>
+              </w:rPr>
+              <w:t>Decision Tree</w:t>
+            </w:r>
+          </w:p>
+        </w:tc>
+        <w:tc>
+          <w:tcPr>
+            <w:tcW w:w="1197" w:type="dxa"/>
+          </w:tcPr>
+          <w:p>
+            <w:pPr>
+              <w:spacing w:line="480" w:lineRule="auto"/>
+              <w:rPr>
+                <w:rFonts w:ascii="Times New Roman" w:hAnsi="Times New Roman"/>
+              </w:rPr>
+            </w:pPr>
+            <w:r>
+              <w:rPr>
+                <w:rFonts w:ascii="Times New Roman" w:hAnsi="Times New Roman"/>
+              </w:rPr>
+              <w:t>0.996704</w:t>
+            </w:r>
+          </w:p>
+        </w:tc>
+        <w:tc>
+          <w:tcPr>
+            <w:tcW w:w="1197" w:type="dxa"/>
+          </w:tcPr>
+          <w:p>
+            <w:pPr>
+              <w:spacing w:line="480" w:lineRule="auto"/>
+              <w:rPr>
+                <w:rFonts w:ascii="Times New Roman" w:hAnsi="Times New Roman"/>
+              </w:rPr>
+            </w:pPr>
+            <w:r>
+              <w:rPr>
+                <w:rFonts w:ascii="Times New Roman" w:hAnsi="Times New Roman"/>
+              </w:rPr>
+              <w:t>0.000208</w:t>
+            </w:r>
+          </w:p>
+        </w:tc>
+        <w:tc>
+          <w:tcPr>
+            <w:tcW w:w="1197" w:type="dxa"/>
+          </w:tcPr>
+          <w:p>
+            <w:pPr>
+              <w:spacing w:line="480" w:lineRule="auto"/>
+              <w:rPr>
+                <w:rFonts w:ascii="Times New Roman" w:hAnsi="Times New Roman"/>
+              </w:rPr>
+            </w:pPr>
+            <w:r>
+              <w:rPr>
+                <w:rFonts w:ascii="Times New Roman" w:hAnsi="Times New Roman"/>
+              </w:rPr>
+              <w:t>0.996757</w:t>
+            </w:r>
+          </w:p>
+        </w:tc>
+        <w:tc>
+          <w:tcPr>
+            <w:tcW w:w="1197" w:type="dxa"/>
+          </w:tcPr>
+          <w:p>
+            <w:pPr>
+              <w:spacing w:line="480" w:lineRule="auto"/>
+              <w:rPr>
+                <w:rFonts w:ascii="Times New Roman" w:hAnsi="Times New Roman"/>
+              </w:rPr>
+            </w:pPr>
+            <w:r>
+              <w:rPr>
+                <w:rFonts w:ascii="Times New Roman" w:hAnsi="Times New Roman"/>
+              </w:rPr>
+              <w:t>0.997017</w:t>
+            </w:r>
+          </w:p>
+        </w:tc>
+        <w:tc>
+          <w:tcPr>
+            <w:tcW w:w="1197" w:type="dxa"/>
+          </w:tcPr>
+          <w:p>
+            <w:pPr>
+              <w:spacing w:line="480" w:lineRule="auto"/>
+              <w:rPr>
+                <w:rFonts w:ascii="Times New Roman" w:hAnsi="Times New Roman"/>
+              </w:rPr>
+            </w:pPr>
+            <w:r>
+              <w:rPr>
+                <w:rFonts w:ascii="Times New Roman" w:hAnsi="Times New Roman"/>
+              </w:rPr>
+              <w:t>0.996660</w:t>
+            </w:r>
+          </w:p>
+        </w:tc>
+        <w:tc>
+          <w:tcPr>
+            <w:tcW w:w="1197" w:type="dxa"/>
+          </w:tcPr>
+          <w:p>
+            <w:pPr>
+              <w:spacing w:line="480" w:lineRule="auto"/>
+              <w:rPr>
+                <w:rFonts w:ascii="Times New Roman" w:hAnsi="Times New Roman"/>
+              </w:rPr>
+            </w:pPr>
+            <w:r>
+              <w:rPr>
+                <w:rFonts w:ascii="Times New Roman" w:hAnsi="Times New Roman"/>
+              </w:rPr>
+              <w:t>0.996719</w:t>
+            </w:r>
+          </w:p>
+        </w:tc>
+        <w:tc>
+          <w:tcPr>
+            <w:tcW w:w="1197" w:type="dxa"/>
+          </w:tcPr>
+          <w:p>
+            <w:pPr>
+              <w:spacing w:line="480" w:lineRule="auto"/>
+              <w:rPr>
+                <w:rFonts w:ascii="Times New Roman" w:hAnsi="Times New Roman"/>
+              </w:rPr>
+            </w:pPr>
+            <w:r>
+              <w:rPr>
+                <w:rFonts w:ascii="Times New Roman" w:hAnsi="Times New Roman"/>
+              </w:rPr>
+              <w:t>0.996367</w:t>
+            </w:r>
+          </w:p>
+        </w:tc>
+      </w:tr>
+      <w:tr>
+        <w:tc>
+          <w:tcPr>
+            <w:tcW w:w="1197" w:type="dxa"/>
+          </w:tcPr>
+          <w:p>
+            <w:pPr>
+              <w:spacing w:line="480" w:lineRule="auto"/>
+              <w:rPr>
+                <w:rFonts w:ascii="Times New Roman" w:hAnsi="Times New Roman"/>
+              </w:rPr>
+            </w:pPr>
+            <w:r>
+              <w:rPr>
+                <w:rFonts w:ascii="Times New Roman" w:hAnsi="Times New Roman"/>
+              </w:rPr>
+              <w:t>Linear Regression, unscaled</w:t>
+            </w:r>
+          </w:p>
+        </w:tc>
+        <w:tc>
+          <w:tcPr>
+            <w:tcW w:w="1197" w:type="dxa"/>
+          </w:tcPr>
+          <w:p>
+            <w:pPr>
+              <w:spacing w:line="480" w:lineRule="auto"/>
+              <w:rPr>
+                <w:rFonts w:ascii="Times New Roman" w:hAnsi="Times New Roman"/>
+              </w:rPr>
+            </w:pPr>
+            <w:r>
+              <w:rPr>
+                <w:rFonts w:ascii="Times New Roman" w:hAnsi="Times New Roman"/>
+              </w:rPr>
+              <w:t>0.942816</w:t>
+            </w:r>
+          </w:p>
+        </w:tc>
+        <w:tc>
+          <w:tcPr>
+            <w:tcW w:w="1197" w:type="dxa"/>
+          </w:tcPr>
+          <w:p>
+            <w:pPr>
+              <w:spacing w:line="480" w:lineRule="auto"/>
+              <w:rPr>
+                <w:rFonts w:ascii="Times New Roman" w:hAnsi="Times New Roman"/>
+              </w:rPr>
+            </w:pPr>
+            <w:r>
+              <w:rPr>
+                <w:rFonts w:ascii="Times New Roman" w:hAnsi="Times New Roman"/>
+              </w:rPr>
+              <w:t>0.005924</w:t>
+            </w:r>
+          </w:p>
+        </w:tc>
+        <w:tc>
+          <w:tcPr>
+            <w:tcW w:w="1197" w:type="dxa"/>
+          </w:tcPr>
+          <w:p>
+            <w:pPr>
+              <w:spacing w:line="480" w:lineRule="auto"/>
+              <w:rPr>
+                <w:rFonts w:ascii="Times New Roman" w:hAnsi="Times New Roman"/>
+              </w:rPr>
+            </w:pPr>
+            <w:r>
+              <w:rPr>
+                <w:rFonts w:ascii="Times New Roman" w:hAnsi="Times New Roman"/>
+              </w:rPr>
+              <w:t>0.951686</w:t>
+            </w:r>
+          </w:p>
+        </w:tc>
+        <w:tc>
+          <w:tcPr>
+            <w:tcW w:w="1197" w:type="dxa"/>
+          </w:tcPr>
+          <w:p>
+            <w:pPr>
+              <w:spacing w:line="480" w:lineRule="auto"/>
+              <w:rPr>
+                <w:rFonts w:ascii="Times New Roman" w:hAnsi="Times New Roman"/>
+              </w:rPr>
+            </w:pPr>
+            <w:r>
+              <w:rPr>
+                <w:rFonts w:ascii="Times New Roman" w:hAnsi="Times New Roman"/>
+              </w:rPr>
+              <w:t>0.946005</w:t>
+            </w:r>
+          </w:p>
+        </w:tc>
+        <w:tc>
+          <w:tcPr>
+            <w:tcW w:w="1197" w:type="dxa"/>
+          </w:tcPr>
+          <w:p>
+            <w:pPr>
+              <w:spacing w:line="480" w:lineRule="auto"/>
+              <w:rPr>
+                <w:rFonts w:ascii="Times New Roman" w:hAnsi="Times New Roman"/>
+              </w:rPr>
+            </w:pPr>
+            <w:r>
+              <w:rPr>
+                <w:rFonts w:ascii="Times New Roman" w:hAnsi="Times New Roman"/>
+              </w:rPr>
+              <w:t>0.933823</w:t>
+            </w:r>
+          </w:p>
+        </w:tc>
+        <w:tc>
+          <w:tcPr>
+            <w:tcW w:w="1197" w:type="dxa"/>
+          </w:tcPr>
+          <w:p>
+            <w:pPr>
+              <w:spacing w:line="480" w:lineRule="auto"/>
+              <w:rPr>
+                <w:rFonts w:ascii="Times New Roman" w:hAnsi="Times New Roman"/>
+              </w:rPr>
+            </w:pPr>
+            <w:r>
+              <w:rPr>
+                <w:rFonts w:ascii="Times New Roman" w:hAnsi="Times New Roman"/>
+              </w:rPr>
+              <w:t>0.942013</w:t>
+            </w:r>
+          </w:p>
+        </w:tc>
+        <w:tc>
+          <w:tcPr>
+            <w:tcW w:w="1197" w:type="dxa"/>
+          </w:tcPr>
+          <w:p>
+            <w:pPr>
+              <w:spacing w:line="480" w:lineRule="auto"/>
+              <w:rPr>
+                <w:rFonts w:ascii="Times New Roman" w:hAnsi="Times New Roman"/>
+              </w:rPr>
+            </w:pPr>
+            <w:r>
+              <w:rPr>
+                <w:rFonts w:ascii="Times New Roman" w:hAnsi="Times New Roman"/>
+              </w:rPr>
+              <w:t>0.940552</w:t>
+            </w:r>
+          </w:p>
+        </w:tc>
+      </w:tr>
+      <w:tr>
+        <w:tc>
+          <w:tcPr>
+            <w:tcW w:w="1197" w:type="dxa"/>
+          </w:tcPr>
+          <w:p>
+            <w:pPr>
+              <w:spacing w:line="480" w:lineRule="auto"/>
+              <w:rPr>
+                <w:rFonts w:ascii="Times New Roman" w:hAnsi="Times New Roman"/>
+              </w:rPr>
+            </w:pPr>
+            <w:r>
+              <w:rPr>
+                <w:rFonts w:ascii="Times New Roman" w:hAnsi="Times New Roman"/>
+              </w:rPr>
+              <w:lastRenderedPageBreak/>
+              <w:t>Linear Regression, scaled</w:t>
+            </w:r>
+          </w:p>
+        </w:tc>
+        <w:tc>
+          <w:tcPr>
+            <w:tcW w:w="1197" w:type="dxa"/>
+          </w:tcPr>
+          <w:p>
+            <w:pPr>
+              <w:spacing w:line="480" w:lineRule="auto"/>
+              <w:rPr>
+                <w:rFonts w:ascii="Times New Roman" w:hAnsi="Times New Roman"/>
+              </w:rPr>
+            </w:pPr>
+            <w:r>
+              <w:rPr>
+                <w:rFonts w:ascii="Times New Roman" w:hAnsi="Times New Roman"/>
+              </w:rPr>
+              <w:t>0.942816</w:t>
+            </w:r>
+          </w:p>
+        </w:tc>
+        <w:tc>
+          <w:tcPr>
+            <w:tcW w:w="1197" w:type="dxa"/>
+          </w:tcPr>
+          <w:p>
+            <w:pPr>
+              <w:spacing w:line="480" w:lineRule="auto"/>
+              <w:rPr>
+                <w:rFonts w:ascii="Times New Roman" w:hAnsi="Times New Roman"/>
+              </w:rPr>
+            </w:pPr>
+            <w:r>
+              <w:rPr>
+                <w:rFonts w:ascii="Times New Roman" w:hAnsi="Times New Roman"/>
+              </w:rPr>
+              <w:t>0.005924</w:t>
+            </w:r>
+          </w:p>
+        </w:tc>
+        <w:tc>
+          <w:tcPr>
+            <w:tcW w:w="1197" w:type="dxa"/>
+          </w:tcPr>
+          <w:p>
+            <w:pPr>
+              <w:spacing w:line="480" w:lineRule="auto"/>
+              <w:rPr>
+                <w:rFonts w:ascii="Times New Roman" w:hAnsi="Times New Roman"/>
+              </w:rPr>
+            </w:pPr>
+            <w:r>
+              <w:rPr>
+                <w:rFonts w:ascii="Times New Roman" w:hAnsi="Times New Roman"/>
+              </w:rPr>
+              <w:t>0.951686</w:t>
+            </w:r>
+          </w:p>
+        </w:tc>
+        <w:tc>
+          <w:tcPr>
+            <w:tcW w:w="1197" w:type="dxa"/>
+          </w:tcPr>
+          <w:p>
+            <w:pPr>
+              <w:spacing w:line="480" w:lineRule="auto"/>
+              <w:rPr>
+                <w:rFonts w:ascii="Times New Roman" w:hAnsi="Times New Roman"/>
+              </w:rPr>
+            </w:pPr>
+            <w:r>
+              <w:rPr>
+                <w:rFonts w:ascii="Times New Roman" w:hAnsi="Times New Roman"/>
+              </w:rPr>
+              <w:t>0.946005</w:t>
+            </w:r>
+          </w:p>
+        </w:tc>
+        <w:tc>
+          <w:tcPr>
+            <w:tcW w:w="1197" w:type="dxa"/>
+          </w:tcPr>
+          <w:p>
+            <w:pPr>
+              <w:spacing w:line="480" w:lineRule="auto"/>
+              <w:rPr>
+                <w:rFonts w:ascii="Times New Roman" w:hAnsi="Times New Roman"/>
+              </w:rPr>
+            </w:pPr>
+            <w:r>
+              <w:rPr>
+                <w:rFonts w:ascii="Times New Roman" w:hAnsi="Times New Roman"/>
+              </w:rPr>
+              <w:t>0.933823</w:t>
+            </w:r>
+          </w:p>
+        </w:tc>
+        <w:tc>
+          <w:tcPr>
+            <w:tcW w:w="1197" w:type="dxa"/>
+          </w:tcPr>
+          <w:p>
+            <w:pPr>
+              <w:spacing w:line="480" w:lineRule="auto"/>
+              <w:rPr>
+                <w:rFonts w:ascii="Times New Roman" w:hAnsi="Times New Roman"/>
+              </w:rPr>
+            </w:pPr>
+            <w:r>
+              <w:rPr>
+                <w:rFonts w:ascii="Times New Roman" w:hAnsi="Times New Roman"/>
+              </w:rPr>
+              <w:t>0.942013</w:t>
+            </w:r>
+          </w:p>
+        </w:tc>
+        <w:tc>
+          <w:tcPr>
+            <w:tcW w:w="1197" w:type="dxa"/>
+          </w:tcPr>
+          <w:p>
+            <w:pPr>
+              <w:spacing w:line="480" w:lineRule="auto"/>
+              <w:rPr>
+                <w:rFonts w:ascii="Times New Roman" w:hAnsi="Times New Roman"/>
+              </w:rPr>
+            </w:pPr>
+            <w:r>
+              <w:rPr>
+                <w:rFonts w:ascii="Times New Roman" w:hAnsi="Times New Roman"/>
+              </w:rPr>
+              <w:t>0.940552</w:t>
+            </w:r>
+          </w:p>
+        </w:tc>
+      </w:tr>
+      <w:tr>
+        <w:tc>
+          <w:tcPr>
+            <w:tcW w:w="1197" w:type="dxa"/>
+          </w:tcPr>
+          <w:p>
+            <w:pPr>
+              <w:spacing w:line="480" w:lineRule="auto"/>
+              <w:rPr>
+                <w:rFonts w:ascii="Times New Roman" w:hAnsi="Times New Roman"/>
+              </w:rPr>
+            </w:pPr>
+            <w:r>
+              <w:rPr>
+                <w:rFonts w:ascii="Times New Roman" w:hAnsi="Times New Roman"/>
+              </w:rPr>
+              <w:t>Ridge Regression</w:t>
+            </w:r>
+          </w:p>
+        </w:tc>
+        <w:tc>
+          <w:tcPr>
+            <w:tcW w:w="1197" w:type="dxa"/>
+          </w:tcPr>
+          <w:p>
+            <w:pPr>
+              <w:spacing w:line="480" w:lineRule="auto"/>
+              <w:rPr>
+                <w:rFonts w:ascii="Times New Roman" w:hAnsi="Times New Roman"/>
+              </w:rPr>
+            </w:pPr>
+            <w:r>
+              <w:rPr>
+                <w:rFonts w:ascii="Times New Roman" w:hAnsi="Times New Roman"/>
+              </w:rPr>
+              <w:t>0.921908</w:t>
+            </w:r>
+          </w:p>
+        </w:tc>
+        <w:tc>
+          <w:tcPr>
+            <w:tcW w:w="1197" w:type="dxa"/>
+          </w:tcPr>
+          <w:p>
+            <w:pPr>
+              <w:spacing w:line="480" w:lineRule="auto"/>
+              <w:rPr>
+                <w:rFonts w:ascii="Times New Roman" w:hAnsi="Times New Roman"/>
+              </w:rPr>
+            </w:pPr>
+            <w:r>
+              <w:rPr>
+                <w:rFonts w:ascii="Times New Roman" w:hAnsi="Times New Roman"/>
+              </w:rPr>
+              <w:t>0.010760</w:t>
+            </w:r>
+          </w:p>
+        </w:tc>
+        <w:tc>
+          <w:tcPr>
+            <w:tcW w:w="1197" w:type="dxa"/>
+          </w:tcPr>
+          <w:p>
+            <w:pPr>
+              <w:spacing w:line="480" w:lineRule="auto"/>
+              <w:rPr>
+                <w:rFonts w:ascii="Times New Roman" w:hAnsi="Times New Roman"/>
+              </w:rPr>
+            </w:pPr>
+            <w:r>
+              <w:rPr>
+                <w:rFonts w:ascii="Times New Roman" w:hAnsi="Times New Roman"/>
+              </w:rPr>
+              <w:t>0.930492</w:t>
+            </w:r>
+          </w:p>
+        </w:tc>
+        <w:tc>
+          <w:tcPr>
+            <w:tcW w:w="1197" w:type="dxa"/>
+          </w:tcPr>
+          <w:p>
+            <w:pPr>
+              <w:spacing w:line="480" w:lineRule="auto"/>
+              <w:rPr>
+                <w:rFonts w:ascii="Times New Roman" w:hAnsi="Times New Roman"/>
+              </w:rPr>
+            </w:pPr>
+            <w:r>
+              <w:rPr>
+                <w:rFonts w:ascii="Times New Roman" w:hAnsi="Times New Roman"/>
+              </w:rPr>
+              <w:t>0.928728</w:t>
+            </w:r>
+          </w:p>
+        </w:tc>
+        <w:tc>
+          <w:tcPr>
+            <w:tcW w:w="1197" w:type="dxa"/>
+          </w:tcPr>
+          <w:p>
+            <w:pPr>
+              <w:spacing w:line="480" w:lineRule="auto"/>
+              <w:rPr>
+                <w:rFonts w:ascii="Times New Roman" w:hAnsi="Times New Roman"/>
+              </w:rPr>
+            </w:pPr>
+            <w:r>
+              <w:rPr>
+                <w:rFonts w:ascii="Times New Roman" w:hAnsi="Times New Roman"/>
+              </w:rPr>
+              <w:t>0.923957</w:t>
+            </w:r>
+          </w:p>
+        </w:tc>
+        <w:tc>
+          <w:tcPr>
+            <w:tcW w:w="1197" w:type="dxa"/>
+          </w:tcPr>
+          <w:p>
+            <w:pPr>
+              <w:spacing w:line="480" w:lineRule="auto"/>
+              <w:rPr>
+                <w:rFonts w:ascii="Times New Roman" w:hAnsi="Times New Roman"/>
+              </w:rPr>
+            </w:pPr>
+            <w:r>
+              <w:rPr>
+                <w:rFonts w:ascii="Times New Roman" w:hAnsi="Times New Roman"/>
+              </w:rPr>
+              <w:t>0.925475</w:t>
+            </w:r>
+          </w:p>
+        </w:tc>
+        <w:tc>
+          <w:tcPr>
+            <w:tcW w:w="1197" w:type="dxa"/>
+          </w:tcPr>
+          <w:p>
+            <w:pPr>
+              <w:spacing w:line="480" w:lineRule="auto"/>
+              <w:rPr>
+                <w:rFonts w:ascii="Times New Roman" w:hAnsi="Times New Roman"/>
+              </w:rPr>
+            </w:pPr>
+            <w:r>
+              <w:rPr>
+                <w:rFonts w:ascii="Times New Roman" w:hAnsi="Times New Roman"/>
+              </w:rPr>
+              <w:t>0.900890</w:t>
+            </w:r>
+          </w:p>
+        </w:tc>
+      </w:tr>
+      <w:tr>
+        <w:tc>
+          <w:tcPr>
+            <w:tcW w:w="1197" w:type="dxa"/>
+          </w:tcPr>
+          <w:p>
+            <w:pPr>
+              <w:spacing w:line="480" w:lineRule="auto"/>
+              <w:rPr>
+                <w:rFonts w:ascii="Times New Roman" w:hAnsi="Times New Roman"/>
+              </w:rPr>
+            </w:pPr>
+            <w:r>
+              <w:rPr>
+                <w:rFonts w:ascii="Times New Roman" w:hAnsi="Times New Roman"/>
+              </w:rPr>
+              <w:t>Lasso Regression</w:t>
+            </w:r>
+          </w:p>
+        </w:tc>
+        <w:tc>
+          <w:tcPr>
+            <w:tcW w:w="1197" w:type="dxa"/>
+          </w:tcPr>
+          <w:p>
+            <w:pPr>
+              <w:spacing w:line="480" w:lineRule="auto"/>
+              <w:rPr>
+                <w:rFonts w:ascii="Times New Roman" w:hAnsi="Times New Roman"/>
+              </w:rPr>
+            </w:pPr>
+            <w:r>
+              <w:rPr>
+                <w:rFonts w:ascii="Times New Roman" w:hAnsi="Times New Roman"/>
+              </w:rPr>
+              <w:t>0.921176</w:t>
+            </w:r>
+          </w:p>
+        </w:tc>
+        <w:tc>
+          <w:tcPr>
+            <w:tcW w:w="1197" w:type="dxa"/>
+          </w:tcPr>
+          <w:p>
+            <w:pPr>
+              <w:spacing w:line="480" w:lineRule="auto"/>
+              <w:rPr>
+                <w:rFonts w:ascii="Times New Roman" w:hAnsi="Times New Roman"/>
+              </w:rPr>
+            </w:pPr>
+            <w:r>
+              <w:rPr>
+                <w:rFonts w:ascii="Times New Roman" w:hAnsi="Times New Roman"/>
+              </w:rPr>
+              <w:t>0.011601</w:t>
+            </w:r>
+          </w:p>
+        </w:tc>
+        <w:tc>
+          <w:tcPr>
+            <w:tcW w:w="1197" w:type="dxa"/>
+          </w:tcPr>
+          <w:p>
+            <w:pPr>
+              <w:spacing w:line="480" w:lineRule="auto"/>
+              <w:rPr>
+                <w:rFonts w:ascii="Times New Roman" w:hAnsi="Times New Roman"/>
+              </w:rPr>
+            </w:pPr>
+            <w:r>
+              <w:rPr>
+                <w:rFonts w:ascii="Times New Roman" w:hAnsi="Times New Roman"/>
+              </w:rPr>
+              <w:t>0.930122</w:t>
+            </w:r>
+          </w:p>
+        </w:tc>
+        <w:tc>
+          <w:tcPr>
+            <w:tcW w:w="1197" w:type="dxa"/>
+          </w:tcPr>
+          <w:p>
+            <w:pPr>
+              <w:spacing w:line="480" w:lineRule="auto"/>
+              <w:rPr>
+                <w:rFonts w:ascii="Times New Roman" w:hAnsi="Times New Roman"/>
+              </w:rPr>
+            </w:pPr>
+            <w:r>
+              <w:rPr>
+                <w:rFonts w:ascii="Times New Roman" w:hAnsi="Times New Roman"/>
+              </w:rPr>
+              <w:t>0.929093</w:t>
+            </w:r>
+          </w:p>
+        </w:tc>
+        <w:tc>
+          <w:tcPr>
+            <w:tcW w:w="1197" w:type="dxa"/>
+          </w:tcPr>
+          <w:p>
+            <w:pPr>
+              <w:spacing w:line="480" w:lineRule="auto"/>
+              <w:rPr>
+                <w:rFonts w:ascii="Times New Roman" w:hAnsi="Times New Roman"/>
+              </w:rPr>
+            </w:pPr>
+            <w:r>
+              <w:rPr>
+                <w:rFonts w:ascii="Times New Roman" w:hAnsi="Times New Roman"/>
+              </w:rPr>
+              <w:t>0.924318</w:t>
+            </w:r>
+          </w:p>
+        </w:tc>
+        <w:tc>
+          <w:tcPr>
+            <w:tcW w:w="1197" w:type="dxa"/>
+          </w:tcPr>
+          <w:p>
+            <w:pPr>
+              <w:spacing w:line="480" w:lineRule="auto"/>
+              <w:rPr>
+                <w:rFonts w:ascii="Times New Roman" w:hAnsi="Times New Roman"/>
+              </w:rPr>
+            </w:pPr>
+            <w:r>
+              <w:rPr>
+                <w:rFonts w:ascii="Times New Roman" w:hAnsi="Times New Roman"/>
+              </w:rPr>
+              <w:t>0.923829</w:t>
+            </w:r>
+          </w:p>
+        </w:tc>
+        <w:tc>
+          <w:tcPr>
+            <w:tcW w:w="1197" w:type="dxa"/>
+          </w:tcPr>
+          <w:p>
+            <w:pPr>
+              <w:spacing w:line="480" w:lineRule="auto"/>
+              <w:rPr>
+                <w:rFonts w:ascii="Times New Roman" w:hAnsi="Times New Roman"/>
+              </w:rPr>
+            </w:pPr>
+            <w:r>
+              <w:rPr>
+                <w:rFonts w:ascii="Times New Roman" w:hAnsi="Times New Roman"/>
+              </w:rPr>
+              <w:t>0.898520</w:t>
+            </w:r>
+          </w:p>
+        </w:tc>
+      </w:tr>
+    </w:tbl>
+    <w:p>
+      <w:pPr>
+        <w:spacing w:line="480" w:lineRule="auto"/>
+        <w:rPr>
+          <w:rFonts w:ascii="Times New Roman" w:hAnsi="Times New Roman"/>
+        </w:rPr>
+      </w:pPr>
+    </w:p>
+    <w:p>
+      <w:pPr>
+        <w:spacing w:line="480" w:lineRule="auto"/>
+        <w:rPr>
+          <w:rFonts w:ascii="Times New Roman" w:hAnsi="Times New Roman"/>
+        </w:rPr>
+      </w:pPr>
+      <w:r>
+        <w:rPr>
+          <w:rFonts w:ascii="Times New Roman" w:hAnsi="Times New Roman"/>
+        </w:rPr>
+        <w:tab/>
+      </w:r>
+      <w:r>
+        <w:rPr>
+          <w:rFonts w:ascii="Times New Roman" w:hAnsi="Times New Roman"/>
+        </w:rPr>
         <w:t xml:space="preserve">Hyperparameter tuning </w:t>
       </w:r>
       <w:r>
         <w:rPr>
           <w:rFonts w:ascii="Times New Roman" w:hAnsi="Times New Roman"/>
         </w:rPr>
-        <w:t xml:space="preserve">using </w:t>
-      </w:r>
-      <w:proofErr w:type="spellStart"/>
-      <w:r>
-        <w:rPr>
-          <w:rFonts w:ascii="Times New Roman" w:hAnsi="Times New Roman"/>
-        </w:rPr>
-        <w:t>GridSearchCV</w:t>
-      </w:r>
-      <w:proofErr w:type="spellEnd"/>
-      <w:r>
-        <w:rPr>
-          <w:rFonts w:ascii="Times New Roman" w:hAnsi="Times New Roman"/>
-        </w:rPr>
-        <w:t xml:space="preserve"> </w:t>
+        <w:t xml:space="preserve">using GridSearchCV </w:t>
       </w:r>
       <w:r>
         <w:rPr>
@@ -2485,6 +4440,1304 @@
         <w:t>0.000270 confirmed that this performance was consistent across multiple data splits, reducing the likelihood of overfitting.</w:t>
       </w:r>
     </w:p>
+    <w:tbl>
+      <w:tblPr>
+        <w:tblStyle w:val="TableGrid"/>
+        <w:tblW w:w="0" w:type="auto"/>
+        <w:tblLook w:val="04A0" w:firstRow="1" w:lastRow="0" w:firstColumn="1" w:lastColumn="0" w:noHBand="0" w:noVBand="1"/>
+      </w:tblPr>
+      <w:tblGrid>
+        <w:gridCol w:w="1596"/>
+        <w:gridCol w:w="1596"/>
+        <w:gridCol w:w="1596"/>
+        <w:gridCol w:w="1596"/>
+        <w:gridCol w:w="1596"/>
+        <w:gridCol w:w="1596"/>
+      </w:tblGrid>
+      <w:tr>
+        <w:tc>
+          <w:tcPr>
+            <w:tcW w:w="1596" w:type="dxa"/>
+          </w:tcPr>
+          <w:p>
+            <w:pPr>
+              <w:spacing w:line="480" w:lineRule="auto"/>
+              <w:rPr>
+                <w:rFonts w:ascii="Times New Roman" w:hAnsi="Times New Roman"/>
+              </w:rPr>
+            </w:pPr>
+            <w:r>
+              <w:rPr>
+                <w:rFonts w:ascii="Times New Roman" w:hAnsi="Times New Roman"/>
+              </w:rPr>
+              <w:t>Model</w:t>
+            </w:r>
+          </w:p>
+        </w:tc>
+        <w:tc>
+          <w:tcPr>
+            <w:tcW w:w="1596" w:type="dxa"/>
+          </w:tcPr>
+          <w:p>
+            <w:pPr>
+              <w:spacing w:line="480" w:lineRule="auto"/>
+              <w:rPr>
+                <w:rFonts w:ascii="Times New Roman" w:hAnsi="Times New Roman"/>
+              </w:rPr>
+            </w:pPr>
+            <w:r>
+              <w:rPr>
+                <w:rFonts w:ascii="Times New Roman" w:hAnsi="Times New Roman"/>
+              </w:rPr>
+              <w:t>R2 Train</w:t>
+            </w:r>
+          </w:p>
+        </w:tc>
+        <w:tc>
+          <w:tcPr>
+            <w:tcW w:w="1596" w:type="dxa"/>
+          </w:tcPr>
+          <w:p>
+            <w:pPr>
+              <w:spacing w:line="480" w:lineRule="auto"/>
+              <w:rPr>
+                <w:rFonts w:ascii="Times New Roman" w:hAnsi="Times New Roman"/>
+              </w:rPr>
+            </w:pPr>
+            <w:r>
+              <w:rPr>
+                <w:rFonts w:ascii="Times New Roman" w:hAnsi="Times New Roman"/>
+              </w:rPr>
+              <w:t>R2 Test</w:t>
+            </w:r>
+          </w:p>
+        </w:tc>
+        <w:tc>
+          <w:tcPr>
+            <w:tcW w:w="1596" w:type="dxa"/>
+          </w:tcPr>
+          <w:p>
+            <w:pPr>
+              <w:spacing w:line="480" w:lineRule="auto"/>
+              <w:rPr>
+                <w:rFonts w:ascii="Times New Roman" w:hAnsi="Times New Roman"/>
+              </w:rPr>
+            </w:pPr>
+            <w:r>
+              <w:rPr>
+                <w:rFonts w:ascii="Times New Roman" w:hAnsi="Times New Roman"/>
+              </w:rPr>
+              <w:t>RMSE Train</w:t>
+            </w:r>
+          </w:p>
+        </w:tc>
+        <w:tc>
+          <w:tcPr>
+            <w:tcW w:w="1596" w:type="dxa"/>
+          </w:tcPr>
+          <w:p>
+            <w:pPr>
+              <w:spacing w:line="480" w:lineRule="auto"/>
+              <w:rPr>
+                <w:rFonts w:ascii="Times New Roman" w:hAnsi="Times New Roman"/>
+              </w:rPr>
+            </w:pPr>
+            <w:r>
+              <w:rPr>
+                <w:rFonts w:ascii="Times New Roman" w:hAnsi="Times New Roman"/>
+              </w:rPr>
+              <w:t>RMSE</w:t>
+            </w:r>
+          </w:p>
+        </w:tc>
+        <w:tc>
+          <w:tcPr>
+            <w:tcW w:w="1596" w:type="dxa"/>
+          </w:tcPr>
+          <w:p>
+            <w:pPr>
+              <w:spacing w:line="480" w:lineRule="auto"/>
+              <w:rPr>
+                <w:rFonts w:ascii="Times New Roman" w:hAnsi="Times New Roman"/>
+              </w:rPr>
+            </w:pPr>
+            <w:r>
+              <w:rPr>
+                <w:rFonts w:ascii="Times New Roman" w:hAnsi="Times New Roman"/>
+              </w:rPr>
+              <w:t>Source</w:t>
+            </w:r>
+          </w:p>
+        </w:tc>
+      </w:tr>
+      <w:tr>
+        <w:tc>
+          <w:tcPr>
+            <w:tcW w:w="1596" w:type="dxa"/>
+          </w:tcPr>
+          <w:p>
+            <w:pPr>
+              <w:spacing w:line="480" w:lineRule="auto"/>
+              <w:rPr>
+                <w:rFonts w:ascii="Times New Roman" w:hAnsi="Times New Roman"/>
+              </w:rPr>
+            </w:pPr>
+            <w:r>
+              <w:rPr>
+                <w:rFonts w:ascii="Times New Roman" w:hAnsi="Times New Roman"/>
+              </w:rPr>
+              <w:t>Gradient Boosting (Tuned)</w:t>
+            </w:r>
+          </w:p>
+        </w:tc>
+        <w:tc>
+          <w:tcPr>
+            <w:tcW w:w="1596" w:type="dxa"/>
+          </w:tcPr>
+          <w:p>
+            <w:pPr>
+              <w:spacing w:line="480" w:lineRule="auto"/>
+              <w:rPr>
+                <w:rFonts w:ascii="Times New Roman" w:hAnsi="Times New Roman"/>
+              </w:rPr>
+            </w:pPr>
+            <w:r>
+              <w:rPr>
+                <w:rFonts w:ascii="Times New Roman" w:hAnsi="Times New Roman"/>
+              </w:rPr>
+              <w:t>0.999190</w:t>
+            </w:r>
+          </w:p>
+        </w:tc>
+        <w:tc>
+          <w:tcPr>
+            <w:tcW w:w="1596" w:type="dxa"/>
+          </w:tcPr>
+          <w:p>
+            <w:pPr>
+              <w:spacing w:line="480" w:lineRule="auto"/>
+              <w:rPr>
+                <w:rFonts w:ascii="Times New Roman" w:hAnsi="Times New Roman"/>
+              </w:rPr>
+            </w:pPr>
+            <w:r>
+              <w:rPr>
+                <w:rFonts w:ascii="Times New Roman" w:hAnsi="Times New Roman"/>
+              </w:rPr>
+              <w:t>0.998413</w:t>
+            </w:r>
+          </w:p>
+        </w:tc>
+        <w:tc>
+          <w:tcPr>
+            <w:tcW w:w="1596" w:type="dxa"/>
+          </w:tcPr>
+          <w:p>
+            <w:pPr>
+              <w:spacing w:line="480" w:lineRule="auto"/>
+              <w:rPr>
+                <w:rFonts w:ascii="Times New Roman" w:hAnsi="Times New Roman"/>
+              </w:rPr>
+            </w:pPr>
+            <w:r>
+              <w:rPr>
+                <w:rFonts w:ascii="Times New Roman" w:hAnsi="Times New Roman"/>
+              </w:rPr>
+              <w:t>0.285988</w:t>
+            </w:r>
+          </w:p>
+        </w:tc>
+        <w:tc>
+          <w:tcPr>
+            <w:tcW w:w="1596" w:type="dxa"/>
+          </w:tcPr>
+          <w:p>
+            <w:pPr>
+              <w:spacing w:line="480" w:lineRule="auto"/>
+              <w:rPr>
+                <w:rFonts w:ascii="Times New Roman" w:hAnsi="Times New Roman"/>
+              </w:rPr>
+            </w:pPr>
+            <w:r>
+              <w:rPr>
+                <w:rFonts w:ascii="Times New Roman" w:hAnsi="Times New Roman"/>
+              </w:rPr>
+              <w:t>0.406689</w:t>
+            </w:r>
+          </w:p>
+        </w:tc>
+        <w:tc>
+          <w:tcPr>
+            <w:tcW w:w="1596" w:type="dxa"/>
+          </w:tcPr>
+          <w:p>
+            <w:pPr>
+              <w:spacing w:line="480" w:lineRule="auto"/>
+              <w:rPr>
+                <w:rFonts w:ascii="Times New Roman" w:hAnsi="Times New Roman"/>
+              </w:rPr>
+            </w:pPr>
+            <w:r>
+              <w:rPr>
+                <w:rFonts w:ascii="Times New Roman" w:hAnsi="Times New Roman"/>
+              </w:rPr>
+              <w:t>Tuned</w:t>
+            </w:r>
+          </w:p>
+        </w:tc>
+      </w:tr>
+      <w:tr>
+        <w:tc>
+          <w:tcPr>
+            <w:tcW w:w="1596" w:type="dxa"/>
+          </w:tcPr>
+          <w:p>
+            <w:pPr>
+              <w:spacing w:line="480" w:lineRule="auto"/>
+              <w:rPr>
+                <w:rFonts w:ascii="Times New Roman" w:hAnsi="Times New Roman"/>
+              </w:rPr>
+            </w:pPr>
+            <w:r>
+              <w:rPr>
+                <w:rFonts w:ascii="Times New Roman" w:hAnsi="Times New Roman"/>
+              </w:rPr>
+              <w:lastRenderedPageBreak/>
+              <w:t>Gradient Boosting</w:t>
+            </w:r>
+          </w:p>
+        </w:tc>
+        <w:tc>
+          <w:tcPr>
+            <w:tcW w:w="1596" w:type="dxa"/>
+          </w:tcPr>
+          <w:p>
+            <w:pPr>
+              <w:spacing w:line="480" w:lineRule="auto"/>
+              <w:rPr>
+                <w:rFonts w:ascii="Times New Roman" w:hAnsi="Times New Roman"/>
+              </w:rPr>
+            </w:pPr>
+            <w:r>
+              <w:rPr>
+                <w:rFonts w:ascii="Times New Roman" w:hAnsi="Times New Roman"/>
+              </w:rPr>
+              <w:t>0.998508</w:t>
+            </w:r>
+          </w:p>
+        </w:tc>
+        <w:tc>
+          <w:tcPr>
+            <w:tcW w:w="1596" w:type="dxa"/>
+          </w:tcPr>
+          <w:p>
+            <w:pPr>
+              <w:spacing w:line="480" w:lineRule="auto"/>
+              <w:rPr>
+                <w:rFonts w:ascii="Times New Roman" w:hAnsi="Times New Roman"/>
+              </w:rPr>
+            </w:pPr>
+            <w:r>
+              <w:rPr>
+                <w:rFonts w:ascii="Times New Roman" w:hAnsi="Times New Roman"/>
+              </w:rPr>
+              <w:t>0.997969</w:t>
+            </w:r>
+          </w:p>
+        </w:tc>
+        <w:tc>
+          <w:tcPr>
+            <w:tcW w:w="1596" w:type="dxa"/>
+          </w:tcPr>
+          <w:p>
+            <w:pPr>
+              <w:spacing w:line="480" w:lineRule="auto"/>
+              <w:rPr>
+                <w:rFonts w:ascii="Times New Roman" w:hAnsi="Times New Roman"/>
+              </w:rPr>
+            </w:pPr>
+            <w:r>
+              <w:rPr>
+                <w:rFonts w:ascii="Times New Roman" w:hAnsi="Times New Roman"/>
+              </w:rPr>
+              <w:t>0.388073</w:t>
+            </w:r>
+          </w:p>
+        </w:tc>
+        <w:tc>
+          <w:tcPr>
+            <w:tcW w:w="1596" w:type="dxa"/>
+          </w:tcPr>
+          <w:p>
+            <w:pPr>
+              <w:spacing w:line="480" w:lineRule="auto"/>
+              <w:rPr>
+                <w:rFonts w:ascii="Times New Roman" w:hAnsi="Times New Roman"/>
+              </w:rPr>
+            </w:pPr>
+            <w:r>
+              <w:rPr>
+                <w:rFonts w:ascii="Times New Roman" w:hAnsi="Times New Roman"/>
+              </w:rPr>
+              <w:t>0.460061</w:t>
+            </w:r>
+          </w:p>
+        </w:tc>
+        <w:tc>
+          <w:tcPr>
+            <w:tcW w:w="1596" w:type="dxa"/>
+          </w:tcPr>
+          <w:p>
+            <w:pPr>
+              <w:spacing w:line="480" w:lineRule="auto"/>
+              <w:rPr>
+                <w:rFonts w:ascii="Times New Roman" w:hAnsi="Times New Roman"/>
+              </w:rPr>
+            </w:pPr>
+            <w:r>
+              <w:rPr>
+                <w:rFonts w:ascii="Times New Roman" w:hAnsi="Times New Roman"/>
+              </w:rPr>
+              <w:t>Default</w:t>
+            </w:r>
+          </w:p>
+        </w:tc>
+      </w:tr>
+      <w:tr>
+        <w:tc>
+          <w:tcPr>
+            <w:tcW w:w="1596" w:type="dxa"/>
+          </w:tcPr>
+          <w:p>
+            <w:pPr>
+              <w:spacing w:line="480" w:lineRule="auto"/>
+              <w:rPr>
+                <w:rFonts w:ascii="Times New Roman" w:hAnsi="Times New Roman"/>
+              </w:rPr>
+            </w:pPr>
+            <w:r>
+              <w:rPr>
+                <w:rFonts w:ascii="Times New Roman" w:hAnsi="Times New Roman"/>
+              </w:rPr>
+              <w:t>Random Forest</w:t>
+            </w:r>
+          </w:p>
+        </w:tc>
+        <w:tc>
+          <w:tcPr>
+            <w:tcW w:w="1596" w:type="dxa"/>
+          </w:tcPr>
+          <w:p>
+            <w:pPr>
+              <w:spacing w:line="480" w:lineRule="auto"/>
+              <w:rPr>
+                <w:rFonts w:ascii="Times New Roman" w:hAnsi="Times New Roman"/>
+              </w:rPr>
+            </w:pPr>
+            <w:r>
+              <w:rPr>
+                <w:rFonts w:ascii="Times New Roman" w:hAnsi="Times New Roman"/>
+              </w:rPr>
+              <w:t>0.999635</w:t>
+            </w:r>
+          </w:p>
+        </w:tc>
+        <w:tc>
+          <w:tcPr>
+            <w:tcW w:w="1596" w:type="dxa"/>
+          </w:tcPr>
+          <w:p>
+            <w:pPr>
+              <w:spacing w:line="480" w:lineRule="auto"/>
+              <w:rPr>
+                <w:rFonts w:ascii="Times New Roman" w:hAnsi="Times New Roman"/>
+              </w:rPr>
+            </w:pPr>
+            <w:r>
+              <w:rPr>
+                <w:rFonts w:ascii="Times New Roman" w:hAnsi="Times New Roman"/>
+              </w:rPr>
+              <w:t>0.997429</w:t>
+            </w:r>
+          </w:p>
+        </w:tc>
+        <w:tc>
+          <w:tcPr>
+            <w:tcW w:w="1596" w:type="dxa"/>
+          </w:tcPr>
+          <w:p>
+            <w:pPr>
+              <w:spacing w:line="480" w:lineRule="auto"/>
+              <w:rPr>
+                <w:rFonts w:ascii="Times New Roman" w:hAnsi="Times New Roman"/>
+              </w:rPr>
+            </w:pPr>
+            <w:r>
+              <w:rPr>
+                <w:rFonts w:ascii="Times New Roman" w:hAnsi="Times New Roman"/>
+              </w:rPr>
+              <w:t>0.191835</w:t>
+            </w:r>
+          </w:p>
+        </w:tc>
+        <w:tc>
+          <w:tcPr>
+            <w:tcW w:w="1596" w:type="dxa"/>
+          </w:tcPr>
+          <w:p>
+            <w:pPr>
+              <w:spacing w:line="480" w:lineRule="auto"/>
+              <w:rPr>
+                <w:rFonts w:ascii="Times New Roman" w:hAnsi="Times New Roman"/>
+              </w:rPr>
+            </w:pPr>
+            <w:r>
+              <w:rPr>
+                <w:rFonts w:ascii="Times New Roman" w:hAnsi="Times New Roman"/>
+              </w:rPr>
+              <w:t>0.517695</w:t>
+            </w:r>
+          </w:p>
+        </w:tc>
+        <w:tc>
+          <w:tcPr>
+            <w:tcW w:w="1596" w:type="dxa"/>
+          </w:tcPr>
+          <w:p>
+            <w:pPr>
+              <w:spacing w:line="480" w:lineRule="auto"/>
+              <w:rPr>
+                <w:rFonts w:ascii="Times New Roman" w:hAnsi="Times New Roman"/>
+              </w:rPr>
+            </w:pPr>
+            <w:r>
+              <w:rPr>
+                <w:rFonts w:ascii="Times New Roman" w:hAnsi="Times New Roman"/>
+              </w:rPr>
+              <w:t>Default</w:t>
+            </w:r>
+          </w:p>
+        </w:tc>
+      </w:tr>
+      <w:tr>
+        <w:tc>
+          <w:tcPr>
+            <w:tcW w:w="1596" w:type="dxa"/>
+          </w:tcPr>
+          <w:p>
+            <w:pPr>
+              <w:spacing w:line="480" w:lineRule="auto"/>
+              <w:rPr>
+                <w:rFonts w:ascii="Times New Roman" w:hAnsi="Times New Roman"/>
+              </w:rPr>
+            </w:pPr>
+            <w:r>
+              <w:rPr>
+                <w:rFonts w:ascii="Times New Roman" w:hAnsi="Times New Roman"/>
+              </w:rPr>
+              <w:t>Random Forest (tuned)</w:t>
+            </w:r>
+          </w:p>
+        </w:tc>
+        <w:tc>
+          <w:tcPr>
+            <w:tcW w:w="1596" w:type="dxa"/>
+          </w:tcPr>
+          <w:p>
+            <w:pPr>
+              <w:spacing w:line="480" w:lineRule="auto"/>
+              <w:rPr>
+                <w:rFonts w:ascii="Times New Roman" w:hAnsi="Times New Roman"/>
+              </w:rPr>
+            </w:pPr>
+            <w:r>
+              <w:rPr>
+                <w:rFonts w:ascii="Times New Roman" w:hAnsi="Times New Roman"/>
+              </w:rPr>
+              <w:t>0.999635</w:t>
+            </w:r>
+          </w:p>
+        </w:tc>
+        <w:tc>
+          <w:tcPr>
+            <w:tcW w:w="1596" w:type="dxa"/>
+          </w:tcPr>
+          <w:p>
+            <w:pPr>
+              <w:spacing w:line="480" w:lineRule="auto"/>
+              <w:rPr>
+                <w:rFonts w:ascii="Times New Roman" w:hAnsi="Times New Roman"/>
+              </w:rPr>
+            </w:pPr>
+            <w:r>
+              <w:rPr>
+                <w:rFonts w:ascii="Times New Roman" w:hAnsi="Times New Roman"/>
+              </w:rPr>
+              <w:t>0.997429</w:t>
+            </w:r>
+          </w:p>
+        </w:tc>
+        <w:tc>
+          <w:tcPr>
+            <w:tcW w:w="1596" w:type="dxa"/>
+          </w:tcPr>
+          <w:p>
+            <w:pPr>
+              <w:spacing w:line="480" w:lineRule="auto"/>
+              <w:rPr>
+                <w:rFonts w:ascii="Times New Roman" w:hAnsi="Times New Roman"/>
+              </w:rPr>
+            </w:pPr>
+            <w:r>
+              <w:rPr>
+                <w:rFonts w:ascii="Times New Roman" w:hAnsi="Times New Roman"/>
+              </w:rPr>
+              <w:t>0.191835</w:t>
+            </w:r>
+          </w:p>
+        </w:tc>
+        <w:tc>
+          <w:tcPr>
+            <w:tcW w:w="1596" w:type="dxa"/>
+          </w:tcPr>
+          <w:p>
+            <w:pPr>
+              <w:spacing w:line="480" w:lineRule="auto"/>
+              <w:rPr>
+                <w:rFonts w:ascii="Times New Roman" w:hAnsi="Times New Roman"/>
+              </w:rPr>
+            </w:pPr>
+            <w:r>
+              <w:rPr>
+                <w:rFonts w:ascii="Times New Roman" w:hAnsi="Times New Roman"/>
+              </w:rPr>
+              <w:t>0.517695</w:t>
+            </w:r>
+          </w:p>
+        </w:tc>
+        <w:tc>
+          <w:tcPr>
+            <w:tcW w:w="1596" w:type="dxa"/>
+          </w:tcPr>
+          <w:p>
+            <w:pPr>
+              <w:spacing w:line="480" w:lineRule="auto"/>
+              <w:rPr>
+                <w:rFonts w:ascii="Times New Roman" w:hAnsi="Times New Roman"/>
+              </w:rPr>
+            </w:pPr>
+            <w:r>
+              <w:rPr>
+                <w:rFonts w:ascii="Times New Roman" w:hAnsi="Times New Roman"/>
+              </w:rPr>
+              <w:t>Tuned</w:t>
+            </w:r>
+          </w:p>
+        </w:tc>
+      </w:tr>
+      <w:tr>
+        <w:tc>
+          <w:tcPr>
+            <w:tcW w:w="1596" w:type="dxa"/>
+          </w:tcPr>
+          <w:p>
+            <w:pPr>
+              <w:spacing w:line="480" w:lineRule="auto"/>
+              <w:rPr>
+                <w:rFonts w:ascii="Times New Roman" w:hAnsi="Times New Roman"/>
+              </w:rPr>
+            </w:pPr>
+            <w:r>
+              <w:rPr>
+                <w:rFonts w:ascii="Times New Roman" w:hAnsi="Times New Roman"/>
+              </w:rPr>
+              <w:t>Decision Tree</w:t>
+            </w:r>
+          </w:p>
+        </w:tc>
+        <w:tc>
+          <w:tcPr>
+            <w:tcW w:w="1596" w:type="dxa"/>
+          </w:tcPr>
+          <w:p>
+            <w:pPr>
+              <w:spacing w:line="480" w:lineRule="auto"/>
+              <w:rPr>
+                <w:rFonts w:ascii="Times New Roman" w:hAnsi="Times New Roman"/>
+              </w:rPr>
+            </w:pPr>
+            <w:r>
+              <w:rPr>
+                <w:rFonts w:ascii="Times New Roman" w:hAnsi="Times New Roman"/>
+              </w:rPr>
+              <w:t>0.999714</w:t>
+            </w:r>
+          </w:p>
+        </w:tc>
+        <w:tc>
+          <w:tcPr>
+            <w:tcW w:w="1596" w:type="dxa"/>
+          </w:tcPr>
+          <w:p>
+            <w:pPr>
+              <w:spacing w:line="480" w:lineRule="auto"/>
+              <w:rPr>
+                <w:rFonts w:ascii="Times New Roman" w:hAnsi="Times New Roman"/>
+              </w:rPr>
+            </w:pPr>
+            <w:r>
+              <w:rPr>
+                <w:rFonts w:ascii="Times New Roman" w:hAnsi="Times New Roman"/>
+              </w:rPr>
+              <w:t>0.995826</w:t>
+            </w:r>
+          </w:p>
+        </w:tc>
+        <w:tc>
+          <w:tcPr>
+            <w:tcW w:w="1596" w:type="dxa"/>
+          </w:tcPr>
+          <w:p>
+            <w:pPr>
+              <w:spacing w:line="480" w:lineRule="auto"/>
+              <w:rPr>
+                <w:rFonts w:ascii="Times New Roman" w:hAnsi="Times New Roman"/>
+              </w:rPr>
+            </w:pPr>
+            <w:r>
+              <w:rPr>
+                <w:rFonts w:ascii="Times New Roman" w:hAnsi="Times New Roman"/>
+              </w:rPr>
+              <w:t>0.170031</w:t>
+            </w:r>
+          </w:p>
+        </w:tc>
+        <w:tc>
+          <w:tcPr>
+            <w:tcW w:w="1596" w:type="dxa"/>
+          </w:tcPr>
+          <w:p>
+            <w:pPr>
+              <w:spacing w:line="480" w:lineRule="auto"/>
+              <w:rPr>
+                <w:rFonts w:ascii="Times New Roman" w:hAnsi="Times New Roman"/>
+              </w:rPr>
+            </w:pPr>
+            <w:r>
+              <w:rPr>
+                <w:rFonts w:ascii="Times New Roman" w:hAnsi="Times New Roman"/>
+              </w:rPr>
+              <w:t>0.659559</w:t>
+            </w:r>
+          </w:p>
+        </w:tc>
+        <w:tc>
+          <w:tcPr>
+            <w:tcW w:w="1596" w:type="dxa"/>
+          </w:tcPr>
+          <w:p>
+            <w:pPr>
+              <w:spacing w:line="480" w:lineRule="auto"/>
+              <w:rPr>
+                <w:rFonts w:ascii="Times New Roman" w:hAnsi="Times New Roman"/>
+              </w:rPr>
+            </w:pPr>
+            <w:r>
+              <w:rPr>
+                <w:rFonts w:ascii="Times New Roman" w:hAnsi="Times New Roman"/>
+              </w:rPr>
+              <w:t>Default</w:t>
+            </w:r>
+          </w:p>
+        </w:tc>
+      </w:tr>
+      <w:tr>
+        <w:tc>
+          <w:tcPr>
+            <w:tcW w:w="1596" w:type="dxa"/>
+          </w:tcPr>
+          <w:p>
+            <w:pPr>
+              <w:spacing w:line="480" w:lineRule="auto"/>
+              <w:rPr>
+                <w:rFonts w:ascii="Times New Roman" w:hAnsi="Times New Roman"/>
+              </w:rPr>
+            </w:pPr>
+            <w:r>
+              <w:rPr>
+                <w:rFonts w:ascii="Times New Roman" w:hAnsi="Times New Roman"/>
+              </w:rPr>
+              <w:t>Linear Regression (scaled)</w:t>
+            </w:r>
+          </w:p>
+        </w:tc>
+        <w:tc>
+          <w:tcPr>
+            <w:tcW w:w="1596" w:type="dxa"/>
+          </w:tcPr>
+          <w:p>
+            <w:pPr>
+              <w:spacing w:line="480" w:lineRule="auto"/>
+              <w:rPr>
+                <w:rFonts w:ascii="Times New Roman" w:hAnsi="Times New Roman"/>
+              </w:rPr>
+            </w:pPr>
+            <w:r>
+              <w:rPr>
+                <w:rFonts w:ascii="Times New Roman" w:hAnsi="Times New Roman"/>
+              </w:rPr>
+              <w:t>0.947902</w:t>
+            </w:r>
+          </w:p>
+        </w:tc>
+        <w:tc>
+          <w:tcPr>
+            <w:tcW w:w="1596" w:type="dxa"/>
+          </w:tcPr>
+          <w:p>
+            <w:pPr>
+              <w:spacing w:line="480" w:lineRule="auto"/>
+              <w:rPr>
+                <w:rFonts w:ascii="Times New Roman" w:hAnsi="Times New Roman"/>
+              </w:rPr>
+            </w:pPr>
+            <w:r>
+              <w:rPr>
+                <w:rFonts w:ascii="Times New Roman" w:hAnsi="Times New Roman"/>
+              </w:rPr>
+              <w:t>0.948760</w:t>
+            </w:r>
+          </w:p>
+        </w:tc>
+        <w:tc>
+          <w:tcPr>
+            <w:tcW w:w="1596" w:type="dxa"/>
+          </w:tcPr>
+          <w:p>
+            <w:pPr>
+              <w:spacing w:line="480" w:lineRule="auto"/>
+              <w:rPr>
+                <w:rFonts w:ascii="Times New Roman" w:hAnsi="Times New Roman"/>
+              </w:rPr>
+            </w:pPr>
+            <w:r>
+              <w:rPr>
+                <w:rFonts w:ascii="Times New Roman" w:hAnsi="Times New Roman"/>
+              </w:rPr>
+              <w:t>2.293011</w:t>
+            </w:r>
+          </w:p>
+        </w:tc>
+        <w:tc>
+          <w:tcPr>
+            <w:tcW w:w="1596" w:type="dxa"/>
+          </w:tcPr>
+          <w:p>
+            <w:pPr>
+              <w:spacing w:line="480" w:lineRule="auto"/>
+              <w:rPr>
+                <w:rFonts w:ascii="Times New Roman" w:hAnsi="Times New Roman"/>
+              </w:rPr>
+            </w:pPr>
+            <w:r>
+              <w:rPr>
+                <w:rFonts w:ascii="Times New Roman" w:hAnsi="Times New Roman"/>
+              </w:rPr>
+              <w:t>2.311020</w:t>
+            </w:r>
+          </w:p>
+        </w:tc>
+        <w:tc>
+          <w:tcPr>
+            <w:tcW w:w="1596" w:type="dxa"/>
+          </w:tcPr>
+          <w:p>
+            <w:pPr>
+              <w:spacing w:line="480" w:lineRule="auto"/>
+              <w:rPr>
+                <w:rFonts w:ascii="Times New Roman" w:hAnsi="Times New Roman"/>
+              </w:rPr>
+            </w:pPr>
+            <w:r>
+              <w:rPr>
+                <w:rFonts w:ascii="Times New Roman" w:hAnsi="Times New Roman"/>
+              </w:rPr>
+              <w:t>Default</w:t>
+            </w:r>
+          </w:p>
+        </w:tc>
+      </w:tr>
+      <w:tr>
+        <w:tc>
+          <w:tcPr>
+            <w:tcW w:w="1596" w:type="dxa"/>
+          </w:tcPr>
+          <w:p>
+            <w:pPr>
+              <w:spacing w:line="480" w:lineRule="auto"/>
+              <w:rPr>
+                <w:rFonts w:ascii="Times New Roman" w:hAnsi="Times New Roman"/>
+              </w:rPr>
+            </w:pPr>
+            <w:r>
+              <w:rPr>
+                <w:rFonts w:ascii="Times New Roman" w:hAnsi="Times New Roman"/>
+              </w:rPr>
+              <w:t>Linear Regression (unscaled)</w:t>
+            </w:r>
+          </w:p>
+        </w:tc>
+        <w:tc>
+          <w:tcPr>
+            <w:tcW w:w="1596" w:type="dxa"/>
+          </w:tcPr>
+          <w:p>
+            <w:pPr>
+              <w:spacing w:line="480" w:lineRule="auto"/>
+              <w:rPr>
+                <w:rFonts w:ascii="Times New Roman" w:hAnsi="Times New Roman"/>
+              </w:rPr>
+            </w:pPr>
+            <w:r>
+              <w:rPr>
+                <w:rFonts w:ascii="Times New Roman" w:hAnsi="Times New Roman"/>
+              </w:rPr>
+              <w:t xml:space="preserve">0. </w:t>
+            </w:r>
+            <w:r>
+              <w:rPr>
+                <w:rFonts w:ascii="Times New Roman" w:hAnsi="Times New Roman"/>
+              </w:rPr>
+              <w:t>947902</w:t>
+            </w:r>
+          </w:p>
+        </w:tc>
+        <w:tc>
+          <w:tcPr>
+            <w:tcW w:w="1596" w:type="dxa"/>
+          </w:tcPr>
+          <w:p>
+            <w:pPr>
+              <w:spacing w:line="480" w:lineRule="auto"/>
+              <w:rPr>
+                <w:rFonts w:ascii="Times New Roman" w:hAnsi="Times New Roman"/>
+              </w:rPr>
+            </w:pPr>
+            <w:r>
+              <w:rPr>
+                <w:rFonts w:ascii="Times New Roman" w:hAnsi="Times New Roman"/>
+              </w:rPr>
+              <w:t>0.948760</w:t>
+            </w:r>
+          </w:p>
+        </w:tc>
+        <w:tc>
+          <w:tcPr>
+            <w:tcW w:w="1596" w:type="dxa"/>
+          </w:tcPr>
+          <w:p>
+            <w:pPr>
+              <w:spacing w:line="480" w:lineRule="auto"/>
+              <w:rPr>
+                <w:rFonts w:ascii="Times New Roman" w:hAnsi="Times New Roman"/>
+              </w:rPr>
+            </w:pPr>
+            <w:r>
+              <w:rPr>
+                <w:rFonts w:ascii="Times New Roman" w:hAnsi="Times New Roman"/>
+              </w:rPr>
+              <w:t>2.293011</w:t>
+            </w:r>
+          </w:p>
+        </w:tc>
+        <w:tc>
+          <w:tcPr>
+            <w:tcW w:w="1596" w:type="dxa"/>
+          </w:tcPr>
+          <w:p>
+            <w:pPr>
+              <w:spacing w:line="480" w:lineRule="auto"/>
+              <w:rPr>
+                <w:rFonts w:ascii="Times New Roman" w:hAnsi="Times New Roman"/>
+              </w:rPr>
+            </w:pPr>
+            <w:r>
+              <w:rPr>
+                <w:rFonts w:ascii="Times New Roman" w:hAnsi="Times New Roman"/>
+              </w:rPr>
+              <w:t>2.311020</w:t>
+            </w:r>
+          </w:p>
+        </w:tc>
+        <w:tc>
+          <w:tcPr>
+            <w:tcW w:w="1596" w:type="dxa"/>
+          </w:tcPr>
+          <w:p>
+            <w:pPr>
+              <w:spacing w:line="480" w:lineRule="auto"/>
+              <w:rPr>
+                <w:rFonts w:ascii="Times New Roman" w:hAnsi="Times New Roman"/>
+              </w:rPr>
+            </w:pPr>
+            <w:r>
+              <w:rPr>
+                <w:rFonts w:ascii="Times New Roman" w:hAnsi="Times New Roman"/>
+              </w:rPr>
+              <w:t>Default</w:t>
+            </w:r>
+          </w:p>
+        </w:tc>
+      </w:tr>
+      <w:tr>
+        <w:tc>
+          <w:tcPr>
+            <w:tcW w:w="1596" w:type="dxa"/>
+          </w:tcPr>
+          <w:p>
+            <w:pPr>
+              <w:spacing w:line="480" w:lineRule="auto"/>
+              <w:rPr>
+                <w:rFonts w:ascii="Times New Roman" w:hAnsi="Times New Roman"/>
+              </w:rPr>
+            </w:pPr>
+            <w:r>
+              <w:rPr>
+                <w:rFonts w:ascii="Times New Roman" w:hAnsi="Times New Roman"/>
+              </w:rPr>
+              <w:t>Ridge Regression (tuned)</w:t>
+            </w:r>
+          </w:p>
+        </w:tc>
+        <w:tc>
+          <w:tcPr>
+            <w:tcW w:w="1596" w:type="dxa"/>
+          </w:tcPr>
+          <w:p>
+            <w:pPr>
+              <w:spacing w:line="480" w:lineRule="auto"/>
+              <w:rPr>
+                <w:rFonts w:ascii="Times New Roman" w:hAnsi="Times New Roman"/>
+              </w:rPr>
+            </w:pPr>
+            <w:r>
+              <w:rPr>
+                <w:rFonts w:ascii="Times New Roman" w:hAnsi="Times New Roman"/>
+              </w:rPr>
+              <w:t>0.947878</w:t>
+            </w:r>
+          </w:p>
+        </w:tc>
+        <w:tc>
+          <w:tcPr>
+            <w:tcW w:w="1596" w:type="dxa"/>
+          </w:tcPr>
+          <w:p>
+            <w:pPr>
+              <w:spacing w:line="480" w:lineRule="auto"/>
+              <w:rPr>
+                <w:rFonts w:ascii="Times New Roman" w:hAnsi="Times New Roman"/>
+              </w:rPr>
+            </w:pPr>
+            <w:r>
+              <w:rPr>
+                <w:rFonts w:ascii="Times New Roman" w:hAnsi="Times New Roman"/>
+              </w:rPr>
+              <w:t>0.948542</w:t>
+            </w:r>
+          </w:p>
+        </w:tc>
+        <w:tc>
+          <w:tcPr>
+            <w:tcW w:w="1596" w:type="dxa"/>
+          </w:tcPr>
+          <w:p>
+            <w:pPr>
+              <w:spacing w:line="480" w:lineRule="auto"/>
+              <w:rPr>
+                <w:rFonts w:ascii="Times New Roman" w:hAnsi="Times New Roman"/>
+              </w:rPr>
+            </w:pPr>
+            <w:r>
+              <w:rPr>
+                <w:rFonts w:ascii="Times New Roman" w:hAnsi="Times New Roman"/>
+              </w:rPr>
+              <w:t>2.293542</w:t>
+            </w:r>
+          </w:p>
+        </w:tc>
+        <w:tc>
+          <w:tcPr>
+            <w:tcW w:w="1596" w:type="dxa"/>
+          </w:tcPr>
+          <w:p>
+            <w:pPr>
+              <w:spacing w:line="480" w:lineRule="auto"/>
+              <w:rPr>
+                <w:rFonts w:ascii="Times New Roman" w:hAnsi="Times New Roman"/>
+              </w:rPr>
+            </w:pPr>
+            <w:r>
+              <w:rPr>
+                <w:rFonts w:ascii="Times New Roman" w:hAnsi="Times New Roman"/>
+              </w:rPr>
+              <w:t>2.315944</w:t>
+            </w:r>
+          </w:p>
+        </w:tc>
+        <w:tc>
+          <w:tcPr>
+            <w:tcW w:w="1596" w:type="dxa"/>
+          </w:tcPr>
+          <w:p>
+            <w:pPr>
+              <w:spacing w:line="480" w:lineRule="auto"/>
+              <w:rPr>
+                <w:rFonts w:ascii="Times New Roman" w:hAnsi="Times New Roman"/>
+              </w:rPr>
+            </w:pPr>
+            <w:r>
+              <w:rPr>
+                <w:rFonts w:ascii="Times New Roman" w:hAnsi="Times New Roman"/>
+              </w:rPr>
+              <w:t>Tuned</w:t>
+            </w:r>
+          </w:p>
+        </w:tc>
+      </w:tr>
+      <w:tr>
+        <w:tc>
+          <w:tcPr>
+            <w:tcW w:w="1596" w:type="dxa"/>
+          </w:tcPr>
+          <w:p>
+            <w:pPr>
+              <w:spacing w:line="480" w:lineRule="auto"/>
+              <w:rPr>
+                <w:rFonts w:ascii="Times New Roman" w:hAnsi="Times New Roman"/>
+              </w:rPr>
+            </w:pPr>
+            <w:r>
+              <w:rPr>
+                <w:rFonts w:ascii="Times New Roman" w:hAnsi="Times New Roman"/>
+              </w:rPr>
+              <w:t>Ridge Regression</w:t>
+            </w:r>
+          </w:p>
+        </w:tc>
+        <w:tc>
+          <w:tcPr>
+            <w:tcW w:w="1596" w:type="dxa"/>
+          </w:tcPr>
+          <w:p>
+            <w:pPr>
+              <w:spacing w:line="480" w:lineRule="auto"/>
+              <w:rPr>
+                <w:rFonts w:ascii="Times New Roman" w:hAnsi="Times New Roman"/>
+              </w:rPr>
+            </w:pPr>
+            <w:r>
+              <w:rPr>
+                <w:rFonts w:ascii="Times New Roman" w:hAnsi="Times New Roman"/>
+              </w:rPr>
+              <w:t>0.927795</w:t>
+            </w:r>
+          </w:p>
+        </w:tc>
+        <w:tc>
+          <w:tcPr>
+            <w:tcW w:w="1596" w:type="dxa"/>
+          </w:tcPr>
+          <w:p>
+            <w:pPr>
+              <w:spacing w:line="480" w:lineRule="auto"/>
+              <w:rPr>
+                <w:rFonts w:ascii="Times New Roman" w:hAnsi="Times New Roman"/>
+              </w:rPr>
+            </w:pPr>
+            <w:r>
+              <w:rPr>
+                <w:rFonts w:ascii="Times New Roman" w:hAnsi="Times New Roman"/>
+              </w:rPr>
+              <w:t>0.923850</w:t>
+            </w:r>
+          </w:p>
+        </w:tc>
+        <w:tc>
+          <w:tcPr>
+            <w:tcW w:w="1596" w:type="dxa"/>
+          </w:tcPr>
+          <w:p>
+            <w:pPr>
+              <w:spacing w:line="480" w:lineRule="auto"/>
+              <w:rPr>
+                <w:rFonts w:ascii="Times New Roman" w:hAnsi="Times New Roman"/>
+              </w:rPr>
+            </w:pPr>
+            <w:r>
+              <w:rPr>
+                <w:rFonts w:ascii="Times New Roman" w:hAnsi="Times New Roman"/>
+              </w:rPr>
+              <w:t>2.699482</w:t>
+            </w:r>
+          </w:p>
+        </w:tc>
+        <w:tc>
+          <w:tcPr>
+            <w:tcW w:w="1596" w:type="dxa"/>
+          </w:tcPr>
+          <w:p>
+            <w:pPr>
+              <w:spacing w:line="480" w:lineRule="auto"/>
+              <w:rPr>
+                <w:rFonts w:ascii="Times New Roman" w:hAnsi="Times New Roman"/>
+              </w:rPr>
+            </w:pPr>
+            <w:r>
+              <w:rPr>
+                <w:rFonts w:ascii="Times New Roman" w:hAnsi="Times New Roman"/>
+              </w:rPr>
+              <w:t>2.817318</w:t>
+            </w:r>
+          </w:p>
+        </w:tc>
+        <w:tc>
+          <w:tcPr>
+            <w:tcW w:w="1596" w:type="dxa"/>
+          </w:tcPr>
+          <w:p>
+            <w:pPr>
+              <w:spacing w:line="480" w:lineRule="auto"/>
+              <w:rPr>
+                <w:rFonts w:ascii="Times New Roman" w:hAnsi="Times New Roman"/>
+              </w:rPr>
+            </w:pPr>
+            <w:r>
+              <w:rPr>
+                <w:rFonts w:ascii="Times New Roman" w:hAnsi="Times New Roman"/>
+              </w:rPr>
+              <w:t>Default</w:t>
+            </w:r>
+          </w:p>
+        </w:tc>
+      </w:tr>
+      <w:tr>
+        <w:tc>
+          <w:tcPr>
+            <w:tcW w:w="1596" w:type="dxa"/>
+          </w:tcPr>
+          <w:p>
+            <w:pPr>
+              <w:spacing w:line="480" w:lineRule="auto"/>
+              <w:rPr>
+                <w:rFonts w:ascii="Times New Roman" w:hAnsi="Times New Roman"/>
+              </w:rPr>
+            </w:pPr>
+            <w:r>
+              <w:rPr>
+                <w:rFonts w:ascii="Times New Roman" w:hAnsi="Times New Roman"/>
+              </w:rPr>
+              <w:t>Lasso Regression</w:t>
+            </w:r>
+          </w:p>
+        </w:tc>
+        <w:tc>
+          <w:tcPr>
+            <w:tcW w:w="1596" w:type="dxa"/>
+          </w:tcPr>
+          <w:p>
+            <w:pPr>
+              <w:spacing w:line="480" w:lineRule="auto"/>
+              <w:rPr>
+                <w:rFonts w:ascii="Times New Roman" w:hAnsi="Times New Roman"/>
+              </w:rPr>
+            </w:pPr>
+            <w:r>
+              <w:rPr>
+                <w:rFonts w:ascii="Times New Roman" w:hAnsi="Times New Roman"/>
+              </w:rPr>
+              <w:t>0.926904</w:t>
+            </w:r>
+          </w:p>
+        </w:tc>
+        <w:tc>
+          <w:tcPr>
+            <w:tcW w:w="1596" w:type="dxa"/>
+          </w:tcPr>
+          <w:p>
+            <w:pPr>
+              <w:spacing w:line="480" w:lineRule="auto"/>
+              <w:rPr>
+                <w:rFonts w:ascii="Times New Roman" w:hAnsi="Times New Roman"/>
+              </w:rPr>
+            </w:pPr>
+            <w:r>
+              <w:rPr>
+                <w:rFonts w:ascii="Times New Roman" w:hAnsi="Times New Roman"/>
+              </w:rPr>
+              <w:t>0.922902</w:t>
+            </w:r>
+          </w:p>
+        </w:tc>
+        <w:tc>
+          <w:tcPr>
+            <w:tcW w:w="1596" w:type="dxa"/>
+          </w:tcPr>
+          <w:p>
+            <w:pPr>
+              <w:spacing w:line="480" w:lineRule="auto"/>
+              <w:rPr>
+                <w:rFonts w:ascii="Times New Roman" w:hAnsi="Times New Roman"/>
+              </w:rPr>
+            </w:pPr>
+            <w:r>
+              <w:rPr>
+                <w:rFonts w:ascii="Times New Roman" w:hAnsi="Times New Roman"/>
+              </w:rPr>
+              <w:t>2.716088</w:t>
+            </w:r>
+          </w:p>
+        </w:tc>
+        <w:tc>
+          <w:tcPr>
+            <w:tcW w:w="1596" w:type="dxa"/>
+          </w:tcPr>
+          <w:p>
+            <w:pPr>
+              <w:spacing w:line="480" w:lineRule="auto"/>
+              <w:rPr>
+                <w:rFonts w:ascii="Times New Roman" w:hAnsi="Times New Roman"/>
+              </w:rPr>
+            </w:pPr>
+            <w:r>
+              <w:rPr>
+                <w:rFonts w:ascii="Times New Roman" w:hAnsi="Times New Roman"/>
+              </w:rPr>
+              <w:t>2.834787</w:t>
+            </w:r>
+          </w:p>
+        </w:tc>
+        <w:tc>
+          <w:tcPr>
+            <w:tcW w:w="1596" w:type="dxa"/>
+          </w:tcPr>
+          <w:p>
+            <w:pPr>
+              <w:spacing w:line="480" w:lineRule="auto"/>
+              <w:rPr>
+                <w:rFonts w:ascii="Times New Roman" w:hAnsi="Times New Roman"/>
+              </w:rPr>
+            </w:pPr>
+            <w:r>
+              <w:rPr>
+                <w:rFonts w:ascii="Times New Roman" w:hAnsi="Times New Roman"/>
+              </w:rPr>
+              <w:t>Default</w:t>
+            </w:r>
+          </w:p>
+        </w:tc>
+      </w:tr>
+    </w:tbl>
     <w:p>
       <w:pPr>
         <w:spacing w:line="480" w:lineRule="auto"/>
@@ -2492,114 +5745,6 @@
           <w:rFonts w:ascii="Times New Roman" w:hAnsi="Times New Roman"/>
         </w:rPr>
       </w:pPr>
-      <w:r>
-        <w:rPr>
-          <w:rFonts w:ascii="Times New Roman" w:hAnsi="Times New Roman"/>
-        </w:rPr>
-        <w:tab/>
-      </w:r>
-      <w:r>
-        <w:rPr>
-          <w:rFonts w:ascii="Times New Roman" w:hAnsi="Times New Roman"/>
-        </w:rPr>
-        <w:t xml:space="preserve">The gap between training performance (R² = 0.999190) and test performance </w:t>
-      </w:r>
-      <w:r>
-        <w:rPr>
-          <w:rFonts w:ascii="Times New Roman" w:hAnsi="Times New Roman"/>
-        </w:rPr>
-        <w:t>(</w:t>
-      </w:r>
-      <w:r>
-        <w:rPr>
-          <w:rFonts w:ascii="Times New Roman" w:hAnsi="Times New Roman"/>
-        </w:rPr>
-        <w:t>R² = 0.</w:t>
-      </w:r>
-      <w:r>
-        <w:rPr>
-          <w:rFonts w:ascii="Times New Roman" w:hAnsi="Times New Roman"/>
-        </w:rPr>
-        <w:t xml:space="preserve"> </w:t>
-      </w:r>
-      <w:r>
-        <w:rPr>
-          <w:rFonts w:ascii="Times New Roman" w:hAnsi="Times New Roman"/>
-        </w:rPr>
-        <w:t>998413</w:t>
-      </w:r>
-      <w:r>
-        <w:rPr>
-          <w:rFonts w:ascii="Times New Roman" w:hAnsi="Times New Roman"/>
-        </w:rPr>
-        <w:t xml:space="preserve">) was </w:t>
-      </w:r>
-      <w:r>
-        <w:rPr>
-          <w:rFonts w:ascii="Times New Roman" w:hAnsi="Times New Roman"/>
-        </w:rPr>
-        <w:t xml:space="preserve">minimal, further indicating that the model </w:t>
-      </w:r>
-      <w:r>
-        <w:rPr>
-          <w:rFonts w:ascii="Times New Roman" w:hAnsi="Times New Roman"/>
-        </w:rPr>
-        <w:t>performs</w:t>
-      </w:r>
-      <w:r>
-        <w:rPr>
-          <w:rFonts w:ascii="Times New Roman" w:hAnsi="Times New Roman"/>
-        </w:rPr>
-        <w:t xml:space="preserve"> well </w:t>
-      </w:r>
-      <w:r>
-        <w:rPr>
-          <w:rFonts w:ascii="Times New Roman" w:hAnsi="Times New Roman"/>
-        </w:rPr>
-        <w:t>on</w:t>
-      </w:r>
-      <w:r>
-        <w:rPr>
-          <w:rFonts w:ascii="Times New Roman" w:hAnsi="Times New Roman"/>
-        </w:rPr>
-        <w:t xml:space="preserve"> unseen data. </w:t>
-      </w:r>
-      <w:r>
-        <w:rPr>
-          <w:rFonts w:ascii="Times New Roman" w:hAnsi="Times New Roman"/>
-        </w:rPr>
-        <w:t xml:space="preserve">Tuning the gradient boosted model </w:t>
-      </w:r>
-      <w:r>
-        <w:rPr>
-          <w:rFonts w:ascii="Times New Roman" w:hAnsi="Times New Roman"/>
-        </w:rPr>
-        <w:t>improved performance by 0.000444 R² points</w:t>
-      </w:r>
-      <w:r>
-        <w:rPr>
-          <w:rFonts w:ascii="Times New Roman" w:hAnsi="Times New Roman"/>
-        </w:rPr>
-        <w:t xml:space="preserve"> over the untuned gradient boosted model</w:t>
-      </w:r>
-      <w:r>
-        <w:rPr>
-          <w:rFonts w:ascii="Times New Roman" w:hAnsi="Times New Roman"/>
-        </w:rPr>
-        <w:t xml:space="preserve">, providing a measurable but </w:t>
-      </w:r>
-      <w:r>
-        <w:rPr>
-          <w:rFonts w:ascii="Times New Roman" w:hAnsi="Times New Roman"/>
-        </w:rPr>
-        <w:t>minimal</w:t>
-      </w:r>
-      <w:r>
-        <w:rPr>
-          <w:rFonts w:ascii="Times New Roman" w:hAnsi="Times New Roman"/>
-        </w:rPr>
-        <w:t xml:space="preserve"> gain.</w:t>
-      </w:r>
     </w:p>
     <w:p>
       <w:pPr>
@@ -2618,103 +5763,110 @@
         <w:rPr>
           <w:rFonts w:ascii="Times New Roman" w:hAnsi="Times New Roman"/>
         </w:rPr>
-        <w:t xml:space="preserve">Feature importance analysis revealed that </w:t>
-      </w:r>
-      <w:proofErr w:type="spellStart"/>
-      <w:r>
-        <w:rPr>
-          <w:rFonts w:ascii="Times New Roman" w:hAnsi="Times New Roman"/>
-        </w:rPr>
-        <w:t>height_surface_interaction</w:t>
-      </w:r>
-      <w:proofErr w:type="spellEnd"/>
-      <w:r>
-        <w:rPr>
-          <w:rFonts w:ascii="Times New Roman" w:hAnsi="Times New Roman"/>
-        </w:rPr>
-        <w:t xml:space="preserve"> was the most influential predictor, with an importance score of 0.</w:t>
-      </w:r>
-      <w:r>
-        <w:rPr>
-          <w:rFonts w:ascii="Times New Roman" w:hAnsi="Times New Roman"/>
-        </w:rPr>
-        <w:t>909560</w:t>
-      </w:r>
-      <w:r>
-        <w:rPr>
-          <w:rFonts w:ascii="Times New Roman" w:hAnsi="Times New Roman"/>
-        </w:rPr>
-        <w:t xml:space="preserve">. This indicates that the relationship between surface area and </w:t>
-      </w:r>
-      <w:r>
-        <w:rPr>
-          <w:rFonts w:ascii="Times New Roman" w:hAnsi="Times New Roman"/>
-        </w:rPr>
-        <w:t>height</w:t>
-      </w:r>
-      <w:r>
-        <w:rPr>
-          <w:rFonts w:ascii="Times New Roman" w:hAnsi="Times New Roman"/>
-        </w:rPr>
-        <w:t xml:space="preserve"> plays a dominant role in determining heating load. The second most important feature, </w:t>
-      </w:r>
-      <w:proofErr w:type="spellStart"/>
-      <w:r>
-        <w:rPr>
-          <w:rFonts w:ascii="Times New Roman" w:hAnsi="Times New Roman"/>
-        </w:rPr>
-        <w:t>overall_height</w:t>
-      </w:r>
-      <w:proofErr w:type="spellEnd"/>
-      <w:r>
-        <w:rPr>
-          <w:rFonts w:ascii="Times New Roman" w:hAnsi="Times New Roman"/>
-        </w:rPr>
-        <w:t xml:space="preserve"> (0.</w:t>
-      </w:r>
-      <w:r>
-        <w:rPr>
-          <w:rFonts w:ascii="Times New Roman" w:hAnsi="Times New Roman"/>
-        </w:rPr>
-        <w:t>889154</w:t>
-      </w:r>
-      <w:r>
-        <w:rPr>
-          <w:rFonts w:ascii="Times New Roman" w:hAnsi="Times New Roman"/>
-        </w:rPr>
-        <w:t xml:space="preserve">), suggests that building height significantly affects heat retention and energy efficiency. The third feature, </w:t>
-      </w:r>
-      <w:proofErr w:type="spellStart"/>
-      <w:r>
-        <w:rPr>
-          <w:rFonts w:ascii="Times New Roman" w:hAnsi="Times New Roman"/>
-        </w:rPr>
-        <w:t>roof_area</w:t>
-      </w:r>
-      <w:proofErr w:type="spellEnd"/>
-      <w:r>
-        <w:rPr>
-          <w:rFonts w:ascii="Times New Roman" w:hAnsi="Times New Roman"/>
-        </w:rPr>
-        <w:t xml:space="preserve"> (0.</w:t>
-      </w:r>
-      <w:r>
-        <w:rPr>
-          <w:rFonts w:ascii="Times New Roman" w:hAnsi="Times New Roman"/>
-        </w:rPr>
-        <w:t>863294</w:t>
-      </w:r>
-      <w:r>
-        <w:rPr>
-          <w:rFonts w:ascii="Times New Roman" w:hAnsi="Times New Roman"/>
-        </w:rPr>
-        <w:t>),</w:t>
-      </w:r>
-      <w:r>
-        <w:rPr>
-          <w:rFonts w:ascii="Times New Roman" w:hAnsi="Times New Roman"/>
-        </w:rPr>
-        <w:t xml:space="preserve"> was also a strong predictor of heating load.</w:t>
+        <w:t xml:space="preserve">The gap between training performance (R² = 0.999190) and test performance </w:t>
+      </w:r>
+      <w:r>
+        <w:rPr>
+          <w:rFonts w:ascii="Times New Roman" w:hAnsi="Times New Roman"/>
+        </w:rPr>
+        <w:t>(</w:t>
+      </w:r>
+      <w:r>
+        <w:rPr>
+          <w:rFonts w:ascii="Times New Roman" w:hAnsi="Times New Roman"/>
+        </w:rPr>
+        <w:t>R² = 0.</w:t>
+      </w:r>
+      <w:r>
+        <w:rPr>
+          <w:rFonts w:ascii="Times New Roman" w:hAnsi="Times New Roman"/>
+        </w:rPr>
+        <w:t xml:space="preserve"> </w:t>
+      </w:r>
+      <w:r>
+        <w:rPr>
+          <w:rFonts w:ascii="Times New Roman" w:hAnsi="Times New Roman"/>
+        </w:rPr>
+        <w:t>998413</w:t>
+      </w:r>
+      <w:r>
+        <w:rPr>
+          <w:rFonts w:ascii="Times New Roman" w:hAnsi="Times New Roman"/>
+        </w:rPr>
+        <w:t xml:space="preserve">) was </w:t>
+      </w:r>
+      <w:r>
+        <w:rPr>
+          <w:rFonts w:ascii="Times New Roman" w:hAnsi="Times New Roman"/>
+        </w:rPr>
+        <w:t xml:space="preserve">minimal, further indicating that the model </w:t>
+      </w:r>
+      <w:r>
+        <w:rPr>
+          <w:rFonts w:ascii="Times New Roman" w:hAnsi="Times New Roman"/>
+        </w:rPr>
+        <w:t>performs</w:t>
+      </w:r>
+      <w:r>
+        <w:rPr>
+          <w:rFonts w:ascii="Times New Roman" w:hAnsi="Times New Roman"/>
+        </w:rPr>
+        <w:t xml:space="preserve"> well </w:t>
+      </w:r>
+      <w:r>
+        <w:rPr>
+          <w:rFonts w:ascii="Times New Roman" w:hAnsi="Times New Roman"/>
+        </w:rPr>
+        <w:t>on</w:t>
+      </w:r>
+      <w:r>
+        <w:rPr>
+          <w:rFonts w:ascii="Times New Roman" w:hAnsi="Times New Roman"/>
+        </w:rPr>
+        <w:t xml:space="preserve"> unseen data. </w:t>
+      </w:r>
+      <w:r>
+        <w:rPr>
+          <w:rFonts w:ascii="Times New Roman" w:hAnsi="Times New Roman"/>
+        </w:rPr>
+        <w:t xml:space="preserve">Tuning the </w:t>
+      </w:r>
+      <w:r>
+        <w:rPr>
+          <w:rFonts w:ascii="Times New Roman" w:hAnsi="Times New Roman"/>
+        </w:rPr>
+        <w:lastRenderedPageBreak/>
+        <w:t xml:space="preserve">gradient boosted model </w:t>
+      </w:r>
+      <w:r>
+        <w:rPr>
+          <w:rFonts w:ascii="Times New Roman" w:hAnsi="Times New Roman"/>
+        </w:rPr>
+        <w:t>improved performance by 0.000444 R² points</w:t>
+      </w:r>
+      <w:r>
+        <w:rPr>
+          <w:rFonts w:ascii="Times New Roman" w:hAnsi="Times New Roman"/>
+        </w:rPr>
+        <w:t xml:space="preserve"> over the untuned gradient boosted model</w:t>
+      </w:r>
+      <w:r>
+        <w:rPr>
+          <w:rFonts w:ascii="Times New Roman" w:hAnsi="Times New Roman"/>
+        </w:rPr>
+        <w:t xml:space="preserve">, providing a measurable but </w:t>
+      </w:r>
+      <w:r>
+        <w:rPr>
+          <w:rFonts w:ascii="Times New Roman" w:hAnsi="Times New Roman"/>
+        </w:rPr>
+        <w:t>minimal</w:t>
+      </w:r>
+      <w:r>
+        <w:rPr>
+          <w:rFonts w:ascii="Times New Roman" w:hAnsi="Times New Roman"/>
+        </w:rPr>
+        <w:t xml:space="preserve"> gain.</w:t>
       </w:r>
     </w:p>
     <w:p>
@@ -2728,29 +5880,118 @@
         <w:rPr>
           <w:rFonts w:ascii="Times New Roman" w:hAnsi="Times New Roman"/>
         </w:rPr>
-        <w:lastRenderedPageBreak/>
         <w:tab/>
       </w:r>
       <w:r>
         <w:rPr>
           <w:rFonts w:ascii="Times New Roman" w:hAnsi="Times New Roman"/>
         </w:rPr>
+        <w:t xml:space="preserve">Feature importance analysis revealed that </w:t>
+      </w:r>
+      <w:r>
+        <w:rPr>
+          <w:rFonts w:ascii="Times New Roman" w:hAnsi="Times New Roman"/>
+        </w:rPr>
+        <w:t>height_surface_interaction</w:t>
+      </w:r>
+      <w:r>
+        <w:rPr>
+          <w:rFonts w:ascii="Times New Roman" w:hAnsi="Times New Roman"/>
+        </w:rPr>
+        <w:t xml:space="preserve"> was the most influential predictor, with an importance score of 0.</w:t>
+      </w:r>
+      <w:r>
+        <w:rPr>
+          <w:rFonts w:ascii="Times New Roman" w:hAnsi="Times New Roman"/>
+        </w:rPr>
+        <w:t>909560</w:t>
+      </w:r>
+      <w:r>
+        <w:rPr>
+          <w:rFonts w:ascii="Times New Roman" w:hAnsi="Times New Roman"/>
+        </w:rPr>
+        <w:t xml:space="preserve">. This indicates that the relationship between surface area and </w:t>
+      </w:r>
+      <w:r>
+        <w:rPr>
+          <w:rFonts w:ascii="Times New Roman" w:hAnsi="Times New Roman"/>
+        </w:rPr>
+        <w:t>height</w:t>
+      </w:r>
+      <w:r>
+        <w:rPr>
+          <w:rFonts w:ascii="Times New Roman" w:hAnsi="Times New Roman"/>
+        </w:rPr>
+        <w:t xml:space="preserve"> plays a dominant role in determining heating load. The second most important feature, overall_height (0.</w:t>
+      </w:r>
+      <w:r>
+        <w:rPr>
+          <w:rFonts w:ascii="Times New Roman" w:hAnsi="Times New Roman"/>
+        </w:rPr>
+        <w:t>889154</w:t>
+      </w:r>
+      <w:r>
+        <w:rPr>
+          <w:rFonts w:ascii="Times New Roman" w:hAnsi="Times New Roman"/>
+        </w:rPr>
+        <w:t xml:space="preserve">), suggests that building height significantly affects heat retention and energy efficiency. The third feature, </w:t>
+      </w:r>
+      <w:r>
+        <w:rPr>
+          <w:rFonts w:ascii="Times New Roman" w:hAnsi="Times New Roman"/>
+        </w:rPr>
+        <w:t>roof_area</w:t>
+      </w:r>
+      <w:r>
+        <w:rPr>
+          <w:rFonts w:ascii="Times New Roman" w:hAnsi="Times New Roman"/>
+        </w:rPr>
+        <w:t xml:space="preserve"> (0.</w:t>
+      </w:r>
+      <w:r>
+        <w:rPr>
+          <w:rFonts w:ascii="Times New Roman" w:hAnsi="Times New Roman"/>
+        </w:rPr>
+        <w:t>863294</w:t>
+      </w:r>
+      <w:r>
+        <w:rPr>
+          <w:rFonts w:ascii="Times New Roman" w:hAnsi="Times New Roman"/>
+        </w:rPr>
+        <w:t>),</w:t>
+      </w:r>
+      <w:r>
+        <w:rPr>
+          <w:rFonts w:ascii="Times New Roman" w:hAnsi="Times New Roman"/>
+        </w:rPr>
+        <w:t xml:space="preserve"> was also a strong predictor of heating load.</w:t>
+      </w:r>
+    </w:p>
+    <w:p>
+      <w:pPr>
+        <w:spacing w:line="480" w:lineRule="auto"/>
+        <w:rPr>
+          <w:rFonts w:ascii="Times New Roman" w:hAnsi="Times New Roman"/>
+        </w:rPr>
+      </w:pPr>
+      <w:r>
+        <w:rPr>
+          <w:rFonts w:ascii="Times New Roman" w:hAnsi="Times New Roman"/>
+        </w:rPr>
+        <w:tab/>
+      </w:r>
+      <w:r>
+        <w:rPr>
+          <w:rFonts w:ascii="Times New Roman" w:hAnsi="Times New Roman"/>
+        </w:rPr>
         <w:t xml:space="preserve">These findings provide meaningful insights into the factors </w:t>
       </w:r>
       <w:r>
         <w:rPr>
           <w:rFonts w:ascii="Times New Roman" w:hAnsi="Times New Roman"/>
         </w:rPr>
-        <w:t xml:space="preserve">that affect heating </w:t>
-      </w:r>
-      <w:proofErr w:type="gramStart"/>
-      <w:r>
-        <w:rPr>
-          <w:rFonts w:ascii="Times New Roman" w:hAnsi="Times New Roman"/>
-        </w:rPr>
-        <w:t>load</w:t>
-      </w:r>
-      <w:proofErr w:type="gramEnd"/>
+        <w:t>that affect heating load</w:t>
+      </w:r>
       <w:r>
         <w:rPr>
           <w:rFonts w:ascii="Times New Roman" w:hAnsi="Times New Roman"/>
@@ -2923,7 +6164,14 @@
         <w:rPr>
           <w:rFonts w:ascii="Times New Roman" w:hAnsi="Times New Roman"/>
         </w:rPr>
-        <w:t xml:space="preserve">) and strongly influences heat loss. Designing buildings with more compact shapes and balanced surface distribution can reduce heating requirements. Second, managing overall building height is important, as it directly impacts heat retention. Adjusting height in conjunction with surface </w:t>
+        <w:t xml:space="preserve">) and strongly influences heat loss. Designing buildings with more compact shapes and balanced surface distribution can reduce heating requirements. Second, </w:t>
+      </w:r>
+      <w:r>
+        <w:rPr>
+          <w:rFonts w:ascii="Times New Roman" w:hAnsi="Times New Roman"/>
+        </w:rPr>
+        <w:lastRenderedPageBreak/>
+        <w:t xml:space="preserve">managing overall building height is important, as it directly impacts heat retention. Adjusting height in conjunction with surface </w:t>
       </w:r>
       <w:r>
         <w:rPr>
@@ -3003,14 +6251,7 @@
         <w:rPr>
           <w:rFonts w:ascii="Times New Roman" w:hAnsi="Times New Roman"/>
         </w:rPr>
-        <w:t xml:space="preserve">he model assumes that relationships observed in the dataset remain consistent across </w:t>
-      </w:r>
-      <w:r>
-        <w:rPr>
-          <w:rFonts w:ascii="Times New Roman" w:hAnsi="Times New Roman"/>
-        </w:rPr>
-        <w:lastRenderedPageBreak/>
-        <w:t>different geographic and architectural contexts, which may not always be the case.</w:t>
+        <w:t>he model assumes that relationships observed in the dataset remain consistent across different geographic and architectural contexts, which may not always be the case.</w:t>
       </w:r>
       <w:r>
         <w:rPr>
@@ -3089,21 +6330,8 @@
           <w:rFonts w:hint="eastAsia"/>
         </w:rPr>
       </w:pPr>
-      <w:proofErr w:type="spellStart"/>
-      <w:r>
-        <w:t>Tsanas</w:t>
-      </w:r>
-      <w:proofErr w:type="spellEnd"/>
-      <w:r>
-        <w:t xml:space="preserve">, A. &amp; </w:t>
-      </w:r>
-      <w:proofErr w:type="spellStart"/>
-      <w:r>
-        <w:t>Xifara</w:t>
-      </w:r>
-      <w:proofErr w:type="spellEnd"/>
-      <w:r>
-        <w:t>, A. (2012). Energy Efficiency [Dataset]. UCI Machine Learning Repository. https://doi.org/10.24432/C51307.</w:t>
+      <w:r>
+        <w:t>Tsanas, A. &amp; Xifara, A. (2012). Energy Efficiency [Dataset]. UCI Machine Learning Repository. https://doi.org/10.24432/C51307.</w:t>
       </w:r>
     </w:p>
     <w:sectPr>
@@ -3781,7 +7009,6 @@
   <w:style w:type="character" w:default="1" w:styleId="DefaultParagraphFont">
     <w:name w:val="Default Paragraph Font"/>
     <w:uiPriority w:val="1"/>
-    <w:semiHidden/>
     <w:unhideWhenUsed/>
   </w:style>
   <w:style w:type="table" w:default="1" w:styleId="TableNormal">

--- a/reports/Team03_Final_Report.docx
+++ b/reports/Team03_Final_Report.docx
@@ -5302,13 +5302,7 @@
               <w:rPr>
                 <w:rFonts w:ascii="Times New Roman" w:hAnsi="Times New Roman"/>
               </w:rPr>
-              <w:t xml:space="preserve">0. </w:t>
-            </w:r>
-            <w:r>
-              <w:rPr>
-                <w:rFonts w:ascii="Times New Roman" w:hAnsi="Times New Roman"/>
-              </w:rPr>
-              <w:t>947902</w:t>
+              <w:t>0. 947902</w:t>
             </w:r>
           </w:p>
         </w:tc>
@@ -5977,6 +5971,68 @@
       <w:r>
         <w:rPr>
           <w:rFonts w:ascii="Times New Roman" w:hAnsi="Times New Roman"/>
+          <w:noProof/>
+        </w:rPr>
+        <w:drawing>
+          <wp:inline distT="0" distB="0" distL="0" distR="0" wp14:anchorId="1BF898C6" wp14:editId="7F68B9F2">
+            <wp:extent cx="5934075" cy="3248025"/>
+            <wp:effectExtent l="0" t="0" r="0" b="0"/>
+            <wp:docPr id="2083953264" name="Picture 1"/>
+            <wp:cNvGraphicFramePr>
+              <a:graphicFrameLocks xmlns:a="http://schemas.openxmlformats.org/drawingml/2006/main" noChangeAspect="1"/>
+            </wp:cNvGraphicFramePr>
+            <a:graphic xmlns:a="http://schemas.openxmlformats.org/drawingml/2006/main">
+              <a:graphicData uri="http://schemas.openxmlformats.org/drawingml/2006/picture">
+                <pic:pic xmlns:pic="http://schemas.openxmlformats.org/drawingml/2006/picture">
+                  <pic:nvPicPr>
+                    <pic:cNvPr id="0" name="Picture 1"/>
+                    <pic:cNvPicPr>
+                      <a:picLocks noChangeAspect="1" noChangeArrowheads="1"/>
+                    </pic:cNvPicPr>
+                  </pic:nvPicPr>
+                  <pic:blipFill>
+                    <a:blip r:embed="rId9">
+                      <a:extLst>
+                        <a:ext uri="{28A0092B-C50C-407E-A947-70E740481C1C}">
+                          <a14:useLocalDpi xmlns:a14="http://schemas.microsoft.com/office/drawing/2010/main" val="0"/>
+                        </a:ext>
+                      </a:extLst>
+                    </a:blip>
+                    <a:srcRect/>
+                    <a:stretch>
+                      <a:fillRect/>
+                    </a:stretch>
+                  </pic:blipFill>
+                  <pic:spPr bwMode="auto">
+                    <a:xfrm>
+                      <a:off x="0" y="0"/>
+                      <a:ext cx="5934075" cy="3248025"/>
+                    </a:xfrm>
+                    <a:prstGeom prst="rect">
+                      <a:avLst/>
+                    </a:prstGeom>
+                    <a:noFill/>
+                    <a:ln>
+                      <a:noFill/>
+                    </a:ln>
+                  </pic:spPr>
+                </pic:pic>
+              </a:graphicData>
+            </a:graphic>
+          </wp:inline>
+        </w:drawing>
+      </w:r>
+    </w:p>
+    <w:p>
+      <w:pPr>
+        <w:spacing w:line="480" w:lineRule="auto"/>
+        <w:rPr>
+          <w:rFonts w:ascii="Times New Roman" w:hAnsi="Times New Roman"/>
+        </w:rPr>
+      </w:pPr>
+      <w:r>
+        <w:rPr>
+          <w:rFonts w:ascii="Times New Roman" w:hAnsi="Times New Roman"/>
         </w:rPr>
         <w:tab/>
       </w:r>
@@ -6065,6 +6121,7 @@
         <w:rPr>
           <w:rFonts w:ascii="Times New Roman" w:hAnsi="Times New Roman"/>
         </w:rPr>
+        <w:lastRenderedPageBreak/>
         <w:tab/>
       </w:r>
       <w:r>
@@ -6164,14 +6221,7 @@
         <w:rPr>
           <w:rFonts w:ascii="Times New Roman" w:hAnsi="Times New Roman"/>
         </w:rPr>
-        <w:t xml:space="preserve">) and strongly influences heat loss. Designing buildings with more compact shapes and balanced surface distribution can reduce heating requirements. Second, </w:t>
-      </w:r>
-      <w:r>
-        <w:rPr>
-          <w:rFonts w:ascii="Times New Roman" w:hAnsi="Times New Roman"/>
-        </w:rPr>
-        <w:lastRenderedPageBreak/>
-        <w:t xml:space="preserve">managing overall building height is important, as it directly impacts heat retention. Adjusting height in conjunction with surface </w:t>
+        <w:t xml:space="preserve">) and strongly influences heat loss. Designing buildings with more compact shapes and balanced surface distribution can reduce heating requirements. Second, managing overall building height is important, as it directly impacts heat retention. Adjusting height in conjunction with surface </w:t>
       </w:r>
       <w:r>
         <w:rPr>
@@ -6301,7 +6351,14 @@
         <w:rPr>
           <w:rFonts w:ascii="Times New Roman" w:hAnsi="Times New Roman"/>
         </w:rPr>
-        <w:t xml:space="preserve"> usefulness of models, and in conjunction with data pertaining to construction material and local energy costs, could be a powerful tool in leveraging initial construction costs versus long-term energy expenditure costs when designing residential buildings.</w:t>
+        <w:t xml:space="preserve"> usefulness of models, and in conjunction </w:t>
+      </w:r>
+      <w:r>
+        <w:rPr>
+          <w:rFonts w:ascii="Times New Roman" w:hAnsi="Times New Roman"/>
+        </w:rPr>
+        <w:lastRenderedPageBreak/>
+        <w:t>with data pertaining to construction material and local energy costs, could be a powerful tool in leveraging initial construction costs versus long-term energy expenditure costs when designing residential buildings.</w:t>
       </w:r>
     </w:p>
     <w:p>
@@ -6335,7 +6392,7 @@
       </w:r>
     </w:p>
     <w:sectPr>
-      <w:headerReference w:type="default" r:id="rId9"/>
+      <w:headerReference w:type="default" r:id="rId10"/>
       <w:pgSz w:w="12240" w:h="15840"/>
       <w:pgMar w:top="1284" w:right="1440" w:bottom="1440" w:left="1440" w:header="720" w:footer="0" w:gutter="0"/>
       <w:cols w:space="720"/>
@@ -7009,6 +7066,7 @@
   <w:style w:type="character" w:default="1" w:styleId="DefaultParagraphFont">
     <w:name w:val="Default Paragraph Font"/>
     <w:uiPriority w:val="1"/>
+    <w:semiHidden/>
     <w:unhideWhenUsed/>
   </w:style>
   <w:style w:type="table" w:default="1" w:styleId="TableNormal">
